--- a/docs/audit/FE-00_AI_Audit_Log.docx
+++ b/docs/audit/FE-00_AI_Audit_Log.docx
@@ -566,7 +566,7 @@
                 <w:sz w:val="18"/>
                 <w:szCs w:val="18"/>
               </w:rPr>
-              <w:t xml:space="preserve">2026-10-12</w:t>
+              <w:t xml:space="preserve">2026-10-12 (round 1 and review round 2)</w:t>
             </w:r>
           </w:p>
         </w:tc>
@@ -631,7 +631,7 @@
                 <w:sz w:val="18"/>
                 <w:szCs w:val="18"/>
               </w:rPr>
-              <w:t xml:space="preserve">Implemented and verified with automated tests and browser checks; manual run against the real backend pending</w:t>
+              <w:t xml:space="preserve">Implemented, review round 2 applied; 65 automated tests and 20 browser checks pass; manual run against the real backend pending</w:t>
             </w:r>
           </w:p>
         </w:tc>
@@ -688,7 +688,7 @@
           <w:sz w:val="21"/>
           <w:szCs w:val="21"/>
         </w:rPr>
-        <w:t xml:space="preserve">All 43 Vitest tests, npm run lint and npm run build pass. The flows were also checked in Chromium against a local mock that copies the backend auth contract. The real Spring Boot backend could not be started in the AI workspace (the SQL Server image registry is blocked there), so the manual cases in docs/tests/FE-00_test_cases.md section 3 must be run on a team machine before merging.</w:t>
+        <w:t xml:space="preserve">After review round 2, all 65 Vitest tests, npm run lint and npm run build pass. The flows were also checked in Chromium against a local mock that copies the backend auth contract. The real Spring Boot backend could not be started in the AI workspace (the SQL Server image registry is blocked there), so the manual cases in docs/tests/FE-00_test_cases.md section 3 must be run on a team machine before merging.</w:t>
       </w:r>
     </w:p>
     <w:p>
@@ -2870,7 +2870,7 @@
           <w:sz w:val="28"/>
           <w:szCs w:val="28"/>
         </w:rPr>
-        <w:t xml:space="preserve">5. Test Execution and Verification Summary</w:t>
+        <w:t xml:space="preserve">5. Test Execution and Verification Summary (round 1)</w:t>
       </w:r>
     </w:p>
     <w:p>
@@ -3134,7 +3134,7 @@
           <w:sz w:val="28"/>
           <w:szCs w:val="28"/>
         </w:rPr>
-        <w:t xml:space="preserve">6. Technical Debt and Follow-ups</w:t>
+        <w:t xml:space="preserve">6. Technical Debt and Follow-ups (round 1)</w:t>
       </w:r>
     </w:p>
     <w:p>
@@ -3259,7 +3259,7 @@
           <w:sz w:val="28"/>
           <w:szCs w:val="28"/>
         </w:rPr>
-        <w:t xml:space="preserve">7. Repository File Inventory</w:t>
+        <w:t xml:space="preserve">7. Review Round 2</w:t>
       </w:r>
     </w:p>
     <w:p>
@@ -3272,7 +3272,4249 @@
           <w:sz w:val="21"/>
           <w:szCs w:val="21"/>
         </w:rPr>
-        <w:t xml:space="preserve">77 files: 62 added, 10 modified, 5 deleted. Paths are relative to the repository root.</w:t>
+        <w:t xml:space="preserve">A strict code review of round 1 asked for one blocking verification (Step 1), two blocking fixes (Steps 2 and 3), six smaller fixes (Step 4) and a single delivery format. The scope stayed inside frontend/ and docs; no backend file was changed. The work was done by the AI assistant and checked with tests, deliberate regressions and browser runs; the developer still reviews the diff and runs the manual cases.</w:t>
+      </w:r>
+    </w:p>
+    <w:p>
+      <w:pPr>
+        <w:pStyle w:val="Heading2"/>
+        <w:spacing w:after="100" w:before="200"/>
+      </w:pPr>
+      <w:r>
+        <w:rPr>
+          <w:rFonts w:ascii="Calibri" w:cs="Calibri" w:eastAsia="Calibri" w:hAnsi="Calibri"/>
+          <w:b/>
+          <w:bCs/>
+          <w:color w:val="2169BA"/>
+          <w:sz w:val="24"/>
+          <w:szCs w:val="24"/>
+        </w:rPr>
+        <w:t xml:space="preserve">7.1 Findings and changes</w:t>
+      </w:r>
+    </w:p>
+    <w:tbl>
+      <w:tblPr>
+        <w:tblW w:type="dxa" w:w="9360"/>
+        <w:tblBorders>
+          <w:top w:val="single" w:color="auto" w:sz="4"/>
+          <w:left w:val="single" w:color="auto" w:sz="4"/>
+          <w:bottom w:val="single" w:color="auto" w:sz="4"/>
+          <w:right w:val="single" w:color="auto" w:sz="4"/>
+          <w:insideH w:val="single" w:color="auto" w:sz="4"/>
+          <w:insideV w:val="single" w:color="auto" w:sz="4"/>
+        </w:tblBorders>
+      </w:tblPr>
+      <w:tblGrid>
+        <w:gridCol w:w="2500"/>
+        <w:gridCol w:w="4360"/>
+        <w:gridCol w:w="2500"/>
+      </w:tblGrid>
+      <w:tr>
+        <w:trPr>
+          <w:cantSplit/>
+          <w:tblHeader/>
+        </w:trPr>
+        <w:tc>
+          <w:tcPr>
+            <w:tcW w:type="dxa" w:w="2500"/>
+            <w:tcBorders>
+              <w:top w:val="single" w:color="C5D3E1" w:sz="4"/>
+              <w:left w:val="single" w:color="C5D3E1" w:sz="4"/>
+              <w:bottom w:val="single" w:color="C5D3E1" w:sz="4"/>
+              <w:right w:val="single" w:color="C5D3E1" w:sz="4"/>
+            </w:tcBorders>
+            <w:shd w:fill="EAF3FD" w:color="auto" w:val="clear"/>
+            <w:tcMar>
+              <w:top w:type="dxa" w:w="60"/>
+              <w:left w:type="dxa" w:w="100"/>
+              <w:bottom w:type="dxa" w:w="60"/>
+              <w:right w:type="dxa" w:w="100"/>
+            </w:tcMar>
+          </w:tcPr>
+          <w:p>
+            <w:r>
+              <w:rPr>
+                <w:rFonts w:ascii="Calibri" w:cs="Calibri" w:eastAsia="Calibri" w:hAnsi="Calibri"/>
+                <w:b/>
+                <w:bCs/>
+                <w:sz w:val="18"/>
+                <w:szCs w:val="18"/>
+              </w:rPr>
+              <w:t xml:space="preserve">Finding</w:t>
+            </w:r>
+          </w:p>
+        </w:tc>
+        <w:tc>
+          <w:tcPr>
+            <w:tcW w:type="dxa" w:w="4360"/>
+            <w:tcBorders>
+              <w:top w:val="single" w:color="C5D3E1" w:sz="4"/>
+              <w:left w:val="single" w:color="C5D3E1" w:sz="4"/>
+              <w:bottom w:val="single" w:color="C5D3E1" w:sz="4"/>
+              <w:right w:val="single" w:color="C5D3E1" w:sz="4"/>
+            </w:tcBorders>
+            <w:shd w:fill="EAF3FD" w:color="auto" w:val="clear"/>
+            <w:tcMar>
+              <w:top w:type="dxa" w:w="60"/>
+              <w:left w:type="dxa" w:w="100"/>
+              <w:bottom w:type="dxa" w:w="60"/>
+              <w:right w:type="dxa" w:w="100"/>
+            </w:tcMar>
+          </w:tcPr>
+          <w:p>
+            <w:r>
+              <w:rPr>
+                <w:rFonts w:ascii="Calibri" w:cs="Calibri" w:eastAsia="Calibri" w:hAnsi="Calibri"/>
+                <w:b/>
+                <w:bCs/>
+                <w:sz w:val="18"/>
+                <w:szCs w:val="18"/>
+              </w:rPr>
+              <w:t xml:space="preserve">Change</w:t>
+            </w:r>
+          </w:p>
+        </w:tc>
+        <w:tc>
+          <w:tcPr>
+            <w:tcW w:type="dxa" w:w="2500"/>
+            <w:tcBorders>
+              <w:top w:val="single" w:color="C5D3E1" w:sz="4"/>
+              <w:left w:val="single" w:color="C5D3E1" w:sz="4"/>
+              <w:bottom w:val="single" w:color="C5D3E1" w:sz="4"/>
+              <w:right w:val="single" w:color="C5D3E1" w:sz="4"/>
+            </w:tcBorders>
+            <w:shd w:fill="EAF3FD" w:color="auto" w:val="clear"/>
+            <w:tcMar>
+              <w:top w:type="dxa" w:w="60"/>
+              <w:left w:type="dxa" w:w="100"/>
+              <w:bottom w:type="dxa" w:w="60"/>
+              <w:right w:type="dxa" w:w="100"/>
+            </w:tcMar>
+          </w:tcPr>
+          <w:p>
+            <w:r>
+              <w:rPr>
+                <w:rFonts w:ascii="Calibri" w:cs="Calibri" w:eastAsia="Calibri" w:hAnsi="Calibri"/>
+                <w:b/>
+                <w:bCs/>
+                <w:sz w:val="18"/>
+                <w:szCs w:val="18"/>
+              </w:rPr>
+              <w:t xml:space="preserve">Files (under frontend/src)</w:t>
+            </w:r>
+          </w:p>
+        </w:tc>
+      </w:tr>
+      <w:tr>
+        <w:trPr>
+          <w:cantSplit/>
+          <w:tblHeader w:val="false"/>
+        </w:trPr>
+        <w:tc>
+          <w:tcPr>
+            <w:tcW w:type="dxa" w:w="2500"/>
+            <w:tcBorders>
+              <w:top w:val="single" w:color="C5D3E1" w:sz="4"/>
+              <w:left w:val="single" w:color="C5D3E1" w:sz="4"/>
+              <w:bottom w:val="single" w:color="C5D3E1" w:sz="4"/>
+              <w:right w:val="single" w:color="C5D3E1" w:sz="4"/>
+            </w:tcBorders>
+            <w:tcMar>
+              <w:top w:type="dxa" w:w="60"/>
+              <w:left w:type="dxa" w:w="100"/>
+              <w:bottom w:type="dxa" w:w="60"/>
+              <w:right w:type="dxa" w:w="100"/>
+            </w:tcMar>
+          </w:tcPr>
+          <w:p>
+            <w:r>
+              <w:rPr>
+                <w:rFonts w:ascii="Calibri" w:cs="Calibri" w:eastAsia="Calibri" w:hAnsi="Calibri"/>
+                <w:b w:val="false"/>
+                <w:bCs w:val="false"/>
+                <w:sz w:val="18"/>
+                <w:szCs w:val="18"/>
+              </w:rPr>
+              <w:t xml:space="preserve">Step 1: could an expired token produce 403 so that the client never refreshes?</w:t>
+            </w:r>
+          </w:p>
+        </w:tc>
+        <w:tc>
+          <w:tcPr>
+            <w:tcW w:type="dxa" w:w="4360"/>
+            <w:tcBorders>
+              <w:top w:val="single" w:color="C5D3E1" w:sz="4"/>
+              <w:left w:val="single" w:color="C5D3E1" w:sz="4"/>
+              <w:bottom w:val="single" w:color="C5D3E1" w:sz="4"/>
+              <w:right w:val="single" w:color="C5D3E1" w:sz="4"/>
+            </w:tcBorders>
+            <w:tcMar>
+              <w:top w:type="dxa" w:w="60"/>
+              <w:left w:type="dxa" w:w="100"/>
+              <w:bottom w:type="dxa" w:w="60"/>
+              <w:right w:type="dxa" w:w="100"/>
+            </w:tcMar>
+          </w:tcPr>
+          <w:p>
+            <w:r>
+              <w:rPr>
+                <w:rFonts w:ascii="Calibri" w:cs="Calibri" w:eastAsia="Calibri" w:hAnsi="Calibri"/>
+                <w:b w:val="false"/>
+                <w:bCs w:val="false"/>
+                <w:sz w:val="18"/>
+                <w:szCs w:val="18"/>
+              </w:rPr>
+              <w:t xml:space="preserve">Verified from the backend code: 401 in every case today (see 7.2). Frontend rule kept: a real 403 never triggers a refresh. Refresh 404 (deleted user) now ends the session.</w:t>
+            </w:r>
+          </w:p>
+        </w:tc>
+        <w:tc>
+          <w:tcPr>
+            <w:tcW w:type="dxa" w:w="2500"/>
+            <w:tcBorders>
+              <w:top w:val="single" w:color="C5D3E1" w:sz="4"/>
+              <w:left w:val="single" w:color="C5D3E1" w:sz="4"/>
+              <w:bottom w:val="single" w:color="C5D3E1" w:sz="4"/>
+              <w:right w:val="single" w:color="C5D3E1" w:sz="4"/>
+            </w:tcBorders>
+            <w:tcMar>
+              <w:top w:type="dxa" w:w="60"/>
+              <w:left w:type="dxa" w:w="100"/>
+              <w:bottom w:type="dxa" w:w="60"/>
+              <w:right w:type="dxa" w:w="100"/>
+            </w:tcMar>
+          </w:tcPr>
+          <w:p>
+            <w:r>
+              <w:rPr>
+                <w:rFonts w:ascii="Calibri" w:cs="Calibri" w:eastAsia="Calibri" w:hAnsi="Calibri"/>
+                <w:b w:val="false"/>
+                <w:bCs w:val="false"/>
+                <w:sz w:val="18"/>
+                <w:szCs w:val="18"/>
+              </w:rPr>
+              <w:t xml:space="preserve">api/client.ts</w:t>
+            </w:r>
+          </w:p>
+        </w:tc>
+      </w:tr>
+      <w:tr>
+        <w:trPr>
+          <w:cantSplit/>
+          <w:tblHeader w:val="false"/>
+        </w:trPr>
+        <w:tc>
+          <w:tcPr>
+            <w:tcW w:type="dxa" w:w="2500"/>
+            <w:tcBorders>
+              <w:top w:val="single" w:color="C5D3E1" w:sz="4"/>
+              <w:left w:val="single" w:color="C5D3E1" w:sz="4"/>
+              <w:bottom w:val="single" w:color="C5D3E1" w:sz="4"/>
+              <w:right w:val="single" w:color="C5D3E1" w:sz="4"/>
+            </w:tcBorders>
+            <w:tcMar>
+              <w:top w:type="dxa" w:w="60"/>
+              <w:left w:type="dxa" w:w="100"/>
+              <w:bottom w:type="dxa" w:w="60"/>
+              <w:right w:type="dxa" w:w="100"/>
+            </w:tcMar>
+          </w:tcPr>
+          <w:p>
+            <w:r>
+              <w:rPr>
+                <w:rFonts w:ascii="Calibri" w:cs="Calibri" w:eastAsia="Calibri" w:hAnsi="Calibri"/>
+                <w:b w:val="false"/>
+                <w:bCs w:val="false"/>
+                <w:sz w:val="18"/>
+                <w:szCs w:val="18"/>
+              </w:rPr>
+              <w:t xml:space="preserve">Step 2: a reload during a backend outage sent the user to /login although the tokens were kept</w:t>
+            </w:r>
+          </w:p>
+        </w:tc>
+        <w:tc>
+          <w:tcPr>
+            <w:tcW w:type="dxa" w:w="4360"/>
+            <w:tcBorders>
+              <w:top w:val="single" w:color="C5D3E1" w:sz="4"/>
+              <w:left w:val="single" w:color="C5D3E1" w:sz="4"/>
+              <w:bottom w:val="single" w:color="C5D3E1" w:sz="4"/>
+              <w:right w:val="single" w:color="C5D3E1" w:sz="4"/>
+            </w:tcBorders>
+            <w:tcMar>
+              <w:top w:type="dxa" w:w="60"/>
+              <w:left w:type="dxa" w:w="100"/>
+              <w:bottom w:type="dxa" w:w="60"/>
+              <w:right w:type="dxa" w:w="100"/>
+            </w:tcMar>
+          </w:tcPr>
+          <w:p>
+            <w:r>
+              <w:rPr>
+                <w:rFonts w:ascii="Calibri" w:cs="Calibri" w:eastAsia="Calibri" w:hAnsi="Calibri"/>
+                <w:b w:val="false"/>
+                <w:bCs w:val="false"/>
+                <w:sz w:val="18"/>
+                <w:szCs w:val="18"/>
+              </w:rPr>
+              <w:t xml:space="preserve">New status 'error' with a full page Retry screen. Only 401 or 403 after the refresh attempt, or a rejected refresh, end the session. Guards do not redirect for 'error'.</w:t>
+            </w:r>
+          </w:p>
+        </w:tc>
+        <w:tc>
+          <w:tcPr>
+            <w:tcW w:type="dxa" w:w="2500"/>
+            <w:tcBorders>
+              <w:top w:val="single" w:color="C5D3E1" w:sz="4"/>
+              <w:left w:val="single" w:color="C5D3E1" w:sz="4"/>
+              <w:bottom w:val="single" w:color="C5D3E1" w:sz="4"/>
+              <w:right w:val="single" w:color="C5D3E1" w:sz="4"/>
+            </w:tcBorders>
+            <w:tcMar>
+              <w:top w:type="dxa" w:w="60"/>
+              <w:left w:type="dxa" w:w="100"/>
+              <w:bottom w:type="dxa" w:w="60"/>
+              <w:right w:type="dxa" w:w="100"/>
+            </w:tcMar>
+          </w:tcPr>
+          <w:p>
+            <w:r>
+              <w:rPr>
+                <w:rFonts w:ascii="Calibri" w:cs="Calibri" w:eastAsia="Calibri" w:hAnsi="Calibri"/>
+                <w:b w:val="false"/>
+                <w:bCs w:val="false"/>
+                <w:sz w:val="18"/>
+                <w:szCs w:val="18"/>
+              </w:rPr>
+              <w:t xml:space="preserve">auth/authContext.ts, auth/AuthProvider.tsx, auth/RequireAuth.tsx, pages/public/HomeRedirect.tsx, pages/public/SessionErrorPage.tsx</w:t>
+            </w:r>
+          </w:p>
+        </w:tc>
+      </w:tr>
+      <w:tr>
+        <w:trPr>
+          <w:cantSplit/>
+          <w:tblHeader w:val="false"/>
+        </w:trPr>
+        <w:tc>
+          <w:tcPr>
+            <w:tcW w:type="dxa" w:w="2500"/>
+            <w:tcBorders>
+              <w:top w:val="single" w:color="C5D3E1" w:sz="4"/>
+              <w:left w:val="single" w:color="C5D3E1" w:sz="4"/>
+              <w:bottom w:val="single" w:color="C5D3E1" w:sz="4"/>
+              <w:right w:val="single" w:color="C5D3E1" w:sz="4"/>
+            </w:tcBorders>
+            <w:tcMar>
+              <w:top w:type="dxa" w:w="60"/>
+              <w:left w:type="dxa" w:w="100"/>
+              <w:bottom w:type="dxa" w:w="60"/>
+              <w:right w:type="dxa" w:w="100"/>
+            </w:tcMar>
+          </w:tcPr>
+          <w:p>
+            <w:r>
+              <w:rPr>
+                <w:rFonts w:ascii="Calibri" w:cs="Calibri" w:eastAsia="Calibri" w:hAnsi="Calibri"/>
+                <w:b w:val="false"/>
+                <w:bCs w:val="false"/>
+                <w:sz w:val="18"/>
+                <w:szCs w:val="18"/>
+              </w:rPr>
+              <w:t xml:space="preserve">Step 3: two tabs refreshing with the same rotated refresh token logged out both tabs</w:t>
+            </w:r>
+          </w:p>
+        </w:tc>
+        <w:tc>
+          <w:tcPr>
+            <w:tcW w:type="dxa" w:w="4360"/>
+            <w:tcBorders>
+              <w:top w:val="single" w:color="C5D3E1" w:sz="4"/>
+              <w:left w:val="single" w:color="C5D3E1" w:sz="4"/>
+              <w:bottom w:val="single" w:color="C5D3E1" w:sz="4"/>
+              <w:right w:val="single" w:color="C5D3E1" w:sz="4"/>
+            </w:tcBorders>
+            <w:tcMar>
+              <w:top w:type="dxa" w:w="60"/>
+              <w:left w:type="dxa" w:w="100"/>
+              <w:bottom w:type="dxa" w:w="60"/>
+              <w:right w:type="dxa" w:w="100"/>
+            </w:tcMar>
+          </w:tcPr>
+          <w:p>
+            <w:r>
+              <w:rPr>
+                <w:rFonts w:ascii="Calibri" w:cs="Calibri" w:eastAsia="Calibri" w:hAnsi="Calibri"/>
+                <w:b w:val="false"/>
+                <w:bCs w:val="false"/>
+                <w:sz w:val="18"/>
+                <w:szCs w:val="18"/>
+              </w:rPr>
+              <w:t xml:space="preserve">Refresh inside navigator.locks with a fallback; stored token re-read inside the lock; storage re-checked after a rejection; session ended inside the lock; storage events react only to a session marker change and ignore stale answers.</w:t>
+            </w:r>
+          </w:p>
+        </w:tc>
+        <w:tc>
+          <w:tcPr>
+            <w:tcW w:type="dxa" w:w="2500"/>
+            <w:tcBorders>
+              <w:top w:val="single" w:color="C5D3E1" w:sz="4"/>
+              <w:left w:val="single" w:color="C5D3E1" w:sz="4"/>
+              <w:bottom w:val="single" w:color="C5D3E1" w:sz="4"/>
+              <w:right w:val="single" w:color="C5D3E1" w:sz="4"/>
+            </w:tcBorders>
+            <w:tcMar>
+              <w:top w:type="dxa" w:w="60"/>
+              <w:left w:type="dxa" w:w="100"/>
+              <w:bottom w:type="dxa" w:w="60"/>
+              <w:right w:type="dxa" w:w="100"/>
+            </w:tcMar>
+          </w:tcPr>
+          <w:p>
+            <w:r>
+              <w:rPr>
+                <w:rFonts w:ascii="Calibri" w:cs="Calibri" w:eastAsia="Calibri" w:hAnsi="Calibri"/>
+                <w:b w:val="false"/>
+                <w:bCs w:val="false"/>
+                <w:sz w:val="18"/>
+                <w:szCs w:val="18"/>
+              </w:rPr>
+              <w:t xml:space="preserve">api/client.ts, api/tokenStorage.ts, auth/AuthProvider.tsx</w:t>
+            </w:r>
+          </w:p>
+        </w:tc>
+      </w:tr>
+      <w:tr>
+        <w:trPr>
+          <w:cantSplit/>
+          <w:tblHeader w:val="false"/>
+        </w:trPr>
+        <w:tc>
+          <w:tcPr>
+            <w:tcW w:type="dxa" w:w="2500"/>
+            <w:tcBorders>
+              <w:top w:val="single" w:color="C5D3E1" w:sz="4"/>
+              <w:left w:val="single" w:color="C5D3E1" w:sz="4"/>
+              <w:bottom w:val="single" w:color="C5D3E1" w:sz="4"/>
+              <w:right w:val="single" w:color="C5D3E1" w:sz="4"/>
+            </w:tcBorders>
+            <w:tcMar>
+              <w:top w:type="dxa" w:w="60"/>
+              <w:left w:type="dxa" w:w="100"/>
+              <w:bottom w:type="dxa" w:w="60"/>
+              <w:right w:type="dxa" w:w="100"/>
+            </w:tcMar>
+          </w:tcPr>
+          <w:p>
+            <w:r>
+              <w:rPr>
+                <w:rFonts w:ascii="Calibri" w:cs="Calibri" w:eastAsia="Calibri" w:hAnsi="Calibri"/>
+                <w:b w:val="false"/>
+                <w:bCs w:val="false"/>
+                <w:sz w:val="18"/>
+                <w:szCs w:val="18"/>
+              </w:rPr>
+              <w:t xml:space="preserve">Step 4a: /ui-kit was public and shipped in production</w:t>
+            </w:r>
+          </w:p>
+        </w:tc>
+        <w:tc>
+          <w:tcPr>
+            <w:tcW w:type="dxa" w:w="4360"/>
+            <w:tcBorders>
+              <w:top w:val="single" w:color="C5D3E1" w:sz="4"/>
+              <w:left w:val="single" w:color="C5D3E1" w:sz="4"/>
+              <w:bottom w:val="single" w:color="C5D3E1" w:sz="4"/>
+              <w:right w:val="single" w:color="C5D3E1" w:sz="4"/>
+            </w:tcBorders>
+            <w:tcMar>
+              <w:top w:type="dxa" w:w="60"/>
+              <w:left w:type="dxa" w:w="100"/>
+              <w:bottom w:type="dxa" w:w="60"/>
+              <w:right w:type="dxa" w:w="100"/>
+            </w:tcMar>
+          </w:tcPr>
+          <w:p>
+            <w:r>
+              <w:rPr>
+                <w:rFonts w:ascii="Calibri" w:cs="Calibri" w:eastAsia="Calibri" w:hAnsi="Calibri"/>
+                <w:b w:val="false"/>
+                <w:bCs w:val="false"/>
+                <w:sz w:val="18"/>
+                <w:szCs w:val="18"/>
+              </w:rPr>
+              <w:t xml:space="preserve">Route registered only when import.meta.env.DEV is true, page lazy loaded; absent from the production bundle.</w:t>
+            </w:r>
+          </w:p>
+        </w:tc>
+        <w:tc>
+          <w:tcPr>
+            <w:tcW w:type="dxa" w:w="2500"/>
+            <w:tcBorders>
+              <w:top w:val="single" w:color="C5D3E1" w:sz="4"/>
+              <w:left w:val="single" w:color="C5D3E1" w:sz="4"/>
+              <w:bottom w:val="single" w:color="C5D3E1" w:sz="4"/>
+              <w:right w:val="single" w:color="C5D3E1" w:sz="4"/>
+            </w:tcBorders>
+            <w:tcMar>
+              <w:top w:type="dxa" w:w="60"/>
+              <w:left w:type="dxa" w:w="100"/>
+              <w:bottom w:type="dxa" w:w="60"/>
+              <w:right w:type="dxa" w:w="100"/>
+            </w:tcMar>
+          </w:tcPr>
+          <w:p>
+            <w:r>
+              <w:rPr>
+                <w:rFonts w:ascii="Calibri" w:cs="Calibri" w:eastAsia="Calibri" w:hAnsi="Calibri"/>
+                <w:b w:val="false"/>
+                <w:bCs w:val="false"/>
+                <w:sz w:val="18"/>
+                <w:szCs w:val="18"/>
+              </w:rPr>
+              <w:t xml:space="preserve">routes/AppRoutes.tsx</w:t>
+            </w:r>
+          </w:p>
+        </w:tc>
+      </w:tr>
+      <w:tr>
+        <w:trPr>
+          <w:cantSplit/>
+          <w:tblHeader w:val="false"/>
+        </w:trPr>
+        <w:tc>
+          <w:tcPr>
+            <w:tcW w:type="dxa" w:w="2500"/>
+            <w:tcBorders>
+              <w:top w:val="single" w:color="C5D3E1" w:sz="4"/>
+              <w:left w:val="single" w:color="C5D3E1" w:sz="4"/>
+              <w:bottom w:val="single" w:color="C5D3E1" w:sz="4"/>
+              <w:right w:val="single" w:color="C5D3E1" w:sz="4"/>
+            </w:tcBorders>
+            <w:tcMar>
+              <w:top w:type="dxa" w:w="60"/>
+              <w:left w:type="dxa" w:w="100"/>
+              <w:bottom w:type="dxa" w:w="60"/>
+              <w:right w:type="dxa" w:w="100"/>
+            </w:tcMar>
+          </w:tcPr>
+          <w:p>
+            <w:r>
+              <w:rPr>
+                <w:rFonts w:ascii="Calibri" w:cs="Calibri" w:eastAsia="Calibri" w:hAnsi="Calibri"/>
+                <w:b w:val="false"/>
+                <w:bCs w:val="false"/>
+                <w:sz w:val="18"/>
+                <w:szCs w:val="18"/>
+              </w:rPr>
+              <w:t xml:space="preserve">Step 4b: no Node version requirement</w:t>
+            </w:r>
+          </w:p>
+        </w:tc>
+        <w:tc>
+          <w:tcPr>
+            <w:tcW w:type="dxa" w:w="4360"/>
+            <w:tcBorders>
+              <w:top w:val="single" w:color="C5D3E1" w:sz="4"/>
+              <w:left w:val="single" w:color="C5D3E1" w:sz="4"/>
+              <w:bottom w:val="single" w:color="C5D3E1" w:sz="4"/>
+              <w:right w:val="single" w:color="C5D3E1" w:sz="4"/>
+            </w:tcBorders>
+            <w:tcMar>
+              <w:top w:type="dxa" w:w="60"/>
+              <w:left w:type="dxa" w:w="100"/>
+              <w:bottom w:type="dxa" w:w="60"/>
+              <w:right w:type="dxa" w:w="100"/>
+            </w:tcMar>
+          </w:tcPr>
+          <w:p>
+            <w:r>
+              <w:rPr>
+                <w:rFonts w:ascii="Calibri" w:cs="Calibri" w:eastAsia="Calibri" w:hAnsi="Calibri"/>
+                <w:b w:val="false"/>
+                <w:bCs w:val="false"/>
+                <w:sz w:val="18"/>
+                <w:szCs w:val="18"/>
+              </w:rPr>
+              <w:t xml:space="preserve">engines.node ^22.13.0 || ^24.0.0 || &gt;=26.0.0, .nvmrc 24, README notes on Node and strictPort 5173.</w:t>
+            </w:r>
+          </w:p>
+        </w:tc>
+        <w:tc>
+          <w:tcPr>
+            <w:tcW w:type="dxa" w:w="2500"/>
+            <w:tcBorders>
+              <w:top w:val="single" w:color="C5D3E1" w:sz="4"/>
+              <w:left w:val="single" w:color="C5D3E1" w:sz="4"/>
+              <w:bottom w:val="single" w:color="C5D3E1" w:sz="4"/>
+              <w:right w:val="single" w:color="C5D3E1" w:sz="4"/>
+            </w:tcBorders>
+            <w:tcMar>
+              <w:top w:type="dxa" w:w="60"/>
+              <w:left w:type="dxa" w:w="100"/>
+              <w:bottom w:type="dxa" w:w="60"/>
+              <w:right w:type="dxa" w:w="100"/>
+            </w:tcMar>
+          </w:tcPr>
+          <w:p>
+            <w:r>
+              <w:rPr>
+                <w:rFonts w:ascii="Calibri" w:cs="Calibri" w:eastAsia="Calibri" w:hAnsi="Calibri"/>
+                <w:b w:val="false"/>
+                <w:bCs w:val="false"/>
+                <w:sz w:val="18"/>
+                <w:szCs w:val="18"/>
+              </w:rPr>
+              <w:t xml:space="preserve">package.json, .nvmrc, README.md</w:t>
+            </w:r>
+          </w:p>
+        </w:tc>
+      </w:tr>
+      <w:tr>
+        <w:trPr>
+          <w:cantSplit/>
+          <w:tblHeader w:val="false"/>
+        </w:trPr>
+        <w:tc>
+          <w:tcPr>
+            <w:tcW w:type="dxa" w:w="2500"/>
+            <w:tcBorders>
+              <w:top w:val="single" w:color="C5D3E1" w:sz="4"/>
+              <w:left w:val="single" w:color="C5D3E1" w:sz="4"/>
+              <w:bottom w:val="single" w:color="C5D3E1" w:sz="4"/>
+              <w:right w:val="single" w:color="C5D3E1" w:sz="4"/>
+            </w:tcBorders>
+            <w:tcMar>
+              <w:top w:type="dxa" w:w="60"/>
+              <w:left w:type="dxa" w:w="100"/>
+              <w:bottom w:type="dxa" w:w="60"/>
+              <w:right w:type="dxa" w:w="100"/>
+            </w:tcMar>
+          </w:tcPr>
+          <w:p>
+            <w:r>
+              <w:rPr>
+                <w:rFonts w:ascii="Calibri" w:cs="Calibri" w:eastAsia="Calibri" w:hAnsi="Calibri"/>
+                <w:b w:val="false"/>
+                <w:bCs w:val="false"/>
+                <w:sz w:val="18"/>
+                <w:szCs w:val="18"/>
+              </w:rPr>
+              <w:t xml:space="preserve">Step 4c: table flashed empty while changing page</w:t>
+            </w:r>
+          </w:p>
+        </w:tc>
+        <w:tc>
+          <w:tcPr>
+            <w:tcW w:type="dxa" w:w="4360"/>
+            <w:tcBorders>
+              <w:top w:val="single" w:color="C5D3E1" w:sz="4"/>
+              <w:left w:val="single" w:color="C5D3E1" w:sz="4"/>
+              <w:bottom w:val="single" w:color="C5D3E1" w:sz="4"/>
+              <w:right w:val="single" w:color="C5D3E1" w:sz="4"/>
+            </w:tcBorders>
+            <w:tcMar>
+              <w:top w:type="dxa" w:w="60"/>
+              <w:left w:type="dxa" w:w="100"/>
+              <w:bottom w:type="dxa" w:w="60"/>
+              <w:right w:type="dxa" w:w="100"/>
+            </w:tcMar>
+          </w:tcPr>
+          <w:p>
+            <w:r>
+              <w:rPr>
+                <w:rFonts w:ascii="Calibri" w:cs="Calibri" w:eastAsia="Calibri" w:hAnsi="Calibri"/>
+                <w:b w:val="false"/>
+                <w:bCs w:val="false"/>
+                <w:sz w:val="18"/>
+                <w:szCs w:val="18"/>
+              </w:rPr>
+              <w:t xml:space="preserve">Previous rows stay visible, dimmed, with aria-busy and an overlay spinner.</w:t>
+            </w:r>
+          </w:p>
+        </w:tc>
+        <w:tc>
+          <w:tcPr>
+            <w:tcW w:type="dxa" w:w="2500"/>
+            <w:tcBorders>
+              <w:top w:val="single" w:color="C5D3E1" w:sz="4"/>
+              <w:left w:val="single" w:color="C5D3E1" w:sz="4"/>
+              <w:bottom w:val="single" w:color="C5D3E1" w:sz="4"/>
+              <w:right w:val="single" w:color="C5D3E1" w:sz="4"/>
+            </w:tcBorders>
+            <w:tcMar>
+              <w:top w:type="dxa" w:w="60"/>
+              <w:left w:type="dxa" w:w="100"/>
+              <w:bottom w:type="dxa" w:w="60"/>
+              <w:right w:type="dxa" w:w="100"/>
+            </w:tcMar>
+          </w:tcPr>
+          <w:p>
+            <w:r>
+              <w:rPr>
+                <w:rFonts w:ascii="Calibri" w:cs="Calibri" w:eastAsia="Calibri" w:hAnsi="Calibri"/>
+                <w:b w:val="false"/>
+                <w:bCs w:val="false"/>
+                <w:sz w:val="18"/>
+                <w:szCs w:val="18"/>
+              </w:rPr>
+              <w:t xml:space="preserve">components/ui/Table.tsx, styles/components.css</w:t>
+            </w:r>
+          </w:p>
+        </w:tc>
+      </w:tr>
+      <w:tr>
+        <w:trPr>
+          <w:cantSplit/>
+          <w:tblHeader w:val="false"/>
+        </w:trPr>
+        <w:tc>
+          <w:tcPr>
+            <w:tcW w:type="dxa" w:w="2500"/>
+            <w:tcBorders>
+              <w:top w:val="single" w:color="C5D3E1" w:sz="4"/>
+              <w:left w:val="single" w:color="C5D3E1" w:sz="4"/>
+              <w:bottom w:val="single" w:color="C5D3E1" w:sz="4"/>
+              <w:right w:val="single" w:color="C5D3E1" w:sz="4"/>
+            </w:tcBorders>
+            <w:tcMar>
+              <w:top w:type="dxa" w:w="60"/>
+              <w:left w:type="dxa" w:w="100"/>
+              <w:bottom w:type="dxa" w:w="60"/>
+              <w:right w:type="dxa" w:w="100"/>
+            </w:tcMar>
+          </w:tcPr>
+          <w:p>
+            <w:r>
+              <w:rPr>
+                <w:rFonts w:ascii="Calibri" w:cs="Calibri" w:eastAsia="Calibri" w:hAnsi="Calibri"/>
+                <w:b w:val="false"/>
+                <w:bCs w:val="false"/>
+                <w:sz w:val="18"/>
+                <w:szCs w:val="18"/>
+              </w:rPr>
+              <w:t xml:space="preserve">Step 4d: toasts were announced twice</w:t>
+            </w:r>
+          </w:p>
+        </w:tc>
+        <w:tc>
+          <w:tcPr>
+            <w:tcW w:type="dxa" w:w="4360"/>
+            <w:tcBorders>
+              <w:top w:val="single" w:color="C5D3E1" w:sz="4"/>
+              <w:left w:val="single" w:color="C5D3E1" w:sz="4"/>
+              <w:bottom w:val="single" w:color="C5D3E1" w:sz="4"/>
+              <w:right w:val="single" w:color="C5D3E1" w:sz="4"/>
+            </w:tcBorders>
+            <w:tcMar>
+              <w:top w:type="dxa" w:w="60"/>
+              <w:left w:type="dxa" w:w="100"/>
+              <w:bottom w:type="dxa" w:w="60"/>
+              <w:right w:type="dxa" w:w="100"/>
+            </w:tcMar>
+          </w:tcPr>
+          <w:p>
+            <w:r>
+              <w:rPr>
+                <w:rFonts w:ascii="Calibri" w:cs="Calibri" w:eastAsia="Calibri" w:hAnsi="Calibri"/>
+                <w:b w:val="false"/>
+                <w:bCs w:val="false"/>
+                <w:sz w:val="18"/>
+                <w:szCs w:val="18"/>
+              </w:rPr>
+              <w:t xml:space="preserve">Two permanent live regions (assertive, polite); no role on the toast element.</w:t>
+            </w:r>
+          </w:p>
+        </w:tc>
+        <w:tc>
+          <w:tcPr>
+            <w:tcW w:type="dxa" w:w="2500"/>
+            <w:tcBorders>
+              <w:top w:val="single" w:color="C5D3E1" w:sz="4"/>
+              <w:left w:val="single" w:color="C5D3E1" w:sz="4"/>
+              <w:bottom w:val="single" w:color="C5D3E1" w:sz="4"/>
+              <w:right w:val="single" w:color="C5D3E1" w:sz="4"/>
+            </w:tcBorders>
+            <w:tcMar>
+              <w:top w:type="dxa" w:w="60"/>
+              <w:left w:type="dxa" w:w="100"/>
+              <w:bottom w:type="dxa" w:w="60"/>
+              <w:right w:type="dxa" w:w="100"/>
+            </w:tcMar>
+          </w:tcPr>
+          <w:p>
+            <w:r>
+              <w:rPr>
+                <w:rFonts w:ascii="Calibri" w:cs="Calibri" w:eastAsia="Calibri" w:hAnsi="Calibri"/>
+                <w:b w:val="false"/>
+                <w:bCs w:val="false"/>
+                <w:sz w:val="18"/>
+                <w:szCs w:val="18"/>
+              </w:rPr>
+              <w:t xml:space="preserve">components/ui/ToastProvider.tsx</w:t>
+            </w:r>
+          </w:p>
+        </w:tc>
+      </w:tr>
+      <w:tr>
+        <w:trPr>
+          <w:cantSplit/>
+          <w:tblHeader w:val="false"/>
+        </w:trPr>
+        <w:tc>
+          <w:tcPr>
+            <w:tcW w:type="dxa" w:w="2500"/>
+            <w:tcBorders>
+              <w:top w:val="single" w:color="C5D3E1" w:sz="4"/>
+              <w:left w:val="single" w:color="C5D3E1" w:sz="4"/>
+              <w:bottom w:val="single" w:color="C5D3E1" w:sz="4"/>
+              <w:right w:val="single" w:color="C5D3E1" w:sz="4"/>
+            </w:tcBorders>
+            <w:tcMar>
+              <w:top w:type="dxa" w:w="60"/>
+              <w:left w:type="dxa" w:w="100"/>
+              <w:bottom w:type="dxa" w:w="60"/>
+              <w:right w:type="dxa" w:w="100"/>
+            </w:tcMar>
+          </w:tcPr>
+          <w:p>
+            <w:r>
+              <w:rPr>
+                <w:rFonts w:ascii="Calibri" w:cs="Calibri" w:eastAsia="Calibri" w:hAnsi="Calibri"/>
+                <w:b w:val="false"/>
+                <w:bCs w:val="false"/>
+                <w:sz w:val="18"/>
+                <w:szCs w:val="18"/>
+              </w:rPr>
+              <w:t xml:space="preserve">Step 4e: log in sent empty or malformed input to the backend</w:t>
+            </w:r>
+          </w:p>
+        </w:tc>
+        <w:tc>
+          <w:tcPr>
+            <w:tcW w:type="dxa" w:w="4360"/>
+            <w:tcBorders>
+              <w:top w:val="single" w:color="C5D3E1" w:sz="4"/>
+              <w:left w:val="single" w:color="C5D3E1" w:sz="4"/>
+              <w:bottom w:val="single" w:color="C5D3E1" w:sz="4"/>
+              <w:right w:val="single" w:color="C5D3E1" w:sz="4"/>
+            </w:tcBorders>
+            <w:tcMar>
+              <w:top w:type="dxa" w:w="60"/>
+              <w:left w:type="dxa" w:w="100"/>
+              <w:bottom w:type="dxa" w:w="60"/>
+              <w:right w:type="dxa" w:w="100"/>
+            </w:tcMar>
+          </w:tcPr>
+          <w:p>
+            <w:r>
+              <w:rPr>
+                <w:rFonts w:ascii="Calibri" w:cs="Calibri" w:eastAsia="Calibri" w:hAnsi="Calibri"/>
+                <w:b w:val="false"/>
+                <w:bCs w:val="false"/>
+                <w:sz w:val="18"/>
+                <w:szCs w:val="18"/>
+              </w:rPr>
+              <w:t xml:space="preserve">Client checks for email (required, format) and password (required); backend field errors still win.</w:t>
+            </w:r>
+          </w:p>
+        </w:tc>
+        <w:tc>
+          <w:tcPr>
+            <w:tcW w:type="dxa" w:w="2500"/>
+            <w:tcBorders>
+              <w:top w:val="single" w:color="C5D3E1" w:sz="4"/>
+              <w:left w:val="single" w:color="C5D3E1" w:sz="4"/>
+              <w:bottom w:val="single" w:color="C5D3E1" w:sz="4"/>
+              <w:right w:val="single" w:color="C5D3E1" w:sz="4"/>
+            </w:tcBorders>
+            <w:tcMar>
+              <w:top w:type="dxa" w:w="60"/>
+              <w:left w:type="dxa" w:w="100"/>
+              <w:bottom w:type="dxa" w:w="60"/>
+              <w:right w:type="dxa" w:w="100"/>
+            </w:tcMar>
+          </w:tcPr>
+          <w:p>
+            <w:r>
+              <w:rPr>
+                <w:rFonts w:ascii="Calibri" w:cs="Calibri" w:eastAsia="Calibri" w:hAnsi="Calibri"/>
+                <w:b w:val="false"/>
+                <w:bCs w:val="false"/>
+                <w:sz w:val="18"/>
+                <w:szCs w:val="18"/>
+              </w:rPr>
+              <w:t xml:space="preserve">auth/loginValidation.ts, pages/public/LoginPage.tsx</w:t>
+            </w:r>
+          </w:p>
+        </w:tc>
+      </w:tr>
+      <w:tr>
+        <w:trPr>
+          <w:cantSplit/>
+          <w:tblHeader w:val="false"/>
+        </w:trPr>
+        <w:tc>
+          <w:tcPr>
+            <w:tcW w:type="dxa" w:w="2500"/>
+            <w:tcBorders>
+              <w:top w:val="single" w:color="C5D3E1" w:sz="4"/>
+              <w:left w:val="single" w:color="C5D3E1" w:sz="4"/>
+              <w:bottom w:val="single" w:color="C5D3E1" w:sz="4"/>
+              <w:right w:val="single" w:color="C5D3E1" w:sz="4"/>
+            </w:tcBorders>
+            <w:tcMar>
+              <w:top w:type="dxa" w:w="60"/>
+              <w:left w:type="dxa" w:w="100"/>
+              <w:bottom w:type="dxa" w:w="60"/>
+              <w:right w:type="dxa" w:w="100"/>
+            </w:tcMar>
+          </w:tcPr>
+          <w:p>
+            <w:r>
+              <w:rPr>
+                <w:rFonts w:ascii="Calibri" w:cs="Calibri" w:eastAsia="Calibri" w:hAnsi="Calibri"/>
+                <w:b w:val="false"/>
+                <w:bCs w:val="false"/>
+                <w:sz w:val="18"/>
+                <w:szCs w:val="18"/>
+              </w:rPr>
+              <w:t xml:space="preserve">Step 4f: focus trap could land on hidden elements or stay outside</w:t>
+            </w:r>
+          </w:p>
+        </w:tc>
+        <w:tc>
+          <w:tcPr>
+            <w:tcW w:type="dxa" w:w="4360"/>
+            <w:tcBorders>
+              <w:top w:val="single" w:color="C5D3E1" w:sz="4"/>
+              <w:left w:val="single" w:color="C5D3E1" w:sz="4"/>
+              <w:bottom w:val="single" w:color="C5D3E1" w:sz="4"/>
+              <w:right w:val="single" w:color="C5D3E1" w:sz="4"/>
+            </w:tcBorders>
+            <w:tcMar>
+              <w:top w:type="dxa" w:w="60"/>
+              <w:left w:type="dxa" w:w="100"/>
+              <w:bottom w:type="dxa" w:w="60"/>
+              <w:right w:type="dxa" w:w="100"/>
+            </w:tcMar>
+          </w:tcPr>
+          <w:p>
+            <w:r>
+              <w:rPr>
+                <w:rFonts w:ascii="Calibri" w:cs="Calibri" w:eastAsia="Calibri" w:hAnsi="Calibri"/>
+                <w:b w:val="false"/>
+                <w:bCs w:val="false"/>
+                <w:sz w:val="18"/>
+                <w:szCs w:val="18"/>
+              </w:rPr>
+              <w:t xml:space="preserve">Hidden elements filtered; Tab and focusin bring focus back into the top dialog.</w:t>
+            </w:r>
+          </w:p>
+        </w:tc>
+        <w:tc>
+          <w:tcPr>
+            <w:tcW w:type="dxa" w:w="2500"/>
+            <w:tcBorders>
+              <w:top w:val="single" w:color="C5D3E1" w:sz="4"/>
+              <w:left w:val="single" w:color="C5D3E1" w:sz="4"/>
+              <w:bottom w:val="single" w:color="C5D3E1" w:sz="4"/>
+              <w:right w:val="single" w:color="C5D3E1" w:sz="4"/>
+            </w:tcBorders>
+            <w:tcMar>
+              <w:top w:type="dxa" w:w="60"/>
+              <w:left w:type="dxa" w:w="100"/>
+              <w:bottom w:type="dxa" w:w="60"/>
+              <w:right w:type="dxa" w:w="100"/>
+            </w:tcMar>
+          </w:tcPr>
+          <w:p>
+            <w:r>
+              <w:rPr>
+                <w:rFonts w:ascii="Calibri" w:cs="Calibri" w:eastAsia="Calibri" w:hAnsi="Calibri"/>
+                <w:b w:val="false"/>
+                <w:bCs w:val="false"/>
+                <w:sz w:val="18"/>
+                <w:szCs w:val="18"/>
+              </w:rPr>
+              <w:t xml:space="preserve">components/ui/Modal.tsx</w:t>
+            </w:r>
+          </w:p>
+        </w:tc>
+      </w:tr>
+      <w:tr>
+        <w:trPr>
+          <w:cantSplit/>
+          <w:tblHeader w:val="false"/>
+        </w:trPr>
+        <w:tc>
+          <w:tcPr>
+            <w:tcW w:type="dxa" w:w="2500"/>
+            <w:tcBorders>
+              <w:top w:val="single" w:color="C5D3E1" w:sz="4"/>
+              <w:left w:val="single" w:color="C5D3E1" w:sz="4"/>
+              <w:bottom w:val="single" w:color="C5D3E1" w:sz="4"/>
+              <w:right w:val="single" w:color="C5D3E1" w:sz="4"/>
+            </w:tcBorders>
+            <w:tcMar>
+              <w:top w:type="dxa" w:w="60"/>
+              <w:left w:type="dxa" w:w="100"/>
+              <w:bottom w:type="dxa" w:w="60"/>
+              <w:right w:type="dxa" w:w="100"/>
+            </w:tcMar>
+          </w:tcPr>
+          <w:p>
+            <w:r>
+              <w:rPr>
+                <w:rFonts w:ascii="Calibri" w:cs="Calibri" w:eastAsia="Calibri" w:hAnsi="Calibri"/>
+                <w:b w:val="false"/>
+                <w:bCs w:val="false"/>
+                <w:sz w:val="18"/>
+                <w:szCs w:val="18"/>
+              </w:rPr>
+              <w:t xml:space="preserve">Step 0: delivery format did not match the description</w:t>
+            </w:r>
+          </w:p>
+        </w:tc>
+        <w:tc>
+          <w:tcPr>
+            <w:tcW w:type="dxa" w:w="4360"/>
+            <w:tcBorders>
+              <w:top w:val="single" w:color="C5D3E1" w:sz="4"/>
+              <w:left w:val="single" w:color="C5D3E1" w:sz="4"/>
+              <w:bottom w:val="single" w:color="C5D3E1" w:sz="4"/>
+              <w:right w:val="single" w:color="C5D3E1" w:sz="4"/>
+            </w:tcBorders>
+            <w:tcMar>
+              <w:top w:type="dxa" w:w="60"/>
+              <w:left w:type="dxa" w:w="100"/>
+              <w:bottom w:type="dxa" w:w="60"/>
+              <w:right w:type="dxa" w:w="100"/>
+            </w:tcMar>
+          </w:tcPr>
+          <w:p>
+            <w:r>
+              <w:rPr>
+                <w:rFonts w:ascii="Calibri" w:cs="Calibri" w:eastAsia="Calibri" w:hAnsi="Calibri"/>
+                <w:b w:val="false"/>
+                <w:bCs w:val="false"/>
+                <w:sz w:val="18"/>
+                <w:szCs w:val="18"/>
+              </w:rPr>
+              <w:t xml:space="preserve">One zip with the repository folder structure containing only the round 2 files, plus FE-00_CHANGES.md listing every file and the PowerShell apply steps.</w:t>
+            </w:r>
+          </w:p>
+        </w:tc>
+        <w:tc>
+          <w:tcPr>
+            <w:tcW w:type="dxa" w:w="2500"/>
+            <w:tcBorders>
+              <w:top w:val="single" w:color="C5D3E1" w:sz="4"/>
+              <w:left w:val="single" w:color="C5D3E1" w:sz="4"/>
+              <w:bottom w:val="single" w:color="C5D3E1" w:sz="4"/>
+              <w:right w:val="single" w:color="C5D3E1" w:sz="4"/>
+            </w:tcBorders>
+            <w:tcMar>
+              <w:top w:type="dxa" w:w="60"/>
+              <w:left w:type="dxa" w:w="100"/>
+              <w:bottom w:type="dxa" w:w="60"/>
+              <w:right w:type="dxa" w:w="100"/>
+            </w:tcMar>
+          </w:tcPr>
+          <w:p>
+            <w:r>
+              <w:rPr>
+                <w:rFonts w:ascii="Calibri" w:cs="Calibri" w:eastAsia="Calibri" w:hAnsi="Calibri"/>
+                <w:b w:val="false"/>
+                <w:bCs w:val="false"/>
+                <w:sz w:val="18"/>
+                <w:szCs w:val="18"/>
+              </w:rPr>
+              <w:t xml:space="preserve">Delivery only</w:t>
+            </w:r>
+          </w:p>
+        </w:tc>
+      </w:tr>
+    </w:tbl>
+    <w:p>
+      <w:pPr>
+        <w:pStyle w:val="Heading2"/>
+        <w:spacing w:after="100" w:before="200"/>
+      </w:pPr>
+      <w:r>
+        <w:rPr>
+          <w:rFonts w:ascii="Calibri" w:cs="Calibri" w:eastAsia="Calibri" w:hAnsi="Calibri"/>
+          <w:b/>
+          <w:bCs/>
+          <w:color w:val="2169BA"/>
+          <w:sz w:val="24"/>
+          <w:szCs w:val="24"/>
+        </w:rPr>
+        <w:t xml:space="preserve">7.2 Step 1 evidence: 401 or 403 for a bad access token</w:t>
+      </w:r>
+    </w:p>
+    <w:p>
+      <w:pPr>
+        <w:spacing w:after="120" w:before="0"/>
+      </w:pPr>
+      <w:r>
+        <w:rPr>
+          <w:rFonts w:ascii="Calibri" w:cs="Calibri" w:eastAsia="Calibri" w:hAnsi="Calibri"/>
+          <w:sz w:val="21"/>
+          <w:szCs w:val="21"/>
+        </w:rPr>
+        <w:t xml:space="preserve">Conclusion: with the backend on main (commit 7793f97), a missing, expired or malformed access token on a protected endpoint such as GET /api/v1/users/me returns 401, never 403. The frontend rule of refreshing only on 401 is safe today. Paths are under backend/src/main/java/com/sportify/.</w:t>
+      </w:r>
+    </w:p>
+    <w:p>
+      <w:pPr>
+        <w:pStyle w:val="ListParagraph"/>
+        <w:numPr>
+          <w:ilvl w:val="0"/>
+          <w:numId w:val="2"/>
+        </w:numPr>
+        <w:spacing w:after="80"/>
+      </w:pPr>
+      <w:r>
+        <w:rPr>
+          <w:rFonts w:ascii="Calibri" w:cs="Calibri" w:eastAsia="Calibri" w:hAnsi="Calibri"/>
+          <w:b/>
+          <w:bCs/>
+          <w:sz w:val="21"/>
+          <w:szCs w:val="21"/>
+        </w:rPr>
+        <w:t xml:space="preserve">Missing header: </w:t>
+      </w:r>
+      <w:r>
+        <w:rPr>
+          <w:rFonts w:ascii="Calibri" w:cs="Calibri" w:eastAsia="Calibri" w:hAnsi="Calibri"/>
+          <w:sz w:val="21"/>
+          <w:szCs w:val="21"/>
+        </w:rPr>
+        <w:t xml:space="preserve">identity/security/JwtAuthenticationFilter.java lines 39-41 continue the chain without authentication.</w:t>
+      </w:r>
+    </w:p>
+    <w:p>
+      <w:pPr>
+        <w:pStyle w:val="ListParagraph"/>
+        <w:numPr>
+          <w:ilvl w:val="0"/>
+          <w:numId w:val="2"/>
+        </w:numPr>
+        <w:spacing w:after="80"/>
+      </w:pPr>
+      <w:r>
+        <w:rPr>
+          <w:rFonts w:ascii="Calibri" w:cs="Calibri" w:eastAsia="Calibri" w:hAnsi="Calibri"/>
+          <w:b/>
+          <w:bCs/>
+          <w:sz w:val="21"/>
+          <w:szCs w:val="21"/>
+        </w:rPr>
+        <w:t xml:space="preserve">Expired token: </w:t>
+      </w:r>
+      <w:r>
+        <w:rPr>
+          <w:rFonts w:ascii="Calibri" w:cs="Calibri" w:eastAsia="Calibri" w:hAnsi="Calibri"/>
+          <w:sz w:val="21"/>
+          <w:szCs w:val="21"/>
+        </w:rPr>
+        <w:t xml:space="preserve">JwtService.extractAllClaims (identity/security/JwtService.java lines 83-90, parseClaimsJws) throws ExpiredJwtException, a JwtException; JwtAuthenticationFilter.java line 64 catches it and the request stays anonymous.</w:t>
+      </w:r>
+    </w:p>
+    <w:p>
+      <w:pPr>
+        <w:pStyle w:val="ListParagraph"/>
+        <w:numPr>
+          <w:ilvl w:val="0"/>
+          <w:numId w:val="2"/>
+        </w:numPr>
+        <w:spacing w:after="80"/>
+      </w:pPr>
+      <w:r>
+        <w:rPr>
+          <w:rFonts w:ascii="Calibri" w:cs="Calibri" w:eastAsia="Calibri" w:hAnsi="Calibri"/>
+          <w:b/>
+          <w:bCs/>
+          <w:sz w:val="21"/>
+          <w:szCs w:val="21"/>
+        </w:rPr>
+        <w:t xml:space="preserve">Malformed token: </w:t>
+      </w:r>
+      <w:r>
+        <w:rPr>
+          <w:rFonts w:ascii="Calibri" w:cs="Calibri" w:eastAsia="Calibri" w:hAnsi="Calibri"/>
+          <w:sz w:val="21"/>
+          <w:szCs w:val="21"/>
+        </w:rPr>
+        <w:t xml:space="preserve">MalformedJwtException or SignatureException, same catch at line 64. A refresh token used as access token fails the type check at line 52.</w:t>
+      </w:r>
+    </w:p>
+    <w:p>
+      <w:pPr>
+        <w:pStyle w:val="ListParagraph"/>
+        <w:numPr>
+          <w:ilvl w:val="0"/>
+          <w:numId w:val="2"/>
+        </w:numPr>
+        <w:spacing w:after="80"/>
+      </w:pPr>
+      <w:r>
+        <w:rPr>
+          <w:rFonts w:ascii="Calibri" w:cs="Calibri" w:eastAsia="Calibri" w:hAnsi="Calibri"/>
+          <w:b/>
+          <w:bCs/>
+          <w:sz w:val="21"/>
+          <w:szCs w:val="21"/>
+        </w:rPr>
+        <w:t xml:space="preserve">Result: </w:t>
+      </w:r>
+      <w:r>
+        <w:rPr>
+          <w:rFonts w:ascii="Calibri" w:cs="Calibri" w:eastAsia="Calibri" w:hAnsi="Calibri"/>
+          <w:sz w:val="21"/>
+          <w:szCs w:val="21"/>
+        </w:rPr>
+        <w:t xml:space="preserve">SecurityConfig.java lines 51-52 require authentication; lines 57-58 register CustomAuthenticationEntryPoint, which sets 401 at line 21.</w:t>
+      </w:r>
+    </w:p>
+    <w:p>
+      <w:pPr>
+        <w:pStyle w:val="ListParagraph"/>
+        <w:numPr>
+          <w:ilvl w:val="0"/>
+          <w:numId w:val="2"/>
+        </w:numPr>
+        <w:spacing w:after="80"/>
+      </w:pPr>
+      <w:r>
+        <w:rPr>
+          <w:rFonts w:ascii="Calibri" w:cs="Calibri" w:eastAsia="Calibri" w:hAnsi="Calibri"/>
+          <w:b/>
+          <w:bCs/>
+          <w:sz w:val="21"/>
+          <w:szCs w:val="21"/>
+        </w:rPr>
+        <w:t xml:space="preserve">Method security: </w:t>
+      </w:r>
+      <w:r>
+        <w:rPr>
+          <w:rFonts w:ascii="Calibri" w:cs="Calibri" w:eastAsia="Calibri" w:hAnsi="Calibri"/>
+          <w:sz w:val="21"/>
+          <w:szCs w:val="21"/>
+        </w:rPr>
+        <w:t xml:space="preserve">Every @PreAuthorize method is on a URL that requires authentication, so anonymous requests stop at the URL check with 401. The permitAll GET routes (SecurityConfig.java line 49) have no @PreAuthorize.</w:t>
+      </w:r>
+    </w:p>
+    <w:p>
+      <w:pPr>
+        <w:pStyle w:val="ListParagraph"/>
+        <w:numPr>
+          <w:ilvl w:val="0"/>
+          <w:numId w:val="2"/>
+        </w:numPr>
+        <w:spacing w:after="80"/>
+      </w:pPr>
+      <w:r>
+        <w:rPr>
+          <w:rFonts w:ascii="Calibri" w:cs="Calibri" w:eastAsia="Calibri" w:hAnsi="Calibri"/>
+          <w:b/>
+          <w:bCs/>
+          <w:sz w:val="21"/>
+          <w:szCs w:val="21"/>
+        </w:rPr>
+        <w:t xml:space="preserve">Existing backend tests: </w:t>
+      </w:r>
+      <w:r>
+        <w:rPr>
+          <w:rFonts w:ascii="Calibri" w:cs="Calibri" w:eastAsia="Calibri" w:hAnsi="Calibri"/>
+          <w:sz w:val="21"/>
+          <w:szCs w:val="21"/>
+        </w:rPr>
+        <w:t xml:space="preserve">UserControllerTest.getCurrentUser_withoutToken_shouldReturn401 (line 49) and getCurrentUser_withRefreshToken_shouldReturn401 (line 86).</w:t>
+      </w:r>
+    </w:p>
+    <w:p>
+      <w:pPr>
+        <w:pStyle w:val="ListParagraph"/>
+        <w:numPr>
+          <w:ilvl w:val="0"/>
+          <w:numId w:val="2"/>
+        </w:numPr>
+        <w:spacing w:after="80"/>
+      </w:pPr>
+      <w:r>
+        <w:rPr>
+          <w:rFonts w:ascii="Calibri" w:cs="Calibri" w:eastAsia="Calibri" w:hAnsi="Calibri"/>
+          <w:b/>
+          <w:bCs/>
+          <w:sz w:val="21"/>
+          <w:szCs w:val="21"/>
+        </w:rPr>
+        <w:t xml:space="preserve">Refresh endpoint: </w:t>
+      </w:r>
+      <w:r>
+        <w:rPr>
+          <w:rFonts w:ascii="Calibri" w:cs="Calibri" w:eastAsia="Calibri" w:hAnsi="Calibri"/>
+          <w:sz w:val="21"/>
+          <w:szCs w:val="21"/>
+        </w:rPr>
+        <w:t xml:space="preserve">expired or malformed refresh token 401 (GlobalExceptionHandler.java lines 52-54); wrong type 401 (AuthenticationServiceImpl.java line 172); deactivated account 403 (line 161, GlobalExceptionHandler lines 47-49); deleted user 404 (lines 156-157, GlobalExceptionHandler lines 62-64).</w:t>
+      </w:r>
+    </w:p>
+    <w:p>
+      <w:pPr>
+        <w:pStyle w:val="ListParagraph"/>
+        <w:numPr>
+          <w:ilvl w:val="0"/>
+          <w:numId w:val="2"/>
+        </w:numPr>
+        <w:spacing w:after="80"/>
+      </w:pPr>
+      <w:r>
+        <w:rPr>
+          <w:rFonts w:ascii="Calibri" w:cs="Calibri" w:eastAsia="Calibri" w:hAnsi="Calibri"/>
+          <w:b/>
+          <w:bCs/>
+          <w:sz w:val="21"/>
+          <w:szCs w:val="21"/>
+        </w:rPr>
+        <w:t xml:space="preserve">Not run: </w:t>
+      </w:r>
+      <w:r>
+        <w:rPr>
+          <w:rFonts w:ascii="Calibri" w:cs="Calibri" w:eastAsia="Calibri" w:hAnsi="Calibri"/>
+          <w:sz w:val="21"/>
+          <w:szCs w:val="21"/>
+        </w:rPr>
+        <w:t xml:space="preserve">The backend could not be compiled in the AI workspace: Maven Central is blocked there by policy (HTTP 403). Manual case TC-FE00-M14 checks the result against the real backend.</w:t>
+      </w:r>
+    </w:p>
+    <w:p>
+      <w:pPr>
+        <w:spacing w:after="120" w:before="120"/>
+      </w:pPr>
+      <w:r>
+        <w:rPr>
+          <w:rFonts w:ascii="Calibri" w:cs="Calibri" w:eastAsia="Calibri" w:hAnsi="Calibri"/>
+          <w:b/>
+          <w:bCs/>
+          <w:sz w:val="21"/>
+          <w:szCs w:val="21"/>
+        </w:rPr>
+        <w:t xml:space="preserve">Proposed backend fixes (text only, for the backend team):</w:t>
+      </w:r>
+    </w:p>
+    <w:p>
+      <w:pPr>
+        <w:pStyle w:val="ListParagraph"/>
+        <w:numPr>
+          <w:ilvl w:val="0"/>
+          <w:numId w:val="2"/>
+        </w:numPr>
+        <w:spacing w:after="80"/>
+      </w:pPr>
+      <w:r>
+        <w:rPr>
+          <w:rFonts w:ascii="Calibri" w:cs="Calibri" w:eastAsia="Calibri" w:hAnsi="Calibri"/>
+          <w:b/>
+          <w:bCs/>
+          <w:sz w:val="21"/>
+          <w:szCs w:val="21"/>
+        </w:rPr>
+        <w:t xml:space="preserve">R1, medium, future risk: </w:t>
+      </w:r>
+      <w:r>
+        <w:rPr>
+          <w:rFonts w:ascii="Calibri" w:cs="Calibri" w:eastAsia="Calibri" w:hAnsi="Calibri"/>
+          <w:sz w:val="21"/>
+          <w:szCs w:val="21"/>
+        </w:rPr>
+        <w:t xml:space="preserve">If @PreAuthorize is ever added to a URL that is permitAll, an anonymous or expired-token request reaches the method and GlobalExceptionHandler.java lines 99-101 return 403, so the frontend would not refresh. Fix: in handleAccessDeniedException return 401 "Unauthorized" when the current authentication is null or anonymous (AuthenticationTrustResolverImpl.isAnonymous), and keep 403 otherwise.</w:t>
+      </w:r>
+    </w:p>
+    <w:p>
+      <w:pPr>
+        <w:pStyle w:val="ListParagraph"/>
+        <w:numPr>
+          <w:ilvl w:val="0"/>
+          <w:numId w:val="2"/>
+        </w:numPr>
+        <w:spacing w:after="80"/>
+      </w:pPr>
+      <w:r>
+        <w:rPr>
+          <w:rFonts w:ascii="Calibri" w:cs="Calibri" w:eastAsia="Calibri" w:hAnsi="Calibri"/>
+          <w:b/>
+          <w:bCs/>
+          <w:sz w:val="21"/>
+          <w:szCs w:val="21"/>
+        </w:rPr>
+        <w:t xml:space="preserve">R2, low: </w:t>
+      </w:r>
+      <w:r>
+        <w:rPr>
+          <w:rFonts w:ascii="Calibri" w:cs="Calibri" w:eastAsia="Calibri" w:hAnsi="Calibri"/>
+          <w:sz w:val="21"/>
+          <w:szCs w:val="21"/>
+        </w:rPr>
+        <w:t xml:space="preserve">A valid token of a deleted user makes loadUserByUsername (identity/security/ApplicationConfig.java line 26) throw UsernameNotFoundException at JwtAuthenticationFilter.java line 50; it is not caught at line 64 and most likely ends as HTTP 500. Fix: also catch UsernameNotFoundException at line 64 so the request stays anonymous and gets 401.</w:t>
+      </w:r>
+    </w:p>
+    <w:p>
+      <w:pPr>
+        <w:pStyle w:val="Heading2"/>
+        <w:spacing w:after="100" w:before="200"/>
+      </w:pPr>
+      <w:r>
+        <w:rPr>
+          <w:rFonts w:ascii="Calibri" w:cs="Calibri" w:eastAsia="Calibri" w:hAnsi="Calibri"/>
+          <w:b/>
+          <w:bCs/>
+          <w:color w:val="2169BA"/>
+          <w:sz w:val="24"/>
+          <w:szCs w:val="24"/>
+        </w:rPr>
+        <w:t xml:space="preserve">7.3 Test results</w:t>
+      </w:r>
+    </w:p>
+    <w:p>
+      <w:pPr>
+        <w:pStyle w:val="ListParagraph"/>
+        <w:numPr>
+          <w:ilvl w:val="0"/>
+          <w:numId w:val="2"/>
+        </w:numPr>
+        <w:spacing w:after="80"/>
+      </w:pPr>
+      <w:r>
+        <w:rPr>
+          <w:rFonts w:ascii="Calibri" w:cs="Calibri" w:eastAsia="Calibri" w:hAnsi="Calibri"/>
+          <w:b/>
+          <w:bCs/>
+          <w:sz w:val="21"/>
+          <w:szCs w:val="21"/>
+        </w:rPr>
+        <w:t xml:space="preserve">Vitest: </w:t>
+      </w:r>
+      <w:r>
+        <w:rPr>
+          <w:rFonts w:ascii="Calibri" w:cs="Calibri" w:eastAsia="Calibri" w:hAnsi="Calibri"/>
+          <w:sz w:val="21"/>
+          <w:szCs w:val="21"/>
+        </w:rPr>
+        <w:t xml:space="preserve">65 tests in 6 files, all passed (43 from round 1, 22 new): auth.flow.test.tsx 25 (13 new), components.test.tsx 15 (6 new), crossTab.test.ts 3 (new file), client.test.ts 15, format.test.ts 5, page.test.ts 2.</w:t>
+      </w:r>
+    </w:p>
+    <w:p>
+      <w:pPr>
+        <w:pStyle w:val="ListParagraph"/>
+        <w:numPr>
+          <w:ilvl w:val="0"/>
+          <w:numId w:val="2"/>
+        </w:numPr>
+        <w:spacing w:after="80"/>
+      </w:pPr>
+      <w:r>
+        <w:rPr>
+          <w:rFonts w:ascii="Calibri" w:cs="Calibri" w:eastAsia="Calibri" w:hAnsi="Calibri"/>
+          <w:b/>
+          <w:bCs/>
+          <w:sz w:val="21"/>
+          <w:szCs w:val="21"/>
+        </w:rPr>
+        <w:t xml:space="preserve">Lint and build: </w:t>
+      </w:r>
+      <w:r>
+        <w:rPr>
+          <w:rFonts w:ascii="Calibri" w:cs="Calibri" w:eastAsia="Calibri" w:hAnsi="Calibri"/>
+          <w:sz w:val="21"/>
+          <w:szCs w:val="21"/>
+        </w:rPr>
+        <w:t xml:space="preserve">npm run lint: no errors. npm run build: passes; the production bundle contains no UI kit code.</w:t>
+      </w:r>
+    </w:p>
+    <w:p>
+      <w:pPr>
+        <w:pStyle w:val="ListParagraph"/>
+        <w:numPr>
+          <w:ilvl w:val="0"/>
+          <w:numId w:val="2"/>
+        </w:numPr>
+        <w:spacing w:after="80"/>
+      </w:pPr>
+      <w:r>
+        <w:rPr>
+          <w:rFonts w:ascii="Calibri" w:cs="Calibri" w:eastAsia="Calibri" w:hAnsi="Calibri"/>
+          <w:b/>
+          <w:bCs/>
+          <w:sz w:val="21"/>
+          <w:szCs w:val="21"/>
+        </w:rPr>
+        <w:t xml:space="preserve">Deliberate regressions: </w:t>
+      </w:r>
+      <w:r>
+        <w:rPr>
+          <w:rFonts w:ascii="Calibri" w:cs="Calibri" w:eastAsia="Calibri" w:hAnsi="Calibri"/>
+          <w:sz w:val="21"/>
+          <w:szCs w:val="21"/>
+        </w:rPr>
+        <w:t xml:space="preserve">Each of the 15 new guards was broken once and its tests failed, then the change was reverted. One test (hidden elements in the focus trap) did not fail at first because the hidden elements were not at the wrap edges; the test was corrected and then failed as expected.</w:t>
+      </w:r>
+    </w:p>
+    <w:p>
+      <w:pPr>
+        <w:pStyle w:val="ListParagraph"/>
+        <w:numPr>
+          <w:ilvl w:val="0"/>
+          <w:numId w:val="2"/>
+        </w:numPr>
+        <w:spacing w:after="80"/>
+      </w:pPr>
+      <w:r>
+        <w:rPr>
+          <w:rFonts w:ascii="Calibri" w:cs="Calibri" w:eastAsia="Calibri" w:hAnsi="Calibri"/>
+          <w:b/>
+          <w:bCs/>
+          <w:sz w:val="21"/>
+          <w:szCs w:val="21"/>
+        </w:rPr>
+        <w:t xml:space="preserve">Bug found by the new tests: </w:t>
+      </w:r>
+      <w:r>
+        <w:rPr>
+          <w:rFonts w:ascii="Calibri" w:cs="Calibri" w:eastAsia="Calibri" w:hAnsi="Calibri"/>
+          <w:sz w:val="21"/>
+          <w:szCs w:val="21"/>
+        </w:rPr>
+        <w:t xml:space="preserve">The two tab test showed that a rejected refresh released the lock before clearing the tokens, so the waiting tab sent the same rejected token again. The session is now ended inside the lock.</w:t>
+      </w:r>
+    </w:p>
+    <w:p>
+      <w:pPr>
+        <w:pStyle w:val="ListParagraph"/>
+        <w:numPr>
+          <w:ilvl w:val="0"/>
+          <w:numId w:val="2"/>
+        </w:numPr>
+        <w:spacing w:after="80"/>
+      </w:pPr>
+      <w:r>
+        <w:rPr>
+          <w:rFonts w:ascii="Calibri" w:cs="Calibri" w:eastAsia="Calibri" w:hAnsi="Calibri"/>
+          <w:b/>
+          <w:bCs/>
+          <w:sz w:val="21"/>
+          <w:szCs w:val="21"/>
+        </w:rPr>
+        <w:t xml:space="preserve">Browser checks: </w:t>
+      </w:r>
+      <w:r>
+        <w:rPr>
+          <w:rFonts w:ascii="Calibri" w:cs="Calibri" w:eastAsia="Calibri" w:hAnsi="Calibri"/>
+          <w:sz w:val="21"/>
+          <w:szCs w:val="21"/>
+        </w:rPr>
+        <w:t xml:space="preserve">8 new checks in Chromium (real navigator.locks) against the mock auth API, all passed: client checks with no request sent, Retry screen with the backend offline and recovery, two tabs expiring together with exactly one refresh, logout followed by another tab, table overlay, /ui-kit 404 in the production preview. The 12 round 1 checks were run again and still pass.</w:t>
+      </w:r>
+    </w:p>
+    <w:p>
+      <w:pPr>
+        <w:pStyle w:val="Heading2"/>
+        <w:spacing w:after="100" w:before="200"/>
+      </w:pPr>
+      <w:r>
+        <w:rPr>
+          <w:rFonts w:ascii="Calibri" w:cs="Calibri" w:eastAsia="Calibri" w:hAnsi="Calibri"/>
+          <w:b/>
+          <w:bCs/>
+          <w:color w:val="2169BA"/>
+          <w:sz w:val="24"/>
+          <w:szCs w:val="24"/>
+        </w:rPr>
+        <w:t xml:space="preserve">7.4 Remaining risks</w:t>
+      </w:r>
+    </w:p>
+    <w:p>
+      <w:pPr>
+        <w:pStyle w:val="ListParagraph"/>
+        <w:numPr>
+          <w:ilvl w:val="0"/>
+          <w:numId w:val="2"/>
+        </w:numPr>
+        <w:spacing w:after="80"/>
+      </w:pPr>
+      <w:r>
+        <w:rPr>
+          <w:rFonts w:ascii="Calibri" w:cs="Calibri" w:eastAsia="Calibri" w:hAnsi="Calibri"/>
+          <w:sz w:val="21"/>
+          <w:szCs w:val="21"/>
+        </w:rPr>
+        <w:t xml:space="preserve">Not verified against the real backend and SQL Server: all manual cases M01 to M16 are still to be run on a team machine.</w:t>
+      </w:r>
+    </w:p>
+    <w:p>
+      <w:pPr>
+        <w:pStyle w:val="ListParagraph"/>
+        <w:numPr>
+          <w:ilvl w:val="0"/>
+          <w:numId w:val="2"/>
+        </w:numPr>
+        <w:spacing w:after="80"/>
+      </w:pPr>
+      <w:r>
+        <w:rPr>
+          <w:rFonts w:ascii="Calibri" w:cs="Calibri" w:eastAsia="Calibri" w:hAnsi="Calibri"/>
+          <w:sz w:val="21"/>
+          <w:szCs w:val="21"/>
+        </w:rPr>
+        <w:t xml:space="preserve">Not compared pixel by pixel with Figma: colors and layouts were sampled from the PNG files in context/, the Figma file itself was not opened.</w:t>
+      </w:r>
+    </w:p>
+    <w:p>
+      <w:pPr>
+        <w:pStyle w:val="ListParagraph"/>
+        <w:numPr>
+          <w:ilvl w:val="0"/>
+          <w:numId w:val="2"/>
+        </w:numPr>
+        <w:spacing w:after="80"/>
+      </w:pPr>
+      <w:r>
+        <w:rPr>
+          <w:rFonts w:ascii="Calibri" w:cs="Calibri" w:eastAsia="Calibri" w:hAnsi="Calibri"/>
+          <w:sz w:val="21"/>
+          <w:szCs w:val="21"/>
+        </w:rPr>
+        <w:t xml:space="preserve">Browsers without the Web Locks API (very old versions) use the fallback: two refresh calls can happen, and the second one is rejected but recovered from storage. If the rejection of the second call arrives before the first tab has stored the new tokens, the session is still ended in both tabs; the user logs in again.</w:t>
+      </w:r>
+    </w:p>
+    <w:p>
+      <w:pPr>
+        <w:pStyle w:val="ListParagraph"/>
+        <w:numPr>
+          <w:ilvl w:val="0"/>
+          <w:numId w:val="2"/>
+        </w:numPr>
+        <w:spacing w:after="80"/>
+      </w:pPr>
+      <w:r>
+        <w:rPr>
+          <w:rFonts w:ascii="Calibri" w:cs="Calibri" w:eastAsia="Calibri" w:hAnsi="Calibri"/>
+          <w:sz w:val="21"/>
+          <w:szCs w:val="21"/>
+        </w:rPr>
+        <w:t xml:space="preserve">Backend risks R1 and R2 above remain until the backend team decides.</w:t>
+      </w:r>
+    </w:p>
+    <w:p>
+      <w:pPr>
+        <w:pStyle w:val="ListParagraph"/>
+        <w:numPr>
+          <w:ilvl w:val="0"/>
+          <w:numId w:val="2"/>
+        </w:numPr>
+        <w:spacing w:after="80"/>
+      </w:pPr>
+      <w:r>
+        <w:rPr>
+          <w:rFonts w:ascii="Calibri" w:cs="Calibri" w:eastAsia="Calibri" w:hAnsi="Calibri"/>
+          <w:sz w:val="21"/>
+          <w:szCs w:val="21"/>
+        </w:rPr>
+        <w:t xml:space="preserve">The Retry screen depends on the backend answering 5xx or not answering at all; a proxy returning 401 or 403 during an outage would end the session.</w:t>
+      </w:r>
+    </w:p>
+    <w:p>
+      <w:pPr>
+        <w:pStyle w:val="Heading2"/>
+        <w:spacing w:after="100" w:before="200"/>
+      </w:pPr>
+      <w:r>
+        <w:rPr>
+          <w:rFonts w:ascii="Calibri" w:cs="Calibri" w:eastAsia="Calibri" w:hAnsi="Calibri"/>
+          <w:b/>
+          <w:bCs/>
+          <w:color w:val="2169BA"/>
+          <w:sz w:val="24"/>
+          <w:szCs w:val="24"/>
+        </w:rPr>
+        <w:t xml:space="preserve">7.5 Files changed in review round 2</w:t>
+      </w:r>
+    </w:p>
+    <w:p>
+      <w:pPr>
+        <w:spacing w:after="120" w:before="0"/>
+      </w:pPr>
+      <w:r>
+        <w:rPr>
+          <w:rFonts w:ascii="Calibri" w:cs="Calibri" w:eastAsia="Calibri" w:hAnsi="Calibri"/>
+          <w:sz w:val="21"/>
+          <w:szCs w:val="21"/>
+        </w:rPr>
+        <w:t xml:space="preserve">26 files: 4 added, 22 modified, 0 deleted. Paths are relative to the repository root.</w:t>
+      </w:r>
+    </w:p>
+    <w:tbl>
+      <w:tblPr>
+        <w:tblW w:type="dxa" w:w="9360"/>
+        <w:tblBorders>
+          <w:top w:val="single" w:color="auto" w:sz="4"/>
+          <w:left w:val="single" w:color="auto" w:sz="4"/>
+          <w:bottom w:val="single" w:color="auto" w:sz="4"/>
+          <w:right w:val="single" w:color="auto" w:sz="4"/>
+          <w:insideH w:val="single" w:color="auto" w:sz="4"/>
+          <w:insideV w:val="single" w:color="auto" w:sz="4"/>
+        </w:tblBorders>
+      </w:tblPr>
+      <w:tblGrid>
+        <w:gridCol w:w="1100"/>
+        <w:gridCol w:w="4060"/>
+        <w:gridCol w:w="4200"/>
+      </w:tblGrid>
+      <w:tr>
+        <w:trPr>
+          <w:cantSplit/>
+          <w:tblHeader/>
+        </w:trPr>
+        <w:tc>
+          <w:tcPr>
+            <w:tcW w:type="dxa" w:w="1100"/>
+            <w:tcBorders>
+              <w:top w:val="single" w:color="C5D3E1" w:sz="4"/>
+              <w:left w:val="single" w:color="C5D3E1" w:sz="4"/>
+              <w:bottom w:val="single" w:color="C5D3E1" w:sz="4"/>
+              <w:right w:val="single" w:color="C5D3E1" w:sz="4"/>
+            </w:tcBorders>
+            <w:shd w:fill="EAF3FD" w:color="auto" w:val="clear"/>
+            <w:tcMar>
+              <w:top w:type="dxa" w:w="60"/>
+              <w:left w:type="dxa" w:w="100"/>
+              <w:bottom w:type="dxa" w:w="60"/>
+              <w:right w:type="dxa" w:w="100"/>
+            </w:tcMar>
+          </w:tcPr>
+          <w:p>
+            <w:r>
+              <w:rPr>
+                <w:rFonts w:ascii="Calibri" w:cs="Calibri" w:eastAsia="Calibri" w:hAnsi="Calibri"/>
+                <w:b/>
+                <w:bCs/>
+                <w:sz w:val="18"/>
+                <w:szCs w:val="18"/>
+              </w:rPr>
+              <w:t xml:space="preserve">Status</w:t>
+            </w:r>
+          </w:p>
+        </w:tc>
+        <w:tc>
+          <w:tcPr>
+            <w:tcW w:type="dxa" w:w="4060"/>
+            <w:tcBorders>
+              <w:top w:val="single" w:color="C5D3E1" w:sz="4"/>
+              <w:left w:val="single" w:color="C5D3E1" w:sz="4"/>
+              <w:bottom w:val="single" w:color="C5D3E1" w:sz="4"/>
+              <w:right w:val="single" w:color="C5D3E1" w:sz="4"/>
+            </w:tcBorders>
+            <w:shd w:fill="EAF3FD" w:color="auto" w:val="clear"/>
+            <w:tcMar>
+              <w:top w:type="dxa" w:w="60"/>
+              <w:left w:type="dxa" w:w="100"/>
+              <w:bottom w:type="dxa" w:w="60"/>
+              <w:right w:type="dxa" w:w="100"/>
+            </w:tcMar>
+          </w:tcPr>
+          <w:p>
+            <w:r>
+              <w:rPr>
+                <w:rFonts w:ascii="Calibri" w:cs="Calibri" w:eastAsia="Calibri" w:hAnsi="Calibri"/>
+                <w:b/>
+                <w:bCs/>
+                <w:sz w:val="18"/>
+                <w:szCs w:val="18"/>
+              </w:rPr>
+              <w:t xml:space="preserve">File Path</w:t>
+            </w:r>
+          </w:p>
+        </w:tc>
+        <w:tc>
+          <w:tcPr>
+            <w:tcW w:type="dxa" w:w="4200"/>
+            <w:tcBorders>
+              <w:top w:val="single" w:color="C5D3E1" w:sz="4"/>
+              <w:left w:val="single" w:color="C5D3E1" w:sz="4"/>
+              <w:bottom w:val="single" w:color="C5D3E1" w:sz="4"/>
+              <w:right w:val="single" w:color="C5D3E1" w:sz="4"/>
+            </w:tcBorders>
+            <w:shd w:fill="EAF3FD" w:color="auto" w:val="clear"/>
+            <w:tcMar>
+              <w:top w:type="dxa" w:w="60"/>
+              <w:left w:type="dxa" w:w="100"/>
+              <w:bottom w:type="dxa" w:w="60"/>
+              <w:right w:type="dxa" w:w="100"/>
+            </w:tcMar>
+          </w:tcPr>
+          <w:p>
+            <w:r>
+              <w:rPr>
+                <w:rFonts w:ascii="Calibri" w:cs="Calibri" w:eastAsia="Calibri" w:hAnsi="Calibri"/>
+                <w:b/>
+                <w:bCs/>
+                <w:sz w:val="18"/>
+                <w:szCs w:val="18"/>
+              </w:rPr>
+              <w:t xml:space="preserve">Change in round 2</w:t>
+            </w:r>
+          </w:p>
+        </w:tc>
+      </w:tr>
+      <w:tr>
+        <w:trPr>
+          <w:cantSplit/>
+          <w:tblHeader w:val="false"/>
+        </w:trPr>
+        <w:tc>
+          <w:tcPr>
+            <w:tcW w:type="dxa" w:w="1100"/>
+            <w:tcBorders>
+              <w:top w:val="single" w:color="C5D3E1" w:sz="4"/>
+              <w:left w:val="single" w:color="C5D3E1" w:sz="4"/>
+              <w:bottom w:val="single" w:color="C5D3E1" w:sz="4"/>
+              <w:right w:val="single" w:color="C5D3E1" w:sz="4"/>
+            </w:tcBorders>
+            <w:tcMar>
+              <w:top w:type="dxa" w:w="60"/>
+              <w:left w:type="dxa" w:w="100"/>
+              <w:bottom w:type="dxa" w:w="60"/>
+              <w:right w:type="dxa" w:w="100"/>
+            </w:tcMar>
+          </w:tcPr>
+          <w:p>
+            <w:r>
+              <w:rPr>
+                <w:rFonts w:ascii="Calibri" w:cs="Calibri" w:eastAsia="Calibri" w:hAnsi="Calibri"/>
+                <w:b w:val="false"/>
+                <w:bCs w:val="false"/>
+                <w:sz w:val="18"/>
+                <w:szCs w:val="18"/>
+              </w:rPr>
+              <w:t xml:space="preserve">Modified</w:t>
+            </w:r>
+          </w:p>
+        </w:tc>
+        <w:tc>
+          <w:tcPr>
+            <w:tcW w:type="dxa" w:w="4060"/>
+            <w:tcBorders>
+              <w:top w:val="single" w:color="C5D3E1" w:sz="4"/>
+              <w:left w:val="single" w:color="C5D3E1" w:sz="4"/>
+              <w:bottom w:val="single" w:color="C5D3E1" w:sz="4"/>
+              <w:right w:val="single" w:color="C5D3E1" w:sz="4"/>
+            </w:tcBorders>
+            <w:tcMar>
+              <w:top w:type="dxa" w:w="60"/>
+              <w:left w:type="dxa" w:w="100"/>
+              <w:bottom w:type="dxa" w:w="60"/>
+              <w:right w:type="dxa" w:w="100"/>
+            </w:tcMar>
+          </w:tcPr>
+          <w:p>
+            <w:r>
+              <w:rPr>
+                <w:rFonts w:ascii="Calibri" w:cs="Calibri" w:eastAsia="Calibri" w:hAnsi="Calibri"/>
+                <w:b w:val="false"/>
+                <w:bCs w:val="false"/>
+                <w:sz w:val="18"/>
+                <w:szCs w:val="18"/>
+              </w:rPr>
+              <w:t xml:space="preserve">CHANGELOG.md</w:t>
+            </w:r>
+          </w:p>
+        </w:tc>
+        <w:tc>
+          <w:tcPr>
+            <w:tcW w:type="dxa" w:w="4200"/>
+            <w:tcBorders>
+              <w:top w:val="single" w:color="C5D3E1" w:sz="4"/>
+              <w:left w:val="single" w:color="C5D3E1" w:sz="4"/>
+              <w:bottom w:val="single" w:color="C5D3E1" w:sz="4"/>
+              <w:right w:val="single" w:color="C5D3E1" w:sz="4"/>
+            </w:tcBorders>
+            <w:tcMar>
+              <w:top w:type="dxa" w:w="60"/>
+              <w:left w:type="dxa" w:w="100"/>
+              <w:bottom w:type="dxa" w:w="60"/>
+              <w:right w:type="dxa" w:w="100"/>
+            </w:tcMar>
+          </w:tcPr>
+          <w:p>
+            <w:r>
+              <w:rPr>
+                <w:rFonts w:ascii="Calibri" w:cs="Calibri" w:eastAsia="Calibri" w:hAnsi="Calibri"/>
+                <w:b w:val="false"/>
+                <w:bCs w:val="false"/>
+                <w:sz w:val="18"/>
+                <w:szCs w:val="18"/>
+              </w:rPr>
+              <w:t xml:space="preserve">Review round 2 subsection and follow-ups</w:t>
+            </w:r>
+          </w:p>
+        </w:tc>
+      </w:tr>
+      <w:tr>
+        <w:trPr>
+          <w:cantSplit/>
+          <w:tblHeader w:val="false"/>
+        </w:trPr>
+        <w:tc>
+          <w:tcPr>
+            <w:tcW w:type="dxa" w:w="1100"/>
+            <w:tcBorders>
+              <w:top w:val="single" w:color="C5D3E1" w:sz="4"/>
+              <w:left w:val="single" w:color="C5D3E1" w:sz="4"/>
+              <w:bottom w:val="single" w:color="C5D3E1" w:sz="4"/>
+              <w:right w:val="single" w:color="C5D3E1" w:sz="4"/>
+            </w:tcBorders>
+            <w:tcMar>
+              <w:top w:type="dxa" w:w="60"/>
+              <w:left w:type="dxa" w:w="100"/>
+              <w:bottom w:type="dxa" w:w="60"/>
+              <w:right w:type="dxa" w:w="100"/>
+            </w:tcMar>
+          </w:tcPr>
+          <w:p>
+            <w:r>
+              <w:rPr>
+                <w:rFonts w:ascii="Calibri" w:cs="Calibri" w:eastAsia="Calibri" w:hAnsi="Calibri"/>
+                <w:b w:val="false"/>
+                <w:bCs w:val="false"/>
+                <w:sz w:val="18"/>
+                <w:szCs w:val="18"/>
+              </w:rPr>
+              <w:t xml:space="preserve">Modified</w:t>
+            </w:r>
+          </w:p>
+        </w:tc>
+        <w:tc>
+          <w:tcPr>
+            <w:tcW w:type="dxa" w:w="4060"/>
+            <w:tcBorders>
+              <w:top w:val="single" w:color="C5D3E1" w:sz="4"/>
+              <w:left w:val="single" w:color="C5D3E1" w:sz="4"/>
+              <w:bottom w:val="single" w:color="C5D3E1" w:sz="4"/>
+              <w:right w:val="single" w:color="C5D3E1" w:sz="4"/>
+            </w:tcBorders>
+            <w:tcMar>
+              <w:top w:type="dxa" w:w="60"/>
+              <w:left w:type="dxa" w:w="100"/>
+              <w:bottom w:type="dxa" w:w="60"/>
+              <w:right w:type="dxa" w:w="100"/>
+            </w:tcMar>
+          </w:tcPr>
+          <w:p>
+            <w:r>
+              <w:rPr>
+                <w:rFonts w:ascii="Calibri" w:cs="Calibri" w:eastAsia="Calibri" w:hAnsi="Calibri"/>
+                <w:b w:val="false"/>
+                <w:bCs w:val="false"/>
+                <w:sz w:val="18"/>
+                <w:szCs w:val="18"/>
+              </w:rPr>
+              <w:t xml:space="preserve">docs/audit/FE-00_AI_Audit_Log.docx</w:t>
+            </w:r>
+          </w:p>
+        </w:tc>
+        <w:tc>
+          <w:tcPr>
+            <w:tcW w:type="dxa" w:w="4200"/>
+            <w:tcBorders>
+              <w:top w:val="single" w:color="C5D3E1" w:sz="4"/>
+              <w:left w:val="single" w:color="C5D3E1" w:sz="4"/>
+              <w:bottom w:val="single" w:color="C5D3E1" w:sz="4"/>
+              <w:right w:val="single" w:color="C5D3E1" w:sz="4"/>
+            </w:tcBorders>
+            <w:tcMar>
+              <w:top w:type="dxa" w:w="60"/>
+              <w:left w:type="dxa" w:w="100"/>
+              <w:bottom w:type="dxa" w:w="60"/>
+              <w:right w:type="dxa" w:w="100"/>
+            </w:tcMar>
+          </w:tcPr>
+          <w:p>
+            <w:r>
+              <w:rPr>
+                <w:rFonts w:ascii="Calibri" w:cs="Calibri" w:eastAsia="Calibri" w:hAnsi="Calibri"/>
+                <w:b w:val="false"/>
+                <w:bCs w:val="false"/>
+                <w:sz w:val="18"/>
+                <w:szCs w:val="18"/>
+              </w:rPr>
+              <w:t xml:space="preserve">Review round 2 section added</w:t>
+            </w:r>
+          </w:p>
+        </w:tc>
+      </w:tr>
+      <w:tr>
+        <w:trPr>
+          <w:cantSplit/>
+          <w:tblHeader w:val="false"/>
+        </w:trPr>
+        <w:tc>
+          <w:tcPr>
+            <w:tcW w:type="dxa" w:w="1100"/>
+            <w:tcBorders>
+              <w:top w:val="single" w:color="C5D3E1" w:sz="4"/>
+              <w:left w:val="single" w:color="C5D3E1" w:sz="4"/>
+              <w:bottom w:val="single" w:color="C5D3E1" w:sz="4"/>
+              <w:right w:val="single" w:color="C5D3E1" w:sz="4"/>
+            </w:tcBorders>
+            <w:tcMar>
+              <w:top w:type="dxa" w:w="60"/>
+              <w:left w:type="dxa" w:w="100"/>
+              <w:bottom w:type="dxa" w:w="60"/>
+              <w:right w:type="dxa" w:w="100"/>
+            </w:tcMar>
+          </w:tcPr>
+          <w:p>
+            <w:r>
+              <w:rPr>
+                <w:rFonts w:ascii="Calibri" w:cs="Calibri" w:eastAsia="Calibri" w:hAnsi="Calibri"/>
+                <w:b w:val="false"/>
+                <w:bCs w:val="false"/>
+                <w:sz w:val="18"/>
+                <w:szCs w:val="18"/>
+              </w:rPr>
+              <w:t xml:space="preserve">Modified</w:t>
+            </w:r>
+          </w:p>
+        </w:tc>
+        <w:tc>
+          <w:tcPr>
+            <w:tcW w:type="dxa" w:w="4060"/>
+            <w:tcBorders>
+              <w:top w:val="single" w:color="C5D3E1" w:sz="4"/>
+              <w:left w:val="single" w:color="C5D3E1" w:sz="4"/>
+              <w:bottom w:val="single" w:color="C5D3E1" w:sz="4"/>
+              <w:right w:val="single" w:color="C5D3E1" w:sz="4"/>
+            </w:tcBorders>
+            <w:tcMar>
+              <w:top w:type="dxa" w:w="60"/>
+              <w:left w:type="dxa" w:w="100"/>
+              <w:bottom w:type="dxa" w:w="60"/>
+              <w:right w:type="dxa" w:w="100"/>
+            </w:tcMar>
+          </w:tcPr>
+          <w:p>
+            <w:r>
+              <w:rPr>
+                <w:rFonts w:ascii="Calibri" w:cs="Calibri" w:eastAsia="Calibri" w:hAnsi="Calibri"/>
+                <w:b w:val="false"/>
+                <w:bCs w:val="false"/>
+                <w:sz w:val="18"/>
+                <w:szCs w:val="18"/>
+              </w:rPr>
+              <w:t xml:space="preserve">docs/tests/FE-00_test_cases.md</w:t>
+            </w:r>
+          </w:p>
+        </w:tc>
+        <w:tc>
+          <w:tcPr>
+            <w:tcW w:type="dxa" w:w="4200"/>
+            <w:tcBorders>
+              <w:top w:val="single" w:color="C5D3E1" w:sz="4"/>
+              <w:left w:val="single" w:color="C5D3E1" w:sz="4"/>
+              <w:bottom w:val="single" w:color="C5D3E1" w:sz="4"/>
+              <w:right w:val="single" w:color="C5D3E1" w:sz="4"/>
+            </w:tcBorders>
+            <w:tcMar>
+              <w:top w:type="dxa" w:w="60"/>
+              <w:left w:type="dxa" w:w="100"/>
+              <w:bottom w:type="dxa" w:w="60"/>
+              <w:right w:type="dxa" w:w="100"/>
+            </w:tcMar>
+          </w:tcPr>
+          <w:p>
+            <w:r>
+              <w:rPr>
+                <w:rFonts w:ascii="Calibri" w:cs="Calibri" w:eastAsia="Calibri" w:hAnsi="Calibri"/>
+                <w:b w:val="false"/>
+                <w:bCs w:val="false"/>
+                <w:sz w:val="18"/>
+                <w:szCs w:val="18"/>
+              </w:rPr>
+              <w:t xml:space="preserve">22 automated cases, 8 browser checks, 4 manual cases (M13 to M16)</w:t>
+            </w:r>
+          </w:p>
+        </w:tc>
+      </w:tr>
+      <w:tr>
+        <w:trPr>
+          <w:cantSplit/>
+          <w:tblHeader w:val="false"/>
+        </w:trPr>
+        <w:tc>
+          <w:tcPr>
+            <w:tcW w:type="dxa" w:w="1100"/>
+            <w:tcBorders>
+              <w:top w:val="single" w:color="C5D3E1" w:sz="4"/>
+              <w:left w:val="single" w:color="C5D3E1" w:sz="4"/>
+              <w:bottom w:val="single" w:color="C5D3E1" w:sz="4"/>
+              <w:right w:val="single" w:color="C5D3E1" w:sz="4"/>
+            </w:tcBorders>
+            <w:tcMar>
+              <w:top w:type="dxa" w:w="60"/>
+              <w:left w:type="dxa" w:w="100"/>
+              <w:bottom w:type="dxa" w:w="60"/>
+              <w:right w:type="dxa" w:w="100"/>
+            </w:tcMar>
+          </w:tcPr>
+          <w:p>
+            <w:r>
+              <w:rPr>
+                <w:rFonts w:ascii="Calibri" w:cs="Calibri" w:eastAsia="Calibri" w:hAnsi="Calibri"/>
+                <w:b w:val="false"/>
+                <w:bCs w:val="false"/>
+                <w:sz w:val="18"/>
+                <w:szCs w:val="18"/>
+              </w:rPr>
+              <w:t xml:space="preserve">Added</w:t>
+            </w:r>
+          </w:p>
+        </w:tc>
+        <w:tc>
+          <w:tcPr>
+            <w:tcW w:type="dxa" w:w="4060"/>
+            <w:tcBorders>
+              <w:top w:val="single" w:color="C5D3E1" w:sz="4"/>
+              <w:left w:val="single" w:color="C5D3E1" w:sz="4"/>
+              <w:bottom w:val="single" w:color="C5D3E1" w:sz="4"/>
+              <w:right w:val="single" w:color="C5D3E1" w:sz="4"/>
+            </w:tcBorders>
+            <w:tcMar>
+              <w:top w:type="dxa" w:w="60"/>
+              <w:left w:type="dxa" w:w="100"/>
+              <w:bottom w:type="dxa" w:w="60"/>
+              <w:right w:type="dxa" w:w="100"/>
+            </w:tcMar>
+          </w:tcPr>
+          <w:p>
+            <w:r>
+              <w:rPr>
+                <w:rFonts w:ascii="Calibri" w:cs="Calibri" w:eastAsia="Calibri" w:hAnsi="Calibri"/>
+                <w:b w:val="false"/>
+                <w:bCs w:val="false"/>
+                <w:sz w:val="18"/>
+                <w:szCs w:val="18"/>
+              </w:rPr>
+              <w:t xml:space="preserve">frontend/.nvmrc</w:t>
+            </w:r>
+          </w:p>
+        </w:tc>
+        <w:tc>
+          <w:tcPr>
+            <w:tcW w:type="dxa" w:w="4200"/>
+            <w:tcBorders>
+              <w:top w:val="single" w:color="C5D3E1" w:sz="4"/>
+              <w:left w:val="single" w:color="C5D3E1" w:sz="4"/>
+              <w:bottom w:val="single" w:color="C5D3E1" w:sz="4"/>
+              <w:right w:val="single" w:color="C5D3E1" w:sz="4"/>
+            </w:tcBorders>
+            <w:tcMar>
+              <w:top w:type="dxa" w:w="60"/>
+              <w:left w:type="dxa" w:w="100"/>
+              <w:bottom w:type="dxa" w:w="60"/>
+              <w:right w:type="dxa" w:w="100"/>
+            </w:tcMar>
+          </w:tcPr>
+          <w:p>
+            <w:r>
+              <w:rPr>
+                <w:rFonts w:ascii="Calibri" w:cs="Calibri" w:eastAsia="Calibri" w:hAnsi="Calibri"/>
+                <w:b w:val="false"/>
+                <w:bCs w:val="false"/>
+                <w:sz w:val="18"/>
+                <w:szCs w:val="18"/>
+              </w:rPr>
+              <w:t xml:space="preserve">New: Node 24</w:t>
+            </w:r>
+          </w:p>
+        </w:tc>
+      </w:tr>
+      <w:tr>
+        <w:trPr>
+          <w:cantSplit/>
+          <w:tblHeader w:val="false"/>
+        </w:trPr>
+        <w:tc>
+          <w:tcPr>
+            <w:tcW w:type="dxa" w:w="1100"/>
+            <w:tcBorders>
+              <w:top w:val="single" w:color="C5D3E1" w:sz="4"/>
+              <w:left w:val="single" w:color="C5D3E1" w:sz="4"/>
+              <w:bottom w:val="single" w:color="C5D3E1" w:sz="4"/>
+              <w:right w:val="single" w:color="C5D3E1" w:sz="4"/>
+            </w:tcBorders>
+            <w:tcMar>
+              <w:top w:type="dxa" w:w="60"/>
+              <w:left w:type="dxa" w:w="100"/>
+              <w:bottom w:type="dxa" w:w="60"/>
+              <w:right w:type="dxa" w:w="100"/>
+            </w:tcMar>
+          </w:tcPr>
+          <w:p>
+            <w:r>
+              <w:rPr>
+                <w:rFonts w:ascii="Calibri" w:cs="Calibri" w:eastAsia="Calibri" w:hAnsi="Calibri"/>
+                <w:b w:val="false"/>
+                <w:bCs w:val="false"/>
+                <w:sz w:val="18"/>
+                <w:szCs w:val="18"/>
+              </w:rPr>
+              <w:t xml:space="preserve">Modified</w:t>
+            </w:r>
+          </w:p>
+        </w:tc>
+        <w:tc>
+          <w:tcPr>
+            <w:tcW w:type="dxa" w:w="4060"/>
+            <w:tcBorders>
+              <w:top w:val="single" w:color="C5D3E1" w:sz="4"/>
+              <w:left w:val="single" w:color="C5D3E1" w:sz="4"/>
+              <w:bottom w:val="single" w:color="C5D3E1" w:sz="4"/>
+              <w:right w:val="single" w:color="C5D3E1" w:sz="4"/>
+            </w:tcBorders>
+            <w:tcMar>
+              <w:top w:type="dxa" w:w="60"/>
+              <w:left w:type="dxa" w:w="100"/>
+              <w:bottom w:type="dxa" w:w="60"/>
+              <w:right w:type="dxa" w:w="100"/>
+            </w:tcMar>
+          </w:tcPr>
+          <w:p>
+            <w:r>
+              <w:rPr>
+                <w:rFonts w:ascii="Calibri" w:cs="Calibri" w:eastAsia="Calibri" w:hAnsi="Calibri"/>
+                <w:b w:val="false"/>
+                <w:bCs w:val="false"/>
+                <w:sz w:val="18"/>
+                <w:szCs w:val="18"/>
+              </w:rPr>
+              <w:t xml:space="preserve">frontend/package-lock.json</w:t>
+            </w:r>
+          </w:p>
+        </w:tc>
+        <w:tc>
+          <w:tcPr>
+            <w:tcW w:type="dxa" w:w="4200"/>
+            <w:tcBorders>
+              <w:top w:val="single" w:color="C5D3E1" w:sz="4"/>
+              <w:left w:val="single" w:color="C5D3E1" w:sz="4"/>
+              <w:bottom w:val="single" w:color="C5D3E1" w:sz="4"/>
+              <w:right w:val="single" w:color="C5D3E1" w:sz="4"/>
+            </w:tcBorders>
+            <w:tcMar>
+              <w:top w:type="dxa" w:w="60"/>
+              <w:left w:type="dxa" w:w="100"/>
+              <w:bottom w:type="dxa" w:w="60"/>
+              <w:right w:type="dxa" w:w="100"/>
+            </w:tcMar>
+          </w:tcPr>
+          <w:p>
+            <w:r>
+              <w:rPr>
+                <w:rFonts w:ascii="Calibri" w:cs="Calibri" w:eastAsia="Calibri" w:hAnsi="Calibri"/>
+                <w:b w:val="false"/>
+                <w:bCs w:val="false"/>
+                <w:sz w:val="18"/>
+                <w:szCs w:val="18"/>
+              </w:rPr>
+              <w:t xml:space="preserve">engines entry only</w:t>
+            </w:r>
+          </w:p>
+        </w:tc>
+      </w:tr>
+      <w:tr>
+        <w:trPr>
+          <w:cantSplit/>
+          <w:tblHeader w:val="false"/>
+        </w:trPr>
+        <w:tc>
+          <w:tcPr>
+            <w:tcW w:type="dxa" w:w="1100"/>
+            <w:tcBorders>
+              <w:top w:val="single" w:color="C5D3E1" w:sz="4"/>
+              <w:left w:val="single" w:color="C5D3E1" w:sz="4"/>
+              <w:bottom w:val="single" w:color="C5D3E1" w:sz="4"/>
+              <w:right w:val="single" w:color="C5D3E1" w:sz="4"/>
+            </w:tcBorders>
+            <w:tcMar>
+              <w:top w:type="dxa" w:w="60"/>
+              <w:left w:type="dxa" w:w="100"/>
+              <w:bottom w:type="dxa" w:w="60"/>
+              <w:right w:type="dxa" w:w="100"/>
+            </w:tcMar>
+          </w:tcPr>
+          <w:p>
+            <w:r>
+              <w:rPr>
+                <w:rFonts w:ascii="Calibri" w:cs="Calibri" w:eastAsia="Calibri" w:hAnsi="Calibri"/>
+                <w:b w:val="false"/>
+                <w:bCs w:val="false"/>
+                <w:sz w:val="18"/>
+                <w:szCs w:val="18"/>
+              </w:rPr>
+              <w:t xml:space="preserve">Modified</w:t>
+            </w:r>
+          </w:p>
+        </w:tc>
+        <w:tc>
+          <w:tcPr>
+            <w:tcW w:type="dxa" w:w="4060"/>
+            <w:tcBorders>
+              <w:top w:val="single" w:color="C5D3E1" w:sz="4"/>
+              <w:left w:val="single" w:color="C5D3E1" w:sz="4"/>
+              <w:bottom w:val="single" w:color="C5D3E1" w:sz="4"/>
+              <w:right w:val="single" w:color="C5D3E1" w:sz="4"/>
+            </w:tcBorders>
+            <w:tcMar>
+              <w:top w:type="dxa" w:w="60"/>
+              <w:left w:type="dxa" w:w="100"/>
+              <w:bottom w:type="dxa" w:w="60"/>
+              <w:right w:type="dxa" w:w="100"/>
+            </w:tcMar>
+          </w:tcPr>
+          <w:p>
+            <w:r>
+              <w:rPr>
+                <w:rFonts w:ascii="Calibri" w:cs="Calibri" w:eastAsia="Calibri" w:hAnsi="Calibri"/>
+                <w:b w:val="false"/>
+                <w:bCs w:val="false"/>
+                <w:sz w:val="18"/>
+                <w:szCs w:val="18"/>
+              </w:rPr>
+              <w:t xml:space="preserve">frontend/package.json</w:t>
+            </w:r>
+          </w:p>
+        </w:tc>
+        <w:tc>
+          <w:tcPr>
+            <w:tcW w:type="dxa" w:w="4200"/>
+            <w:tcBorders>
+              <w:top w:val="single" w:color="C5D3E1" w:sz="4"/>
+              <w:left w:val="single" w:color="C5D3E1" w:sz="4"/>
+              <w:bottom w:val="single" w:color="C5D3E1" w:sz="4"/>
+              <w:right w:val="single" w:color="C5D3E1" w:sz="4"/>
+            </w:tcBorders>
+            <w:tcMar>
+              <w:top w:type="dxa" w:w="60"/>
+              <w:left w:type="dxa" w:w="100"/>
+              <w:bottom w:type="dxa" w:w="60"/>
+              <w:right w:type="dxa" w:w="100"/>
+            </w:tcMar>
+          </w:tcPr>
+          <w:p>
+            <w:r>
+              <w:rPr>
+                <w:rFonts w:ascii="Calibri" w:cs="Calibri" w:eastAsia="Calibri" w:hAnsi="Calibri"/>
+                <w:b w:val="false"/>
+                <w:bCs w:val="false"/>
+                <w:sz w:val="18"/>
+                <w:szCs w:val="18"/>
+              </w:rPr>
+              <w:t xml:space="preserve">engines.node added</w:t>
+            </w:r>
+          </w:p>
+        </w:tc>
+      </w:tr>
+      <w:tr>
+        <w:trPr>
+          <w:cantSplit/>
+          <w:tblHeader w:val="false"/>
+        </w:trPr>
+        <w:tc>
+          <w:tcPr>
+            <w:tcW w:type="dxa" w:w="1100"/>
+            <w:tcBorders>
+              <w:top w:val="single" w:color="C5D3E1" w:sz="4"/>
+              <w:left w:val="single" w:color="C5D3E1" w:sz="4"/>
+              <w:bottom w:val="single" w:color="C5D3E1" w:sz="4"/>
+              <w:right w:val="single" w:color="C5D3E1" w:sz="4"/>
+            </w:tcBorders>
+            <w:tcMar>
+              <w:top w:type="dxa" w:w="60"/>
+              <w:left w:type="dxa" w:w="100"/>
+              <w:bottom w:type="dxa" w:w="60"/>
+              <w:right w:type="dxa" w:w="100"/>
+            </w:tcMar>
+          </w:tcPr>
+          <w:p>
+            <w:r>
+              <w:rPr>
+                <w:rFonts w:ascii="Calibri" w:cs="Calibri" w:eastAsia="Calibri" w:hAnsi="Calibri"/>
+                <w:b w:val="false"/>
+                <w:bCs w:val="false"/>
+                <w:sz w:val="18"/>
+                <w:szCs w:val="18"/>
+              </w:rPr>
+              <w:t xml:space="preserve">Modified</w:t>
+            </w:r>
+          </w:p>
+        </w:tc>
+        <w:tc>
+          <w:tcPr>
+            <w:tcW w:type="dxa" w:w="4060"/>
+            <w:tcBorders>
+              <w:top w:val="single" w:color="C5D3E1" w:sz="4"/>
+              <w:left w:val="single" w:color="C5D3E1" w:sz="4"/>
+              <w:bottom w:val="single" w:color="C5D3E1" w:sz="4"/>
+              <w:right w:val="single" w:color="C5D3E1" w:sz="4"/>
+            </w:tcBorders>
+            <w:tcMar>
+              <w:top w:type="dxa" w:w="60"/>
+              <w:left w:type="dxa" w:w="100"/>
+              <w:bottom w:type="dxa" w:w="60"/>
+              <w:right w:type="dxa" w:w="100"/>
+            </w:tcMar>
+          </w:tcPr>
+          <w:p>
+            <w:r>
+              <w:rPr>
+                <w:rFonts w:ascii="Calibri" w:cs="Calibri" w:eastAsia="Calibri" w:hAnsi="Calibri"/>
+                <w:b w:val="false"/>
+                <w:bCs w:val="false"/>
+                <w:sz w:val="18"/>
+                <w:szCs w:val="18"/>
+              </w:rPr>
+              <w:t xml:space="preserve">frontend/README.md</w:t>
+            </w:r>
+          </w:p>
+        </w:tc>
+        <w:tc>
+          <w:tcPr>
+            <w:tcW w:type="dxa" w:w="4200"/>
+            <w:tcBorders>
+              <w:top w:val="single" w:color="C5D3E1" w:sz="4"/>
+              <w:left w:val="single" w:color="C5D3E1" w:sz="4"/>
+              <w:bottom w:val="single" w:color="C5D3E1" w:sz="4"/>
+              <w:right w:val="single" w:color="C5D3E1" w:sz="4"/>
+            </w:tcBorders>
+            <w:tcMar>
+              <w:top w:type="dxa" w:w="60"/>
+              <w:left w:type="dxa" w:w="100"/>
+              <w:bottom w:type="dxa" w:w="60"/>
+              <w:right w:type="dxa" w:w="100"/>
+            </w:tcMar>
+          </w:tcPr>
+          <w:p>
+            <w:r>
+              <w:rPr>
+                <w:rFonts w:ascii="Calibri" w:cs="Calibri" w:eastAsia="Calibri" w:hAnsi="Calibri"/>
+                <w:b w:val="false"/>
+                <w:bCs w:val="false"/>
+                <w:sz w:val="18"/>
+                <w:szCs w:val="18"/>
+              </w:rPr>
+              <w:t xml:space="preserve">Node requirement, port 5173, status table, cross tab refresh, /ui-kit gating, .env check</w:t>
+            </w:r>
+          </w:p>
+        </w:tc>
+      </w:tr>
+      <w:tr>
+        <w:trPr>
+          <w:cantSplit/>
+          <w:tblHeader w:val="false"/>
+        </w:trPr>
+        <w:tc>
+          <w:tcPr>
+            <w:tcW w:type="dxa" w:w="1100"/>
+            <w:tcBorders>
+              <w:top w:val="single" w:color="C5D3E1" w:sz="4"/>
+              <w:left w:val="single" w:color="C5D3E1" w:sz="4"/>
+              <w:bottom w:val="single" w:color="C5D3E1" w:sz="4"/>
+              <w:right w:val="single" w:color="C5D3E1" w:sz="4"/>
+            </w:tcBorders>
+            <w:tcMar>
+              <w:top w:type="dxa" w:w="60"/>
+              <w:left w:type="dxa" w:w="100"/>
+              <w:bottom w:type="dxa" w:w="60"/>
+              <w:right w:type="dxa" w:w="100"/>
+            </w:tcMar>
+          </w:tcPr>
+          <w:p>
+            <w:r>
+              <w:rPr>
+                <w:rFonts w:ascii="Calibri" w:cs="Calibri" w:eastAsia="Calibri" w:hAnsi="Calibri"/>
+                <w:b w:val="false"/>
+                <w:bCs w:val="false"/>
+                <w:sz w:val="18"/>
+                <w:szCs w:val="18"/>
+              </w:rPr>
+              <w:t xml:space="preserve">Modified</w:t>
+            </w:r>
+          </w:p>
+        </w:tc>
+        <w:tc>
+          <w:tcPr>
+            <w:tcW w:type="dxa" w:w="4060"/>
+            <w:tcBorders>
+              <w:top w:val="single" w:color="C5D3E1" w:sz="4"/>
+              <w:left w:val="single" w:color="C5D3E1" w:sz="4"/>
+              <w:bottom w:val="single" w:color="C5D3E1" w:sz="4"/>
+              <w:right w:val="single" w:color="C5D3E1" w:sz="4"/>
+            </w:tcBorders>
+            <w:tcMar>
+              <w:top w:type="dxa" w:w="60"/>
+              <w:left w:type="dxa" w:w="100"/>
+              <w:bottom w:type="dxa" w:w="60"/>
+              <w:right w:type="dxa" w:w="100"/>
+            </w:tcMar>
+          </w:tcPr>
+          <w:p>
+            <w:r>
+              <w:rPr>
+                <w:rFonts w:ascii="Calibri" w:cs="Calibri" w:eastAsia="Calibri" w:hAnsi="Calibri"/>
+                <w:b w:val="false"/>
+                <w:bCs w:val="false"/>
+                <w:sz w:val="18"/>
+                <w:szCs w:val="18"/>
+              </w:rPr>
+              <w:t xml:space="preserve">frontend/src/api/client.ts</w:t>
+            </w:r>
+          </w:p>
+        </w:tc>
+        <w:tc>
+          <w:tcPr>
+            <w:tcW w:type="dxa" w:w="4200"/>
+            <w:tcBorders>
+              <w:top w:val="single" w:color="C5D3E1" w:sz="4"/>
+              <w:left w:val="single" w:color="C5D3E1" w:sz="4"/>
+              <w:bottom w:val="single" w:color="C5D3E1" w:sz="4"/>
+              <w:right w:val="single" w:color="C5D3E1" w:sz="4"/>
+            </w:tcBorders>
+            <w:tcMar>
+              <w:top w:type="dxa" w:w="60"/>
+              <w:left w:type="dxa" w:w="100"/>
+              <w:bottom w:type="dxa" w:w="60"/>
+              <w:right w:type="dxa" w:w="100"/>
+            </w:tcMar>
+          </w:tcPr>
+          <w:p>
+            <w:r>
+              <w:rPr>
+                <w:rFonts w:ascii="Calibri" w:cs="Calibri" w:eastAsia="Calibri" w:hAnsi="Calibri"/>
+                <w:b w:val="false"/>
+                <w:bCs w:val="false"/>
+                <w:sz w:val="18"/>
+                <w:szCs w:val="18"/>
+              </w:rPr>
+              <w:t xml:space="preserve">Web Locks refresh lock, re-read inside the lock, storage re-check after rejection, session ended inside the lock, 404 rejected</w:t>
+            </w:r>
+          </w:p>
+        </w:tc>
+      </w:tr>
+      <w:tr>
+        <w:trPr>
+          <w:cantSplit/>
+          <w:tblHeader w:val="false"/>
+        </w:trPr>
+        <w:tc>
+          <w:tcPr>
+            <w:tcW w:type="dxa" w:w="1100"/>
+            <w:tcBorders>
+              <w:top w:val="single" w:color="C5D3E1" w:sz="4"/>
+              <w:left w:val="single" w:color="C5D3E1" w:sz="4"/>
+              <w:bottom w:val="single" w:color="C5D3E1" w:sz="4"/>
+              <w:right w:val="single" w:color="C5D3E1" w:sz="4"/>
+            </w:tcBorders>
+            <w:tcMar>
+              <w:top w:type="dxa" w:w="60"/>
+              <w:left w:type="dxa" w:w="100"/>
+              <w:bottom w:type="dxa" w:w="60"/>
+              <w:right w:type="dxa" w:w="100"/>
+            </w:tcMar>
+          </w:tcPr>
+          <w:p>
+            <w:r>
+              <w:rPr>
+                <w:rFonts w:ascii="Calibri" w:cs="Calibri" w:eastAsia="Calibri" w:hAnsi="Calibri"/>
+                <w:b w:val="false"/>
+                <w:bCs w:val="false"/>
+                <w:sz w:val="18"/>
+                <w:szCs w:val="18"/>
+              </w:rPr>
+              <w:t xml:space="preserve">Added</w:t>
+            </w:r>
+          </w:p>
+        </w:tc>
+        <w:tc>
+          <w:tcPr>
+            <w:tcW w:type="dxa" w:w="4060"/>
+            <w:tcBorders>
+              <w:top w:val="single" w:color="C5D3E1" w:sz="4"/>
+              <w:left w:val="single" w:color="C5D3E1" w:sz="4"/>
+              <w:bottom w:val="single" w:color="C5D3E1" w:sz="4"/>
+              <w:right w:val="single" w:color="C5D3E1" w:sz="4"/>
+            </w:tcBorders>
+            <w:tcMar>
+              <w:top w:type="dxa" w:w="60"/>
+              <w:left w:type="dxa" w:w="100"/>
+              <w:bottom w:type="dxa" w:w="60"/>
+              <w:right w:type="dxa" w:w="100"/>
+            </w:tcMar>
+          </w:tcPr>
+          <w:p>
+            <w:r>
+              <w:rPr>
+                <w:rFonts w:ascii="Calibri" w:cs="Calibri" w:eastAsia="Calibri" w:hAnsi="Calibri"/>
+                <w:b w:val="false"/>
+                <w:bCs w:val="false"/>
+                <w:sz w:val="18"/>
+                <w:szCs w:val="18"/>
+              </w:rPr>
+              <w:t xml:space="preserve">frontend/src/api/crossTab.test.ts</w:t>
+            </w:r>
+          </w:p>
+        </w:tc>
+        <w:tc>
+          <w:tcPr>
+            <w:tcW w:type="dxa" w:w="4200"/>
+            <w:tcBorders>
+              <w:top w:val="single" w:color="C5D3E1" w:sz="4"/>
+              <w:left w:val="single" w:color="C5D3E1" w:sz="4"/>
+              <w:bottom w:val="single" w:color="C5D3E1" w:sz="4"/>
+              <w:right w:val="single" w:color="C5D3E1" w:sz="4"/>
+            </w:tcBorders>
+            <w:tcMar>
+              <w:top w:type="dxa" w:w="60"/>
+              <w:left w:type="dxa" w:w="100"/>
+              <w:bottom w:type="dxa" w:w="60"/>
+              <w:right w:type="dxa" w:w="100"/>
+            </w:tcMar>
+          </w:tcPr>
+          <w:p>
+            <w:r>
+              <w:rPr>
+                <w:rFonts w:ascii="Calibri" w:cs="Calibri" w:eastAsia="Calibri" w:hAnsi="Calibri"/>
+                <w:b w:val="false"/>
+                <w:bCs w:val="false"/>
+                <w:sz w:val="18"/>
+                <w:szCs w:val="18"/>
+              </w:rPr>
+              <w:t xml:space="preserve">New: 3 two tab tests</w:t>
+            </w:r>
+          </w:p>
+        </w:tc>
+      </w:tr>
+      <w:tr>
+        <w:trPr>
+          <w:cantSplit/>
+          <w:tblHeader w:val="false"/>
+        </w:trPr>
+        <w:tc>
+          <w:tcPr>
+            <w:tcW w:type="dxa" w:w="1100"/>
+            <w:tcBorders>
+              <w:top w:val="single" w:color="C5D3E1" w:sz="4"/>
+              <w:left w:val="single" w:color="C5D3E1" w:sz="4"/>
+              <w:bottom w:val="single" w:color="C5D3E1" w:sz="4"/>
+              <w:right w:val="single" w:color="C5D3E1" w:sz="4"/>
+            </w:tcBorders>
+            <w:tcMar>
+              <w:top w:type="dxa" w:w="60"/>
+              <w:left w:type="dxa" w:w="100"/>
+              <w:bottom w:type="dxa" w:w="60"/>
+              <w:right w:type="dxa" w:w="100"/>
+            </w:tcMar>
+          </w:tcPr>
+          <w:p>
+            <w:r>
+              <w:rPr>
+                <w:rFonts w:ascii="Calibri" w:cs="Calibri" w:eastAsia="Calibri" w:hAnsi="Calibri"/>
+                <w:b w:val="false"/>
+                <w:bCs w:val="false"/>
+                <w:sz w:val="18"/>
+                <w:szCs w:val="18"/>
+              </w:rPr>
+              <w:t xml:space="preserve">Modified</w:t>
+            </w:r>
+          </w:p>
+        </w:tc>
+        <w:tc>
+          <w:tcPr>
+            <w:tcW w:type="dxa" w:w="4060"/>
+            <w:tcBorders>
+              <w:top w:val="single" w:color="C5D3E1" w:sz="4"/>
+              <w:left w:val="single" w:color="C5D3E1" w:sz="4"/>
+              <w:bottom w:val="single" w:color="C5D3E1" w:sz="4"/>
+              <w:right w:val="single" w:color="C5D3E1" w:sz="4"/>
+            </w:tcBorders>
+            <w:tcMar>
+              <w:top w:type="dxa" w:w="60"/>
+              <w:left w:type="dxa" w:w="100"/>
+              <w:bottom w:type="dxa" w:w="60"/>
+              <w:right w:type="dxa" w:w="100"/>
+            </w:tcMar>
+          </w:tcPr>
+          <w:p>
+            <w:r>
+              <w:rPr>
+                <w:rFonts w:ascii="Calibri" w:cs="Calibri" w:eastAsia="Calibri" w:hAnsi="Calibri"/>
+                <w:b w:val="false"/>
+                <w:bCs w:val="false"/>
+                <w:sz w:val="18"/>
+                <w:szCs w:val="18"/>
+              </w:rPr>
+              <w:t xml:space="preserve">frontend/src/api/tokenStorage.ts</w:t>
+            </w:r>
+          </w:p>
+        </w:tc>
+        <w:tc>
+          <w:tcPr>
+            <w:tcW w:type="dxa" w:w="4200"/>
+            <w:tcBorders>
+              <w:top w:val="single" w:color="C5D3E1" w:sz="4"/>
+              <w:left w:val="single" w:color="C5D3E1" w:sz="4"/>
+              <w:bottom w:val="single" w:color="C5D3E1" w:sz="4"/>
+              <w:right w:val="single" w:color="C5D3E1" w:sz="4"/>
+            </w:tcBorders>
+            <w:tcMar>
+              <w:top w:type="dxa" w:w="60"/>
+              <w:left w:type="dxa" w:w="100"/>
+              <w:bottom w:type="dxa" w:w="60"/>
+              <w:right w:type="dxa" w:w="100"/>
+            </w:tcMar>
+          </w:tcPr>
+          <w:p>
+            <w:r>
+              <w:rPr>
+                <w:rFonts w:ascii="Calibri" w:cs="Calibri" w:eastAsia="Calibri" w:hAnsi="Calibri"/>
+                <w:b w:val="false"/>
+                <w:bCs w:val="false"/>
+                <w:sz w:val="18"/>
+                <w:szCs w:val="18"/>
+              </w:rPr>
+              <w:t xml:space="preserve">sportify.sessionId marker, markExternalSessionChange</w:t>
+            </w:r>
+          </w:p>
+        </w:tc>
+      </w:tr>
+      <w:tr>
+        <w:trPr>
+          <w:cantSplit/>
+          <w:tblHeader w:val="false"/>
+        </w:trPr>
+        <w:tc>
+          <w:tcPr>
+            <w:tcW w:type="dxa" w:w="1100"/>
+            <w:tcBorders>
+              <w:top w:val="single" w:color="C5D3E1" w:sz="4"/>
+              <w:left w:val="single" w:color="C5D3E1" w:sz="4"/>
+              <w:bottom w:val="single" w:color="C5D3E1" w:sz="4"/>
+              <w:right w:val="single" w:color="C5D3E1" w:sz="4"/>
+            </w:tcBorders>
+            <w:tcMar>
+              <w:top w:type="dxa" w:w="60"/>
+              <w:left w:type="dxa" w:w="100"/>
+              <w:bottom w:type="dxa" w:w="60"/>
+              <w:right w:type="dxa" w:w="100"/>
+            </w:tcMar>
+          </w:tcPr>
+          <w:p>
+            <w:r>
+              <w:rPr>
+                <w:rFonts w:ascii="Calibri" w:cs="Calibri" w:eastAsia="Calibri" w:hAnsi="Calibri"/>
+                <w:b w:val="false"/>
+                <w:bCs w:val="false"/>
+                <w:sz w:val="18"/>
+                <w:szCs w:val="18"/>
+              </w:rPr>
+              <w:t xml:space="preserve">Modified</w:t>
+            </w:r>
+          </w:p>
+        </w:tc>
+        <w:tc>
+          <w:tcPr>
+            <w:tcW w:type="dxa" w:w="4060"/>
+            <w:tcBorders>
+              <w:top w:val="single" w:color="C5D3E1" w:sz="4"/>
+              <w:left w:val="single" w:color="C5D3E1" w:sz="4"/>
+              <w:bottom w:val="single" w:color="C5D3E1" w:sz="4"/>
+              <w:right w:val="single" w:color="C5D3E1" w:sz="4"/>
+            </w:tcBorders>
+            <w:tcMar>
+              <w:top w:type="dxa" w:w="60"/>
+              <w:left w:type="dxa" w:w="100"/>
+              <w:bottom w:type="dxa" w:w="60"/>
+              <w:right w:type="dxa" w:w="100"/>
+            </w:tcMar>
+          </w:tcPr>
+          <w:p>
+            <w:r>
+              <w:rPr>
+                <w:rFonts w:ascii="Calibri" w:cs="Calibri" w:eastAsia="Calibri" w:hAnsi="Calibri"/>
+                <w:b w:val="false"/>
+                <w:bCs w:val="false"/>
+                <w:sz w:val="18"/>
+                <w:szCs w:val="18"/>
+              </w:rPr>
+              <w:t xml:space="preserve">frontend/src/auth/auth.flow.test.tsx</w:t>
+            </w:r>
+          </w:p>
+        </w:tc>
+        <w:tc>
+          <w:tcPr>
+            <w:tcW w:type="dxa" w:w="4200"/>
+            <w:tcBorders>
+              <w:top w:val="single" w:color="C5D3E1" w:sz="4"/>
+              <w:left w:val="single" w:color="C5D3E1" w:sz="4"/>
+              <w:bottom w:val="single" w:color="C5D3E1" w:sz="4"/>
+              <w:right w:val="single" w:color="C5D3E1" w:sz="4"/>
+            </w:tcBorders>
+            <w:tcMar>
+              <w:top w:type="dxa" w:w="60"/>
+              <w:left w:type="dxa" w:w="100"/>
+              <w:bottom w:type="dxa" w:w="60"/>
+              <w:right w:type="dxa" w:w="100"/>
+            </w:tcMar>
+          </w:tcPr>
+          <w:p>
+            <w:r>
+              <w:rPr>
+                <w:rFonts w:ascii="Calibri" w:cs="Calibri" w:eastAsia="Calibri" w:hAnsi="Calibri"/>
+                <w:b w:val="false"/>
+                <w:bCs w:val="false"/>
+                <w:sz w:val="18"/>
+                <w:szCs w:val="18"/>
+              </w:rPr>
+              <w:t xml:space="preserve">13 new tests (restore, storage events, log in checks)</w:t>
+            </w:r>
+          </w:p>
+        </w:tc>
+      </w:tr>
+      <w:tr>
+        <w:trPr>
+          <w:cantSplit/>
+          <w:tblHeader w:val="false"/>
+        </w:trPr>
+        <w:tc>
+          <w:tcPr>
+            <w:tcW w:type="dxa" w:w="1100"/>
+            <w:tcBorders>
+              <w:top w:val="single" w:color="C5D3E1" w:sz="4"/>
+              <w:left w:val="single" w:color="C5D3E1" w:sz="4"/>
+              <w:bottom w:val="single" w:color="C5D3E1" w:sz="4"/>
+              <w:right w:val="single" w:color="C5D3E1" w:sz="4"/>
+            </w:tcBorders>
+            <w:tcMar>
+              <w:top w:type="dxa" w:w="60"/>
+              <w:left w:type="dxa" w:w="100"/>
+              <w:bottom w:type="dxa" w:w="60"/>
+              <w:right w:type="dxa" w:w="100"/>
+            </w:tcMar>
+          </w:tcPr>
+          <w:p>
+            <w:r>
+              <w:rPr>
+                <w:rFonts w:ascii="Calibri" w:cs="Calibri" w:eastAsia="Calibri" w:hAnsi="Calibri"/>
+                <w:b w:val="false"/>
+                <w:bCs w:val="false"/>
+                <w:sz w:val="18"/>
+                <w:szCs w:val="18"/>
+              </w:rPr>
+              <w:t xml:space="preserve">Modified</w:t>
+            </w:r>
+          </w:p>
+        </w:tc>
+        <w:tc>
+          <w:tcPr>
+            <w:tcW w:type="dxa" w:w="4060"/>
+            <w:tcBorders>
+              <w:top w:val="single" w:color="C5D3E1" w:sz="4"/>
+              <w:left w:val="single" w:color="C5D3E1" w:sz="4"/>
+              <w:bottom w:val="single" w:color="C5D3E1" w:sz="4"/>
+              <w:right w:val="single" w:color="C5D3E1" w:sz="4"/>
+            </w:tcBorders>
+            <w:tcMar>
+              <w:top w:type="dxa" w:w="60"/>
+              <w:left w:type="dxa" w:w="100"/>
+              <w:bottom w:type="dxa" w:w="60"/>
+              <w:right w:type="dxa" w:w="100"/>
+            </w:tcMar>
+          </w:tcPr>
+          <w:p>
+            <w:r>
+              <w:rPr>
+                <w:rFonts w:ascii="Calibri" w:cs="Calibri" w:eastAsia="Calibri" w:hAnsi="Calibri"/>
+                <w:b w:val="false"/>
+                <w:bCs w:val="false"/>
+                <w:sz w:val="18"/>
+                <w:szCs w:val="18"/>
+              </w:rPr>
+              <w:t xml:space="preserve">frontend/src/auth/authContext.ts</w:t>
+            </w:r>
+          </w:p>
+        </w:tc>
+        <w:tc>
+          <w:tcPr>
+            <w:tcW w:type="dxa" w:w="4200"/>
+            <w:tcBorders>
+              <w:top w:val="single" w:color="C5D3E1" w:sz="4"/>
+              <w:left w:val="single" w:color="C5D3E1" w:sz="4"/>
+              <w:bottom w:val="single" w:color="C5D3E1" w:sz="4"/>
+              <w:right w:val="single" w:color="C5D3E1" w:sz="4"/>
+            </w:tcBorders>
+            <w:tcMar>
+              <w:top w:type="dxa" w:w="60"/>
+              <w:left w:type="dxa" w:w="100"/>
+              <w:bottom w:type="dxa" w:w="60"/>
+              <w:right w:type="dxa" w:w="100"/>
+            </w:tcMar>
+          </w:tcPr>
+          <w:p>
+            <w:r>
+              <w:rPr>
+                <w:rFonts w:ascii="Calibri" w:cs="Calibri" w:eastAsia="Calibri" w:hAnsi="Calibri"/>
+                <w:b w:val="false"/>
+                <w:bCs w:val="false"/>
+                <w:sz w:val="18"/>
+                <w:szCs w:val="18"/>
+              </w:rPr>
+              <w:t xml:space="preserve">AuthStatus 'error' and loadError</w:t>
+            </w:r>
+          </w:p>
+        </w:tc>
+      </w:tr>
+      <w:tr>
+        <w:trPr>
+          <w:cantSplit/>
+          <w:tblHeader w:val="false"/>
+        </w:trPr>
+        <w:tc>
+          <w:tcPr>
+            <w:tcW w:type="dxa" w:w="1100"/>
+            <w:tcBorders>
+              <w:top w:val="single" w:color="C5D3E1" w:sz="4"/>
+              <w:left w:val="single" w:color="C5D3E1" w:sz="4"/>
+              <w:bottom w:val="single" w:color="C5D3E1" w:sz="4"/>
+              <w:right w:val="single" w:color="C5D3E1" w:sz="4"/>
+            </w:tcBorders>
+            <w:tcMar>
+              <w:top w:type="dxa" w:w="60"/>
+              <w:left w:type="dxa" w:w="100"/>
+              <w:bottom w:type="dxa" w:w="60"/>
+              <w:right w:type="dxa" w:w="100"/>
+            </w:tcMar>
+          </w:tcPr>
+          <w:p>
+            <w:r>
+              <w:rPr>
+                <w:rFonts w:ascii="Calibri" w:cs="Calibri" w:eastAsia="Calibri" w:hAnsi="Calibri"/>
+                <w:b w:val="false"/>
+                <w:bCs w:val="false"/>
+                <w:sz w:val="18"/>
+                <w:szCs w:val="18"/>
+              </w:rPr>
+              <w:t xml:space="preserve">Modified</w:t>
+            </w:r>
+          </w:p>
+        </w:tc>
+        <w:tc>
+          <w:tcPr>
+            <w:tcW w:type="dxa" w:w="4060"/>
+            <w:tcBorders>
+              <w:top w:val="single" w:color="C5D3E1" w:sz="4"/>
+              <w:left w:val="single" w:color="C5D3E1" w:sz="4"/>
+              <w:bottom w:val="single" w:color="C5D3E1" w:sz="4"/>
+              <w:right w:val="single" w:color="C5D3E1" w:sz="4"/>
+            </w:tcBorders>
+            <w:tcMar>
+              <w:top w:type="dxa" w:w="60"/>
+              <w:left w:type="dxa" w:w="100"/>
+              <w:bottom w:type="dxa" w:w="60"/>
+              <w:right w:type="dxa" w:w="100"/>
+            </w:tcMar>
+          </w:tcPr>
+          <w:p>
+            <w:r>
+              <w:rPr>
+                <w:rFonts w:ascii="Calibri" w:cs="Calibri" w:eastAsia="Calibri" w:hAnsi="Calibri"/>
+                <w:b w:val="false"/>
+                <w:bCs w:val="false"/>
+                <w:sz w:val="18"/>
+                <w:szCs w:val="18"/>
+              </w:rPr>
+              <w:t xml:space="preserve">frontend/src/auth/AuthProvider.tsx</w:t>
+            </w:r>
+          </w:p>
+        </w:tc>
+        <w:tc>
+          <w:tcPr>
+            <w:tcW w:type="dxa" w:w="4200"/>
+            <w:tcBorders>
+              <w:top w:val="single" w:color="C5D3E1" w:sz="4"/>
+              <w:left w:val="single" w:color="C5D3E1" w:sz="4"/>
+              <w:bottom w:val="single" w:color="C5D3E1" w:sz="4"/>
+              <w:right w:val="single" w:color="C5D3E1" w:sz="4"/>
+            </w:tcBorders>
+            <w:tcMar>
+              <w:top w:type="dxa" w:w="60"/>
+              <w:left w:type="dxa" w:w="100"/>
+              <w:bottom w:type="dxa" w:w="60"/>
+              <w:right w:type="dxa" w:w="100"/>
+            </w:tcMar>
+          </w:tcPr>
+          <w:p>
+            <w:r>
+              <w:rPr>
+                <w:rFonts w:ascii="Calibri" w:cs="Calibri" w:eastAsia="Calibri" w:hAnsi="Calibri"/>
+                <w:b w:val="false"/>
+                <w:bCs w:val="false"/>
+                <w:sz w:val="18"/>
+                <w:szCs w:val="18"/>
+              </w:rPr>
+              <w:t xml:space="preserve">error status, endsSession rule, stale answer guard, storage events only on session change</w:t>
+            </w:r>
+          </w:p>
+        </w:tc>
+      </w:tr>
+      <w:tr>
+        <w:trPr>
+          <w:cantSplit/>
+          <w:tblHeader w:val="false"/>
+        </w:trPr>
+        <w:tc>
+          <w:tcPr>
+            <w:tcW w:type="dxa" w:w="1100"/>
+            <w:tcBorders>
+              <w:top w:val="single" w:color="C5D3E1" w:sz="4"/>
+              <w:left w:val="single" w:color="C5D3E1" w:sz="4"/>
+              <w:bottom w:val="single" w:color="C5D3E1" w:sz="4"/>
+              <w:right w:val="single" w:color="C5D3E1" w:sz="4"/>
+            </w:tcBorders>
+            <w:tcMar>
+              <w:top w:type="dxa" w:w="60"/>
+              <w:left w:type="dxa" w:w="100"/>
+              <w:bottom w:type="dxa" w:w="60"/>
+              <w:right w:type="dxa" w:w="100"/>
+            </w:tcMar>
+          </w:tcPr>
+          <w:p>
+            <w:r>
+              <w:rPr>
+                <w:rFonts w:ascii="Calibri" w:cs="Calibri" w:eastAsia="Calibri" w:hAnsi="Calibri"/>
+                <w:b w:val="false"/>
+                <w:bCs w:val="false"/>
+                <w:sz w:val="18"/>
+                <w:szCs w:val="18"/>
+              </w:rPr>
+              <w:t xml:space="preserve">Added</w:t>
+            </w:r>
+          </w:p>
+        </w:tc>
+        <w:tc>
+          <w:tcPr>
+            <w:tcW w:type="dxa" w:w="4060"/>
+            <w:tcBorders>
+              <w:top w:val="single" w:color="C5D3E1" w:sz="4"/>
+              <w:left w:val="single" w:color="C5D3E1" w:sz="4"/>
+              <w:bottom w:val="single" w:color="C5D3E1" w:sz="4"/>
+              <w:right w:val="single" w:color="C5D3E1" w:sz="4"/>
+            </w:tcBorders>
+            <w:tcMar>
+              <w:top w:type="dxa" w:w="60"/>
+              <w:left w:type="dxa" w:w="100"/>
+              <w:bottom w:type="dxa" w:w="60"/>
+              <w:right w:type="dxa" w:w="100"/>
+            </w:tcMar>
+          </w:tcPr>
+          <w:p>
+            <w:r>
+              <w:rPr>
+                <w:rFonts w:ascii="Calibri" w:cs="Calibri" w:eastAsia="Calibri" w:hAnsi="Calibri"/>
+                <w:b w:val="false"/>
+                <w:bCs w:val="false"/>
+                <w:sz w:val="18"/>
+                <w:szCs w:val="18"/>
+              </w:rPr>
+              <w:t xml:space="preserve">frontend/src/auth/loginValidation.ts</w:t>
+            </w:r>
+          </w:p>
+        </w:tc>
+        <w:tc>
+          <w:tcPr>
+            <w:tcW w:type="dxa" w:w="4200"/>
+            <w:tcBorders>
+              <w:top w:val="single" w:color="C5D3E1" w:sz="4"/>
+              <w:left w:val="single" w:color="C5D3E1" w:sz="4"/>
+              <w:bottom w:val="single" w:color="C5D3E1" w:sz="4"/>
+              <w:right w:val="single" w:color="C5D3E1" w:sz="4"/>
+            </w:tcBorders>
+            <w:tcMar>
+              <w:top w:type="dxa" w:w="60"/>
+              <w:left w:type="dxa" w:w="100"/>
+              <w:bottom w:type="dxa" w:w="60"/>
+              <w:right w:type="dxa" w:w="100"/>
+            </w:tcMar>
+          </w:tcPr>
+          <w:p>
+            <w:r>
+              <w:rPr>
+                <w:rFonts w:ascii="Calibri" w:cs="Calibri" w:eastAsia="Calibri" w:hAnsi="Calibri"/>
+                <w:b w:val="false"/>
+                <w:bCs w:val="false"/>
+                <w:sz w:val="18"/>
+                <w:szCs w:val="18"/>
+              </w:rPr>
+              <w:t xml:space="preserve">New: validateLogin</w:t>
+            </w:r>
+          </w:p>
+        </w:tc>
+      </w:tr>
+      <w:tr>
+        <w:trPr>
+          <w:cantSplit/>
+          <w:tblHeader w:val="false"/>
+        </w:trPr>
+        <w:tc>
+          <w:tcPr>
+            <w:tcW w:type="dxa" w:w="1100"/>
+            <w:tcBorders>
+              <w:top w:val="single" w:color="C5D3E1" w:sz="4"/>
+              <w:left w:val="single" w:color="C5D3E1" w:sz="4"/>
+              <w:bottom w:val="single" w:color="C5D3E1" w:sz="4"/>
+              <w:right w:val="single" w:color="C5D3E1" w:sz="4"/>
+            </w:tcBorders>
+            <w:tcMar>
+              <w:top w:type="dxa" w:w="60"/>
+              <w:left w:type="dxa" w:w="100"/>
+              <w:bottom w:type="dxa" w:w="60"/>
+              <w:right w:type="dxa" w:w="100"/>
+            </w:tcMar>
+          </w:tcPr>
+          <w:p>
+            <w:r>
+              <w:rPr>
+                <w:rFonts w:ascii="Calibri" w:cs="Calibri" w:eastAsia="Calibri" w:hAnsi="Calibri"/>
+                <w:b w:val="false"/>
+                <w:bCs w:val="false"/>
+                <w:sz w:val="18"/>
+                <w:szCs w:val="18"/>
+              </w:rPr>
+              <w:t xml:space="preserve">Modified</w:t>
+            </w:r>
+          </w:p>
+        </w:tc>
+        <w:tc>
+          <w:tcPr>
+            <w:tcW w:type="dxa" w:w="4060"/>
+            <w:tcBorders>
+              <w:top w:val="single" w:color="C5D3E1" w:sz="4"/>
+              <w:left w:val="single" w:color="C5D3E1" w:sz="4"/>
+              <w:bottom w:val="single" w:color="C5D3E1" w:sz="4"/>
+              <w:right w:val="single" w:color="C5D3E1" w:sz="4"/>
+            </w:tcBorders>
+            <w:tcMar>
+              <w:top w:type="dxa" w:w="60"/>
+              <w:left w:type="dxa" w:w="100"/>
+              <w:bottom w:type="dxa" w:w="60"/>
+              <w:right w:type="dxa" w:w="100"/>
+            </w:tcMar>
+          </w:tcPr>
+          <w:p>
+            <w:r>
+              <w:rPr>
+                <w:rFonts w:ascii="Calibri" w:cs="Calibri" w:eastAsia="Calibri" w:hAnsi="Calibri"/>
+                <w:b w:val="false"/>
+                <w:bCs w:val="false"/>
+                <w:sz w:val="18"/>
+                <w:szCs w:val="18"/>
+              </w:rPr>
+              <w:t xml:space="preserve">frontend/src/auth/RequireAuth.tsx</w:t>
+            </w:r>
+          </w:p>
+        </w:tc>
+        <w:tc>
+          <w:tcPr>
+            <w:tcW w:type="dxa" w:w="4200"/>
+            <w:tcBorders>
+              <w:top w:val="single" w:color="C5D3E1" w:sz="4"/>
+              <w:left w:val="single" w:color="C5D3E1" w:sz="4"/>
+              <w:bottom w:val="single" w:color="C5D3E1" w:sz="4"/>
+              <w:right w:val="single" w:color="C5D3E1" w:sz="4"/>
+            </w:tcBorders>
+            <w:tcMar>
+              <w:top w:type="dxa" w:w="60"/>
+              <w:left w:type="dxa" w:w="100"/>
+              <w:bottom w:type="dxa" w:w="60"/>
+              <w:right w:type="dxa" w:w="100"/>
+            </w:tcMar>
+          </w:tcPr>
+          <w:p>
+            <w:r>
+              <w:rPr>
+                <w:rFonts w:ascii="Calibri" w:cs="Calibri" w:eastAsia="Calibri" w:hAnsi="Calibri"/>
+                <w:b w:val="false"/>
+                <w:bCs w:val="false"/>
+                <w:sz w:val="18"/>
+                <w:szCs w:val="18"/>
+              </w:rPr>
+              <w:t xml:space="preserve">Shows the Retry screen for status error</w:t>
+            </w:r>
+          </w:p>
+        </w:tc>
+      </w:tr>
+      <w:tr>
+        <w:trPr>
+          <w:cantSplit/>
+          <w:tblHeader w:val="false"/>
+        </w:trPr>
+        <w:tc>
+          <w:tcPr>
+            <w:tcW w:type="dxa" w:w="1100"/>
+            <w:tcBorders>
+              <w:top w:val="single" w:color="C5D3E1" w:sz="4"/>
+              <w:left w:val="single" w:color="C5D3E1" w:sz="4"/>
+              <w:bottom w:val="single" w:color="C5D3E1" w:sz="4"/>
+              <w:right w:val="single" w:color="C5D3E1" w:sz="4"/>
+            </w:tcBorders>
+            <w:tcMar>
+              <w:top w:type="dxa" w:w="60"/>
+              <w:left w:type="dxa" w:w="100"/>
+              <w:bottom w:type="dxa" w:w="60"/>
+              <w:right w:type="dxa" w:w="100"/>
+            </w:tcMar>
+          </w:tcPr>
+          <w:p>
+            <w:r>
+              <w:rPr>
+                <w:rFonts w:ascii="Calibri" w:cs="Calibri" w:eastAsia="Calibri" w:hAnsi="Calibri"/>
+                <w:b w:val="false"/>
+                <w:bCs w:val="false"/>
+                <w:sz w:val="18"/>
+                <w:szCs w:val="18"/>
+              </w:rPr>
+              <w:t xml:space="preserve">Modified</w:t>
+            </w:r>
+          </w:p>
+        </w:tc>
+        <w:tc>
+          <w:tcPr>
+            <w:tcW w:type="dxa" w:w="4060"/>
+            <w:tcBorders>
+              <w:top w:val="single" w:color="C5D3E1" w:sz="4"/>
+              <w:left w:val="single" w:color="C5D3E1" w:sz="4"/>
+              <w:bottom w:val="single" w:color="C5D3E1" w:sz="4"/>
+              <w:right w:val="single" w:color="C5D3E1" w:sz="4"/>
+            </w:tcBorders>
+            <w:tcMar>
+              <w:top w:type="dxa" w:w="60"/>
+              <w:left w:type="dxa" w:w="100"/>
+              <w:bottom w:type="dxa" w:w="60"/>
+              <w:right w:type="dxa" w:w="100"/>
+            </w:tcMar>
+          </w:tcPr>
+          <w:p>
+            <w:r>
+              <w:rPr>
+                <w:rFonts w:ascii="Calibri" w:cs="Calibri" w:eastAsia="Calibri" w:hAnsi="Calibri"/>
+                <w:b w:val="false"/>
+                <w:bCs w:val="false"/>
+                <w:sz w:val="18"/>
+                <w:szCs w:val="18"/>
+              </w:rPr>
+              <w:t xml:space="preserve">frontend/src/components/ui/components.test.tsx</w:t>
+            </w:r>
+          </w:p>
+        </w:tc>
+        <w:tc>
+          <w:tcPr>
+            <w:tcW w:type="dxa" w:w="4200"/>
+            <w:tcBorders>
+              <w:top w:val="single" w:color="C5D3E1" w:sz="4"/>
+              <w:left w:val="single" w:color="C5D3E1" w:sz="4"/>
+              <w:bottom w:val="single" w:color="C5D3E1" w:sz="4"/>
+              <w:right w:val="single" w:color="C5D3E1" w:sz="4"/>
+            </w:tcBorders>
+            <w:tcMar>
+              <w:top w:type="dxa" w:w="60"/>
+              <w:left w:type="dxa" w:w="100"/>
+              <w:bottom w:type="dxa" w:w="60"/>
+              <w:right w:type="dxa" w:w="100"/>
+            </w:tcMar>
+          </w:tcPr>
+          <w:p>
+            <w:r>
+              <w:rPr>
+                <w:rFonts w:ascii="Calibri" w:cs="Calibri" w:eastAsia="Calibri" w:hAnsi="Calibri"/>
+                <w:b w:val="false"/>
+                <w:bCs w:val="false"/>
+                <w:sz w:val="18"/>
+                <w:szCs w:val="18"/>
+              </w:rPr>
+              <w:t xml:space="preserve">6 new tests (ui-kit gating, table, toast, focus trap)</w:t>
+            </w:r>
+          </w:p>
+        </w:tc>
+      </w:tr>
+      <w:tr>
+        <w:trPr>
+          <w:cantSplit/>
+          <w:tblHeader w:val="false"/>
+        </w:trPr>
+        <w:tc>
+          <w:tcPr>
+            <w:tcW w:type="dxa" w:w="1100"/>
+            <w:tcBorders>
+              <w:top w:val="single" w:color="C5D3E1" w:sz="4"/>
+              <w:left w:val="single" w:color="C5D3E1" w:sz="4"/>
+              <w:bottom w:val="single" w:color="C5D3E1" w:sz="4"/>
+              <w:right w:val="single" w:color="C5D3E1" w:sz="4"/>
+            </w:tcBorders>
+            <w:tcMar>
+              <w:top w:type="dxa" w:w="60"/>
+              <w:left w:type="dxa" w:w="100"/>
+              <w:bottom w:type="dxa" w:w="60"/>
+              <w:right w:type="dxa" w:w="100"/>
+            </w:tcMar>
+          </w:tcPr>
+          <w:p>
+            <w:r>
+              <w:rPr>
+                <w:rFonts w:ascii="Calibri" w:cs="Calibri" w:eastAsia="Calibri" w:hAnsi="Calibri"/>
+                <w:b w:val="false"/>
+                <w:bCs w:val="false"/>
+                <w:sz w:val="18"/>
+                <w:szCs w:val="18"/>
+              </w:rPr>
+              <w:t xml:space="preserve">Modified</w:t>
+            </w:r>
+          </w:p>
+        </w:tc>
+        <w:tc>
+          <w:tcPr>
+            <w:tcW w:type="dxa" w:w="4060"/>
+            <w:tcBorders>
+              <w:top w:val="single" w:color="C5D3E1" w:sz="4"/>
+              <w:left w:val="single" w:color="C5D3E1" w:sz="4"/>
+              <w:bottom w:val="single" w:color="C5D3E1" w:sz="4"/>
+              <w:right w:val="single" w:color="C5D3E1" w:sz="4"/>
+            </w:tcBorders>
+            <w:tcMar>
+              <w:top w:type="dxa" w:w="60"/>
+              <w:left w:type="dxa" w:w="100"/>
+              <w:bottom w:type="dxa" w:w="60"/>
+              <w:right w:type="dxa" w:w="100"/>
+            </w:tcMar>
+          </w:tcPr>
+          <w:p>
+            <w:r>
+              <w:rPr>
+                <w:rFonts w:ascii="Calibri" w:cs="Calibri" w:eastAsia="Calibri" w:hAnsi="Calibri"/>
+                <w:b w:val="false"/>
+                <w:bCs w:val="false"/>
+                <w:sz w:val="18"/>
+                <w:szCs w:val="18"/>
+              </w:rPr>
+              <w:t xml:space="preserve">frontend/src/components/ui/Modal.tsx</w:t>
+            </w:r>
+          </w:p>
+        </w:tc>
+        <w:tc>
+          <w:tcPr>
+            <w:tcW w:type="dxa" w:w="4200"/>
+            <w:tcBorders>
+              <w:top w:val="single" w:color="C5D3E1" w:sz="4"/>
+              <w:left w:val="single" w:color="C5D3E1" w:sz="4"/>
+              <w:bottom w:val="single" w:color="C5D3E1" w:sz="4"/>
+              <w:right w:val="single" w:color="C5D3E1" w:sz="4"/>
+            </w:tcBorders>
+            <w:tcMar>
+              <w:top w:type="dxa" w:w="60"/>
+              <w:left w:type="dxa" w:w="100"/>
+              <w:bottom w:type="dxa" w:w="60"/>
+              <w:right w:type="dxa" w:w="100"/>
+            </w:tcMar>
+          </w:tcPr>
+          <w:p>
+            <w:r>
+              <w:rPr>
+                <w:rFonts w:ascii="Calibri" w:cs="Calibri" w:eastAsia="Calibri" w:hAnsi="Calibri"/>
+                <w:b w:val="false"/>
+                <w:bCs w:val="false"/>
+                <w:sz w:val="18"/>
+                <w:szCs w:val="18"/>
+              </w:rPr>
+              <w:t xml:space="preserve">Hidden elements skipped, focus pulled back (Tab and focusin)</w:t>
+            </w:r>
+          </w:p>
+        </w:tc>
+      </w:tr>
+      <w:tr>
+        <w:trPr>
+          <w:cantSplit/>
+          <w:tblHeader w:val="false"/>
+        </w:trPr>
+        <w:tc>
+          <w:tcPr>
+            <w:tcW w:type="dxa" w:w="1100"/>
+            <w:tcBorders>
+              <w:top w:val="single" w:color="C5D3E1" w:sz="4"/>
+              <w:left w:val="single" w:color="C5D3E1" w:sz="4"/>
+              <w:bottom w:val="single" w:color="C5D3E1" w:sz="4"/>
+              <w:right w:val="single" w:color="C5D3E1" w:sz="4"/>
+            </w:tcBorders>
+            <w:tcMar>
+              <w:top w:type="dxa" w:w="60"/>
+              <w:left w:type="dxa" w:w="100"/>
+              <w:bottom w:type="dxa" w:w="60"/>
+              <w:right w:type="dxa" w:w="100"/>
+            </w:tcMar>
+          </w:tcPr>
+          <w:p>
+            <w:r>
+              <w:rPr>
+                <w:rFonts w:ascii="Calibri" w:cs="Calibri" w:eastAsia="Calibri" w:hAnsi="Calibri"/>
+                <w:b w:val="false"/>
+                <w:bCs w:val="false"/>
+                <w:sz w:val="18"/>
+                <w:szCs w:val="18"/>
+              </w:rPr>
+              <w:t xml:space="preserve">Modified</w:t>
+            </w:r>
+          </w:p>
+        </w:tc>
+        <w:tc>
+          <w:tcPr>
+            <w:tcW w:type="dxa" w:w="4060"/>
+            <w:tcBorders>
+              <w:top w:val="single" w:color="C5D3E1" w:sz="4"/>
+              <w:left w:val="single" w:color="C5D3E1" w:sz="4"/>
+              <w:bottom w:val="single" w:color="C5D3E1" w:sz="4"/>
+              <w:right w:val="single" w:color="C5D3E1" w:sz="4"/>
+            </w:tcBorders>
+            <w:tcMar>
+              <w:top w:type="dxa" w:w="60"/>
+              <w:left w:type="dxa" w:w="100"/>
+              <w:bottom w:type="dxa" w:w="60"/>
+              <w:right w:type="dxa" w:w="100"/>
+            </w:tcMar>
+          </w:tcPr>
+          <w:p>
+            <w:r>
+              <w:rPr>
+                <w:rFonts w:ascii="Calibri" w:cs="Calibri" w:eastAsia="Calibri" w:hAnsi="Calibri"/>
+                <w:b w:val="false"/>
+                <w:bCs w:val="false"/>
+                <w:sz w:val="18"/>
+                <w:szCs w:val="18"/>
+              </w:rPr>
+              <w:t xml:space="preserve">frontend/src/components/ui/Table.tsx</w:t>
+            </w:r>
+          </w:p>
+        </w:tc>
+        <w:tc>
+          <w:tcPr>
+            <w:tcW w:type="dxa" w:w="4200"/>
+            <w:tcBorders>
+              <w:top w:val="single" w:color="C5D3E1" w:sz="4"/>
+              <w:left w:val="single" w:color="C5D3E1" w:sz="4"/>
+              <w:bottom w:val="single" w:color="C5D3E1" w:sz="4"/>
+              <w:right w:val="single" w:color="C5D3E1" w:sz="4"/>
+            </w:tcBorders>
+            <w:tcMar>
+              <w:top w:type="dxa" w:w="60"/>
+              <w:left w:type="dxa" w:w="100"/>
+              <w:bottom w:type="dxa" w:w="60"/>
+              <w:right w:type="dxa" w:w="100"/>
+            </w:tcMar>
+          </w:tcPr>
+          <w:p>
+            <w:r>
+              <w:rPr>
+                <w:rFonts w:ascii="Calibri" w:cs="Calibri" w:eastAsia="Calibri" w:hAnsi="Calibri"/>
+                <w:b w:val="false"/>
+                <w:bCs w:val="false"/>
+                <w:sz w:val="18"/>
+                <w:szCs w:val="18"/>
+              </w:rPr>
+              <w:t xml:space="preserve">Rows kept under a spinner overlay while loading</w:t>
+            </w:r>
+          </w:p>
+        </w:tc>
+      </w:tr>
+      <w:tr>
+        <w:trPr>
+          <w:cantSplit/>
+          <w:tblHeader w:val="false"/>
+        </w:trPr>
+        <w:tc>
+          <w:tcPr>
+            <w:tcW w:type="dxa" w:w="1100"/>
+            <w:tcBorders>
+              <w:top w:val="single" w:color="C5D3E1" w:sz="4"/>
+              <w:left w:val="single" w:color="C5D3E1" w:sz="4"/>
+              <w:bottom w:val="single" w:color="C5D3E1" w:sz="4"/>
+              <w:right w:val="single" w:color="C5D3E1" w:sz="4"/>
+            </w:tcBorders>
+            <w:tcMar>
+              <w:top w:type="dxa" w:w="60"/>
+              <w:left w:type="dxa" w:w="100"/>
+              <w:bottom w:type="dxa" w:w="60"/>
+              <w:right w:type="dxa" w:w="100"/>
+            </w:tcMar>
+          </w:tcPr>
+          <w:p>
+            <w:r>
+              <w:rPr>
+                <w:rFonts w:ascii="Calibri" w:cs="Calibri" w:eastAsia="Calibri" w:hAnsi="Calibri"/>
+                <w:b w:val="false"/>
+                <w:bCs w:val="false"/>
+                <w:sz w:val="18"/>
+                <w:szCs w:val="18"/>
+              </w:rPr>
+              <w:t xml:space="preserve">Modified</w:t>
+            </w:r>
+          </w:p>
+        </w:tc>
+        <w:tc>
+          <w:tcPr>
+            <w:tcW w:type="dxa" w:w="4060"/>
+            <w:tcBorders>
+              <w:top w:val="single" w:color="C5D3E1" w:sz="4"/>
+              <w:left w:val="single" w:color="C5D3E1" w:sz="4"/>
+              <w:bottom w:val="single" w:color="C5D3E1" w:sz="4"/>
+              <w:right w:val="single" w:color="C5D3E1" w:sz="4"/>
+            </w:tcBorders>
+            <w:tcMar>
+              <w:top w:type="dxa" w:w="60"/>
+              <w:left w:type="dxa" w:w="100"/>
+              <w:bottom w:type="dxa" w:w="60"/>
+              <w:right w:type="dxa" w:w="100"/>
+            </w:tcMar>
+          </w:tcPr>
+          <w:p>
+            <w:r>
+              <w:rPr>
+                <w:rFonts w:ascii="Calibri" w:cs="Calibri" w:eastAsia="Calibri" w:hAnsi="Calibri"/>
+                <w:b w:val="false"/>
+                <w:bCs w:val="false"/>
+                <w:sz w:val="18"/>
+                <w:szCs w:val="18"/>
+              </w:rPr>
+              <w:t xml:space="preserve">frontend/src/components/ui/ToastProvider.tsx</w:t>
+            </w:r>
+          </w:p>
+        </w:tc>
+        <w:tc>
+          <w:tcPr>
+            <w:tcW w:type="dxa" w:w="4200"/>
+            <w:tcBorders>
+              <w:top w:val="single" w:color="C5D3E1" w:sz="4"/>
+              <w:left w:val="single" w:color="C5D3E1" w:sz="4"/>
+              <w:bottom w:val="single" w:color="C5D3E1" w:sz="4"/>
+              <w:right w:val="single" w:color="C5D3E1" w:sz="4"/>
+            </w:tcBorders>
+            <w:tcMar>
+              <w:top w:type="dxa" w:w="60"/>
+              <w:left w:type="dxa" w:w="100"/>
+              <w:bottom w:type="dxa" w:w="60"/>
+              <w:right w:type="dxa" w:w="100"/>
+            </w:tcMar>
+          </w:tcPr>
+          <w:p>
+            <w:r>
+              <w:rPr>
+                <w:rFonts w:ascii="Calibri" w:cs="Calibri" w:eastAsia="Calibri" w:hAnsi="Calibri"/>
+                <w:b w:val="false"/>
+                <w:bCs w:val="false"/>
+                <w:sz w:val="18"/>
+                <w:szCs w:val="18"/>
+              </w:rPr>
+              <w:t xml:space="preserve">Two permanent live regions, no role per toast</w:t>
+            </w:r>
+          </w:p>
+        </w:tc>
+      </w:tr>
+      <w:tr>
+        <w:trPr>
+          <w:cantSplit/>
+          <w:tblHeader w:val="false"/>
+        </w:trPr>
+        <w:tc>
+          <w:tcPr>
+            <w:tcW w:type="dxa" w:w="1100"/>
+            <w:tcBorders>
+              <w:top w:val="single" w:color="C5D3E1" w:sz="4"/>
+              <w:left w:val="single" w:color="C5D3E1" w:sz="4"/>
+              <w:bottom w:val="single" w:color="C5D3E1" w:sz="4"/>
+              <w:right w:val="single" w:color="C5D3E1" w:sz="4"/>
+            </w:tcBorders>
+            <w:tcMar>
+              <w:top w:type="dxa" w:w="60"/>
+              <w:left w:type="dxa" w:w="100"/>
+              <w:bottom w:type="dxa" w:w="60"/>
+              <w:right w:type="dxa" w:w="100"/>
+            </w:tcMar>
+          </w:tcPr>
+          <w:p>
+            <w:r>
+              <w:rPr>
+                <w:rFonts w:ascii="Calibri" w:cs="Calibri" w:eastAsia="Calibri" w:hAnsi="Calibri"/>
+                <w:b w:val="false"/>
+                <w:bCs w:val="false"/>
+                <w:sz w:val="18"/>
+                <w:szCs w:val="18"/>
+              </w:rPr>
+              <w:t xml:space="preserve">Modified</w:t>
+            </w:r>
+          </w:p>
+        </w:tc>
+        <w:tc>
+          <w:tcPr>
+            <w:tcW w:type="dxa" w:w="4060"/>
+            <w:tcBorders>
+              <w:top w:val="single" w:color="C5D3E1" w:sz="4"/>
+              <w:left w:val="single" w:color="C5D3E1" w:sz="4"/>
+              <w:bottom w:val="single" w:color="C5D3E1" w:sz="4"/>
+              <w:right w:val="single" w:color="C5D3E1" w:sz="4"/>
+            </w:tcBorders>
+            <w:tcMar>
+              <w:top w:type="dxa" w:w="60"/>
+              <w:left w:type="dxa" w:w="100"/>
+              <w:bottom w:type="dxa" w:w="60"/>
+              <w:right w:type="dxa" w:w="100"/>
+            </w:tcMar>
+          </w:tcPr>
+          <w:p>
+            <w:r>
+              <w:rPr>
+                <w:rFonts w:ascii="Calibri" w:cs="Calibri" w:eastAsia="Calibri" w:hAnsi="Calibri"/>
+                <w:b w:val="false"/>
+                <w:bCs w:val="false"/>
+                <w:sz w:val="18"/>
+                <w:szCs w:val="18"/>
+              </w:rPr>
+              <w:t xml:space="preserve">frontend/src/pages/dev/ComponentDemoPage.tsx</w:t>
+            </w:r>
+          </w:p>
+        </w:tc>
+        <w:tc>
+          <w:tcPr>
+            <w:tcW w:type="dxa" w:w="4200"/>
+            <w:tcBorders>
+              <w:top w:val="single" w:color="C5D3E1" w:sz="4"/>
+              <w:left w:val="single" w:color="C5D3E1" w:sz="4"/>
+              <w:bottom w:val="single" w:color="C5D3E1" w:sz="4"/>
+              <w:right w:val="single" w:color="C5D3E1" w:sz="4"/>
+            </w:tcBorders>
+            <w:tcMar>
+              <w:top w:type="dxa" w:w="60"/>
+              <w:left w:type="dxa" w:w="100"/>
+              <w:bottom w:type="dxa" w:w="60"/>
+              <w:right w:type="dxa" w:w="100"/>
+            </w:tcMar>
+          </w:tcPr>
+          <w:p>
+            <w:r>
+              <w:rPr>
+                <w:rFonts w:ascii="Calibri" w:cs="Calibri" w:eastAsia="Calibri" w:hAnsi="Calibri"/>
+                <w:b w:val="false"/>
+                <w:bCs w:val="false"/>
+                <w:sz w:val="18"/>
+                <w:szCs w:val="18"/>
+              </w:rPr>
+              <w:t xml:space="preserve">Simulated paging delay to show the overlay</w:t>
+            </w:r>
+          </w:p>
+        </w:tc>
+      </w:tr>
+      <w:tr>
+        <w:trPr>
+          <w:cantSplit/>
+          <w:tblHeader w:val="false"/>
+        </w:trPr>
+        <w:tc>
+          <w:tcPr>
+            <w:tcW w:type="dxa" w:w="1100"/>
+            <w:tcBorders>
+              <w:top w:val="single" w:color="C5D3E1" w:sz="4"/>
+              <w:left w:val="single" w:color="C5D3E1" w:sz="4"/>
+              <w:bottom w:val="single" w:color="C5D3E1" w:sz="4"/>
+              <w:right w:val="single" w:color="C5D3E1" w:sz="4"/>
+            </w:tcBorders>
+            <w:tcMar>
+              <w:top w:type="dxa" w:w="60"/>
+              <w:left w:type="dxa" w:w="100"/>
+              <w:bottom w:type="dxa" w:w="60"/>
+              <w:right w:type="dxa" w:w="100"/>
+            </w:tcMar>
+          </w:tcPr>
+          <w:p>
+            <w:r>
+              <w:rPr>
+                <w:rFonts w:ascii="Calibri" w:cs="Calibri" w:eastAsia="Calibri" w:hAnsi="Calibri"/>
+                <w:b w:val="false"/>
+                <w:bCs w:val="false"/>
+                <w:sz w:val="18"/>
+                <w:szCs w:val="18"/>
+              </w:rPr>
+              <w:t xml:space="preserve">Modified</w:t>
+            </w:r>
+          </w:p>
+        </w:tc>
+        <w:tc>
+          <w:tcPr>
+            <w:tcW w:type="dxa" w:w="4060"/>
+            <w:tcBorders>
+              <w:top w:val="single" w:color="C5D3E1" w:sz="4"/>
+              <w:left w:val="single" w:color="C5D3E1" w:sz="4"/>
+              <w:bottom w:val="single" w:color="C5D3E1" w:sz="4"/>
+              <w:right w:val="single" w:color="C5D3E1" w:sz="4"/>
+            </w:tcBorders>
+            <w:tcMar>
+              <w:top w:type="dxa" w:w="60"/>
+              <w:left w:type="dxa" w:w="100"/>
+              <w:bottom w:type="dxa" w:w="60"/>
+              <w:right w:type="dxa" w:w="100"/>
+            </w:tcMar>
+          </w:tcPr>
+          <w:p>
+            <w:r>
+              <w:rPr>
+                <w:rFonts w:ascii="Calibri" w:cs="Calibri" w:eastAsia="Calibri" w:hAnsi="Calibri"/>
+                <w:b w:val="false"/>
+                <w:bCs w:val="false"/>
+                <w:sz w:val="18"/>
+                <w:szCs w:val="18"/>
+              </w:rPr>
+              <w:t xml:space="preserve">frontend/src/pages/public/HomeRedirect.tsx</w:t>
+            </w:r>
+          </w:p>
+        </w:tc>
+        <w:tc>
+          <w:tcPr>
+            <w:tcW w:type="dxa" w:w="4200"/>
+            <w:tcBorders>
+              <w:top w:val="single" w:color="C5D3E1" w:sz="4"/>
+              <w:left w:val="single" w:color="C5D3E1" w:sz="4"/>
+              <w:bottom w:val="single" w:color="C5D3E1" w:sz="4"/>
+              <w:right w:val="single" w:color="C5D3E1" w:sz="4"/>
+            </w:tcBorders>
+            <w:tcMar>
+              <w:top w:type="dxa" w:w="60"/>
+              <w:left w:type="dxa" w:w="100"/>
+              <w:bottom w:type="dxa" w:w="60"/>
+              <w:right w:type="dxa" w:w="100"/>
+            </w:tcMar>
+          </w:tcPr>
+          <w:p>
+            <w:r>
+              <w:rPr>
+                <w:rFonts w:ascii="Calibri" w:cs="Calibri" w:eastAsia="Calibri" w:hAnsi="Calibri"/>
+                <w:b w:val="false"/>
+                <w:bCs w:val="false"/>
+                <w:sz w:val="18"/>
+                <w:szCs w:val="18"/>
+              </w:rPr>
+              <w:t xml:space="preserve">Shows the Retry screen for status error</w:t>
+            </w:r>
+          </w:p>
+        </w:tc>
+      </w:tr>
+      <w:tr>
+        <w:trPr>
+          <w:cantSplit/>
+          <w:tblHeader w:val="false"/>
+        </w:trPr>
+        <w:tc>
+          <w:tcPr>
+            <w:tcW w:type="dxa" w:w="1100"/>
+            <w:tcBorders>
+              <w:top w:val="single" w:color="C5D3E1" w:sz="4"/>
+              <w:left w:val="single" w:color="C5D3E1" w:sz="4"/>
+              <w:bottom w:val="single" w:color="C5D3E1" w:sz="4"/>
+              <w:right w:val="single" w:color="C5D3E1" w:sz="4"/>
+            </w:tcBorders>
+            <w:tcMar>
+              <w:top w:type="dxa" w:w="60"/>
+              <w:left w:type="dxa" w:w="100"/>
+              <w:bottom w:type="dxa" w:w="60"/>
+              <w:right w:type="dxa" w:w="100"/>
+            </w:tcMar>
+          </w:tcPr>
+          <w:p>
+            <w:r>
+              <w:rPr>
+                <w:rFonts w:ascii="Calibri" w:cs="Calibri" w:eastAsia="Calibri" w:hAnsi="Calibri"/>
+                <w:b w:val="false"/>
+                <w:bCs w:val="false"/>
+                <w:sz w:val="18"/>
+                <w:szCs w:val="18"/>
+              </w:rPr>
+              <w:t xml:space="preserve">Modified</w:t>
+            </w:r>
+          </w:p>
+        </w:tc>
+        <w:tc>
+          <w:tcPr>
+            <w:tcW w:type="dxa" w:w="4060"/>
+            <w:tcBorders>
+              <w:top w:val="single" w:color="C5D3E1" w:sz="4"/>
+              <w:left w:val="single" w:color="C5D3E1" w:sz="4"/>
+              <w:bottom w:val="single" w:color="C5D3E1" w:sz="4"/>
+              <w:right w:val="single" w:color="C5D3E1" w:sz="4"/>
+            </w:tcBorders>
+            <w:tcMar>
+              <w:top w:type="dxa" w:w="60"/>
+              <w:left w:type="dxa" w:w="100"/>
+              <w:bottom w:type="dxa" w:w="60"/>
+              <w:right w:type="dxa" w:w="100"/>
+            </w:tcMar>
+          </w:tcPr>
+          <w:p>
+            <w:r>
+              <w:rPr>
+                <w:rFonts w:ascii="Calibri" w:cs="Calibri" w:eastAsia="Calibri" w:hAnsi="Calibri"/>
+                <w:b w:val="false"/>
+                <w:bCs w:val="false"/>
+                <w:sz w:val="18"/>
+                <w:szCs w:val="18"/>
+              </w:rPr>
+              <w:t xml:space="preserve">frontend/src/pages/public/LoginPage.tsx</w:t>
+            </w:r>
+          </w:p>
+        </w:tc>
+        <w:tc>
+          <w:tcPr>
+            <w:tcW w:type="dxa" w:w="4200"/>
+            <w:tcBorders>
+              <w:top w:val="single" w:color="C5D3E1" w:sz="4"/>
+              <w:left w:val="single" w:color="C5D3E1" w:sz="4"/>
+              <w:bottom w:val="single" w:color="C5D3E1" w:sz="4"/>
+              <w:right w:val="single" w:color="C5D3E1" w:sz="4"/>
+            </w:tcBorders>
+            <w:tcMar>
+              <w:top w:type="dxa" w:w="60"/>
+              <w:left w:type="dxa" w:w="100"/>
+              <w:bottom w:type="dxa" w:w="60"/>
+              <w:right w:type="dxa" w:w="100"/>
+            </w:tcMar>
+          </w:tcPr>
+          <w:p>
+            <w:r>
+              <w:rPr>
+                <w:rFonts w:ascii="Calibri" w:cs="Calibri" w:eastAsia="Calibri" w:hAnsi="Calibri"/>
+                <w:b w:val="false"/>
+                <w:bCs w:val="false"/>
+                <w:sz w:val="18"/>
+                <w:szCs w:val="18"/>
+              </w:rPr>
+              <w:t xml:space="preserve">Client side checks before the request; field message cleared on typing</w:t>
+            </w:r>
+          </w:p>
+        </w:tc>
+      </w:tr>
+      <w:tr>
+        <w:trPr>
+          <w:cantSplit/>
+          <w:tblHeader w:val="false"/>
+        </w:trPr>
+        <w:tc>
+          <w:tcPr>
+            <w:tcW w:type="dxa" w:w="1100"/>
+            <w:tcBorders>
+              <w:top w:val="single" w:color="C5D3E1" w:sz="4"/>
+              <w:left w:val="single" w:color="C5D3E1" w:sz="4"/>
+              <w:bottom w:val="single" w:color="C5D3E1" w:sz="4"/>
+              <w:right w:val="single" w:color="C5D3E1" w:sz="4"/>
+            </w:tcBorders>
+            <w:tcMar>
+              <w:top w:type="dxa" w:w="60"/>
+              <w:left w:type="dxa" w:w="100"/>
+              <w:bottom w:type="dxa" w:w="60"/>
+              <w:right w:type="dxa" w:w="100"/>
+            </w:tcMar>
+          </w:tcPr>
+          <w:p>
+            <w:r>
+              <w:rPr>
+                <w:rFonts w:ascii="Calibri" w:cs="Calibri" w:eastAsia="Calibri" w:hAnsi="Calibri"/>
+                <w:b w:val="false"/>
+                <w:bCs w:val="false"/>
+                <w:sz w:val="18"/>
+                <w:szCs w:val="18"/>
+              </w:rPr>
+              <w:t xml:space="preserve">Added</w:t>
+            </w:r>
+          </w:p>
+        </w:tc>
+        <w:tc>
+          <w:tcPr>
+            <w:tcW w:type="dxa" w:w="4060"/>
+            <w:tcBorders>
+              <w:top w:val="single" w:color="C5D3E1" w:sz="4"/>
+              <w:left w:val="single" w:color="C5D3E1" w:sz="4"/>
+              <w:bottom w:val="single" w:color="C5D3E1" w:sz="4"/>
+              <w:right w:val="single" w:color="C5D3E1" w:sz="4"/>
+            </w:tcBorders>
+            <w:tcMar>
+              <w:top w:type="dxa" w:w="60"/>
+              <w:left w:type="dxa" w:w="100"/>
+              <w:bottom w:type="dxa" w:w="60"/>
+              <w:right w:type="dxa" w:w="100"/>
+            </w:tcMar>
+          </w:tcPr>
+          <w:p>
+            <w:r>
+              <w:rPr>
+                <w:rFonts w:ascii="Calibri" w:cs="Calibri" w:eastAsia="Calibri" w:hAnsi="Calibri"/>
+                <w:b w:val="false"/>
+                <w:bCs w:val="false"/>
+                <w:sz w:val="18"/>
+                <w:szCs w:val="18"/>
+              </w:rPr>
+              <w:t xml:space="preserve">frontend/src/pages/public/SessionErrorPage.tsx</w:t>
+            </w:r>
+          </w:p>
+        </w:tc>
+        <w:tc>
+          <w:tcPr>
+            <w:tcW w:type="dxa" w:w="4200"/>
+            <w:tcBorders>
+              <w:top w:val="single" w:color="C5D3E1" w:sz="4"/>
+              <w:left w:val="single" w:color="C5D3E1" w:sz="4"/>
+              <w:bottom w:val="single" w:color="C5D3E1" w:sz="4"/>
+              <w:right w:val="single" w:color="C5D3E1" w:sz="4"/>
+            </w:tcBorders>
+            <w:tcMar>
+              <w:top w:type="dxa" w:w="60"/>
+              <w:left w:type="dxa" w:w="100"/>
+              <w:bottom w:type="dxa" w:w="60"/>
+              <w:right w:type="dxa" w:w="100"/>
+            </w:tcMar>
+          </w:tcPr>
+          <w:p>
+            <w:r>
+              <w:rPr>
+                <w:rFonts w:ascii="Calibri" w:cs="Calibri" w:eastAsia="Calibri" w:hAnsi="Calibri"/>
+                <w:b w:val="false"/>
+                <w:bCs w:val="false"/>
+                <w:sz w:val="18"/>
+                <w:szCs w:val="18"/>
+              </w:rPr>
+              <w:t xml:space="preserve">New: Retry screen with Log out</w:t>
+            </w:r>
+          </w:p>
+        </w:tc>
+      </w:tr>
+      <w:tr>
+        <w:trPr>
+          <w:cantSplit/>
+          <w:tblHeader w:val="false"/>
+        </w:trPr>
+        <w:tc>
+          <w:tcPr>
+            <w:tcW w:type="dxa" w:w="1100"/>
+            <w:tcBorders>
+              <w:top w:val="single" w:color="C5D3E1" w:sz="4"/>
+              <w:left w:val="single" w:color="C5D3E1" w:sz="4"/>
+              <w:bottom w:val="single" w:color="C5D3E1" w:sz="4"/>
+              <w:right w:val="single" w:color="C5D3E1" w:sz="4"/>
+            </w:tcBorders>
+            <w:tcMar>
+              <w:top w:type="dxa" w:w="60"/>
+              <w:left w:type="dxa" w:w="100"/>
+              <w:bottom w:type="dxa" w:w="60"/>
+              <w:right w:type="dxa" w:w="100"/>
+            </w:tcMar>
+          </w:tcPr>
+          <w:p>
+            <w:r>
+              <w:rPr>
+                <w:rFonts w:ascii="Calibri" w:cs="Calibri" w:eastAsia="Calibri" w:hAnsi="Calibri"/>
+                <w:b w:val="false"/>
+                <w:bCs w:val="false"/>
+                <w:sz w:val="18"/>
+                <w:szCs w:val="18"/>
+              </w:rPr>
+              <w:t xml:space="preserve">Modified</w:t>
+            </w:r>
+          </w:p>
+        </w:tc>
+        <w:tc>
+          <w:tcPr>
+            <w:tcW w:type="dxa" w:w="4060"/>
+            <w:tcBorders>
+              <w:top w:val="single" w:color="C5D3E1" w:sz="4"/>
+              <w:left w:val="single" w:color="C5D3E1" w:sz="4"/>
+              <w:bottom w:val="single" w:color="C5D3E1" w:sz="4"/>
+              <w:right w:val="single" w:color="C5D3E1" w:sz="4"/>
+            </w:tcBorders>
+            <w:tcMar>
+              <w:top w:type="dxa" w:w="60"/>
+              <w:left w:type="dxa" w:w="100"/>
+              <w:bottom w:type="dxa" w:w="60"/>
+              <w:right w:type="dxa" w:w="100"/>
+            </w:tcMar>
+          </w:tcPr>
+          <w:p>
+            <w:r>
+              <w:rPr>
+                <w:rFonts w:ascii="Calibri" w:cs="Calibri" w:eastAsia="Calibri" w:hAnsi="Calibri"/>
+                <w:b w:val="false"/>
+                <w:bCs w:val="false"/>
+                <w:sz w:val="18"/>
+                <w:szCs w:val="18"/>
+              </w:rPr>
+              <w:t xml:space="preserve">frontend/src/routes/AppRoutes.tsx</w:t>
+            </w:r>
+          </w:p>
+        </w:tc>
+        <w:tc>
+          <w:tcPr>
+            <w:tcW w:type="dxa" w:w="4200"/>
+            <w:tcBorders>
+              <w:top w:val="single" w:color="C5D3E1" w:sz="4"/>
+              <w:left w:val="single" w:color="C5D3E1" w:sz="4"/>
+              <w:bottom w:val="single" w:color="C5D3E1" w:sz="4"/>
+              <w:right w:val="single" w:color="C5D3E1" w:sz="4"/>
+            </w:tcBorders>
+            <w:tcMar>
+              <w:top w:type="dxa" w:w="60"/>
+              <w:left w:type="dxa" w:w="100"/>
+              <w:bottom w:type="dxa" w:w="60"/>
+              <w:right w:type="dxa" w:w="100"/>
+            </w:tcMar>
+          </w:tcPr>
+          <w:p>
+            <w:r>
+              <w:rPr>
+                <w:rFonts w:ascii="Calibri" w:cs="Calibri" w:eastAsia="Calibri" w:hAnsi="Calibri"/>
+                <w:b w:val="false"/>
+                <w:bCs w:val="false"/>
+                <w:sz w:val="18"/>
+                <w:szCs w:val="18"/>
+              </w:rPr>
+              <w:t xml:space="preserve">/ui-kit only when import.meta.env.DEV, lazy loaded</w:t>
+            </w:r>
+          </w:p>
+        </w:tc>
+      </w:tr>
+      <w:tr>
+        <w:trPr>
+          <w:cantSplit/>
+          <w:tblHeader w:val="false"/>
+        </w:trPr>
+        <w:tc>
+          <w:tcPr>
+            <w:tcW w:type="dxa" w:w="1100"/>
+            <w:tcBorders>
+              <w:top w:val="single" w:color="C5D3E1" w:sz="4"/>
+              <w:left w:val="single" w:color="C5D3E1" w:sz="4"/>
+              <w:bottom w:val="single" w:color="C5D3E1" w:sz="4"/>
+              <w:right w:val="single" w:color="C5D3E1" w:sz="4"/>
+            </w:tcBorders>
+            <w:tcMar>
+              <w:top w:type="dxa" w:w="60"/>
+              <w:left w:type="dxa" w:w="100"/>
+              <w:bottom w:type="dxa" w:w="60"/>
+              <w:right w:type="dxa" w:w="100"/>
+            </w:tcMar>
+          </w:tcPr>
+          <w:p>
+            <w:r>
+              <w:rPr>
+                <w:rFonts w:ascii="Calibri" w:cs="Calibri" w:eastAsia="Calibri" w:hAnsi="Calibri"/>
+                <w:b w:val="false"/>
+                <w:bCs w:val="false"/>
+                <w:sz w:val="18"/>
+                <w:szCs w:val="18"/>
+              </w:rPr>
+              <w:t xml:space="preserve">Modified</w:t>
+            </w:r>
+          </w:p>
+        </w:tc>
+        <w:tc>
+          <w:tcPr>
+            <w:tcW w:type="dxa" w:w="4060"/>
+            <w:tcBorders>
+              <w:top w:val="single" w:color="C5D3E1" w:sz="4"/>
+              <w:left w:val="single" w:color="C5D3E1" w:sz="4"/>
+              <w:bottom w:val="single" w:color="C5D3E1" w:sz="4"/>
+              <w:right w:val="single" w:color="C5D3E1" w:sz="4"/>
+            </w:tcBorders>
+            <w:tcMar>
+              <w:top w:type="dxa" w:w="60"/>
+              <w:left w:type="dxa" w:w="100"/>
+              <w:bottom w:type="dxa" w:w="60"/>
+              <w:right w:type="dxa" w:w="100"/>
+            </w:tcMar>
+          </w:tcPr>
+          <w:p>
+            <w:r>
+              <w:rPr>
+                <w:rFonts w:ascii="Calibri" w:cs="Calibri" w:eastAsia="Calibri" w:hAnsi="Calibri"/>
+                <w:b w:val="false"/>
+                <w:bCs w:val="false"/>
+                <w:sz w:val="18"/>
+                <w:szCs w:val="18"/>
+              </w:rPr>
+              <w:t xml:space="preserve">frontend/src/styles/components.css</w:t>
+            </w:r>
+          </w:p>
+        </w:tc>
+        <w:tc>
+          <w:tcPr>
+            <w:tcW w:type="dxa" w:w="4200"/>
+            <w:tcBorders>
+              <w:top w:val="single" w:color="C5D3E1" w:sz="4"/>
+              <w:left w:val="single" w:color="C5D3E1" w:sz="4"/>
+              <w:bottom w:val="single" w:color="C5D3E1" w:sz="4"/>
+              <w:right w:val="single" w:color="C5D3E1" w:sz="4"/>
+            </w:tcBorders>
+            <w:tcMar>
+              <w:top w:type="dxa" w:w="60"/>
+              <w:left w:type="dxa" w:w="100"/>
+              <w:bottom w:type="dxa" w:w="60"/>
+              <w:right w:type="dxa" w:w="100"/>
+            </w:tcMar>
+          </w:tcPr>
+          <w:p>
+            <w:r>
+              <w:rPr>
+                <w:rFonts w:ascii="Calibri" w:cs="Calibri" w:eastAsia="Calibri" w:hAnsi="Calibri"/>
+                <w:b w:val="false"/>
+                <w:bCs w:val="false"/>
+                <w:sz w:val="18"/>
+                <w:szCs w:val="18"/>
+              </w:rPr>
+              <w:t xml:space="preserve">Table overlay and toast region styles</w:t>
+            </w:r>
+          </w:p>
+        </w:tc>
+      </w:tr>
+      <w:tr>
+        <w:trPr>
+          <w:cantSplit/>
+          <w:tblHeader w:val="false"/>
+        </w:trPr>
+        <w:tc>
+          <w:tcPr>
+            <w:tcW w:type="dxa" w:w="1100"/>
+            <w:tcBorders>
+              <w:top w:val="single" w:color="C5D3E1" w:sz="4"/>
+              <w:left w:val="single" w:color="C5D3E1" w:sz="4"/>
+              <w:bottom w:val="single" w:color="C5D3E1" w:sz="4"/>
+              <w:right w:val="single" w:color="C5D3E1" w:sz="4"/>
+            </w:tcBorders>
+            <w:tcMar>
+              <w:top w:type="dxa" w:w="60"/>
+              <w:left w:type="dxa" w:w="100"/>
+              <w:bottom w:type="dxa" w:w="60"/>
+              <w:right w:type="dxa" w:w="100"/>
+            </w:tcMar>
+          </w:tcPr>
+          <w:p>
+            <w:r>
+              <w:rPr>
+                <w:rFonts w:ascii="Calibri" w:cs="Calibri" w:eastAsia="Calibri" w:hAnsi="Calibri"/>
+                <w:b w:val="false"/>
+                <w:bCs w:val="false"/>
+                <w:sz w:val="18"/>
+                <w:szCs w:val="18"/>
+              </w:rPr>
+              <w:t xml:space="preserve">Modified</w:t>
+            </w:r>
+          </w:p>
+        </w:tc>
+        <w:tc>
+          <w:tcPr>
+            <w:tcW w:type="dxa" w:w="4060"/>
+            <w:tcBorders>
+              <w:top w:val="single" w:color="C5D3E1" w:sz="4"/>
+              <w:left w:val="single" w:color="C5D3E1" w:sz="4"/>
+              <w:bottom w:val="single" w:color="C5D3E1" w:sz="4"/>
+              <w:right w:val="single" w:color="C5D3E1" w:sz="4"/>
+            </w:tcBorders>
+            <w:tcMar>
+              <w:top w:type="dxa" w:w="60"/>
+              <w:left w:type="dxa" w:w="100"/>
+              <w:bottom w:type="dxa" w:w="60"/>
+              <w:right w:type="dxa" w:w="100"/>
+            </w:tcMar>
+          </w:tcPr>
+          <w:p>
+            <w:r>
+              <w:rPr>
+                <w:rFonts w:ascii="Calibri" w:cs="Calibri" w:eastAsia="Calibri" w:hAnsi="Calibri"/>
+                <w:b w:val="false"/>
+                <w:bCs w:val="false"/>
+                <w:sz w:val="18"/>
+                <w:szCs w:val="18"/>
+              </w:rPr>
+              <w:t xml:space="preserve">frontend/src/styles/layouts.css</w:t>
+            </w:r>
+          </w:p>
+        </w:tc>
+        <w:tc>
+          <w:tcPr>
+            <w:tcW w:type="dxa" w:w="4200"/>
+            <w:tcBorders>
+              <w:top w:val="single" w:color="C5D3E1" w:sz="4"/>
+              <w:left w:val="single" w:color="C5D3E1" w:sz="4"/>
+              <w:bottom w:val="single" w:color="C5D3E1" w:sz="4"/>
+              <w:right w:val="single" w:color="C5D3E1" w:sz="4"/>
+            </w:tcBorders>
+            <w:tcMar>
+              <w:top w:type="dxa" w:w="60"/>
+              <w:left w:type="dxa" w:w="100"/>
+              <w:bottom w:type="dxa" w:w="60"/>
+              <w:right w:type="dxa" w:w="100"/>
+            </w:tcMar>
+          </w:tcPr>
+          <w:p>
+            <w:r>
+              <w:rPr>
+                <w:rFonts w:ascii="Calibri" w:cs="Calibri" w:eastAsia="Calibri" w:hAnsi="Calibri"/>
+                <w:b w:val="false"/>
+                <w:bCs w:val="false"/>
+                <w:sz w:val="18"/>
+                <w:szCs w:val="18"/>
+              </w:rPr>
+              <w:t xml:space="preserve">Session error card styles</w:t>
+            </w:r>
+          </w:p>
+        </w:tc>
+      </w:tr>
+    </w:tbl>
+    <w:p>
+      <w:pPr>
+        <w:pStyle w:val="Heading1"/>
+        <w:spacing w:after="120" w:before="280"/>
+      </w:pPr>
+      <w:r>
+        <w:rPr>
+          <w:rFonts w:ascii="Calibri" w:cs="Calibri" w:eastAsia="Calibri" w:hAnsi="Calibri"/>
+          <w:b/>
+          <w:bCs/>
+          <w:color w:val="102E50"/>
+          <w:sz w:val="28"/>
+          <w:szCs w:val="28"/>
+        </w:rPr>
+        <w:t xml:space="preserve">8. Repository File Inventory (whole task, compared with main)</w:t>
+      </w:r>
+    </w:p>
+    <w:p>
+      <w:pPr>
+        <w:spacing w:after="120" w:before="0"/>
+      </w:pPr>
+      <w:r>
+        <w:rPr>
+          <w:rFonts w:ascii="Calibri" w:cs="Calibri" w:eastAsia="Calibri" w:hAnsi="Calibri"/>
+          <w:sz w:val="21"/>
+          <w:szCs w:val="21"/>
+        </w:rPr>
+        <w:t xml:space="preserve">81 files: 66 added, 10 modified, 5 deleted. Paths are relative to the repository root.</w:t>
       </w:r>
     </w:p>
     <w:tbl>
@@ -3790,7 +8032,7 @@
                 <w:sz w:val="18"/>
                 <w:szCs w:val="18"/>
               </w:rPr>
-              <w:t xml:space="preserve">Modified</w:t>
+              <w:t xml:space="preserve">Added</w:t>
             </w:r>
           </w:p>
         </w:tc>
@@ -3819,7 +8061,7 @@
                 <w:sz w:val="18"/>
                 <w:szCs w:val="18"/>
               </w:rPr>
-              <w:t xml:space="preserve">frontend/index.html</w:t>
+              <w:t xml:space="preserve">frontend/.nvmrc</w:t>
             </w:r>
           </w:p>
         </w:tc>
@@ -3848,7 +8090,7 @@
                 <w:sz w:val="18"/>
                 <w:szCs w:val="18"/>
               </w:rPr>
-              <w:t xml:space="preserve">Entry HTML: title Sportify Center, theme color</w:t>
+              <w:t xml:space="preserve">Config: recommended Node version (24)</w:t>
             </w:r>
           </w:p>
         </w:tc>
@@ -3912,7 +8154,7 @@
                 <w:sz w:val="18"/>
                 <w:szCs w:val="18"/>
               </w:rPr>
-              <w:t xml:space="preserve">frontend/package-lock.json</w:t>
+              <w:t xml:space="preserve">frontend/index.html</w:t>
             </w:r>
           </w:p>
         </w:tc>
@@ -3941,7 +8183,7 @@
                 <w:sz w:val="18"/>
                 <w:szCs w:val="18"/>
               </w:rPr>
-              <w:t xml:space="preserve">Dependencies: lock file for test dev dependencies</w:t>
+              <w:t xml:space="preserve">Entry HTML: title Sportify Center, theme color</w:t>
             </w:r>
           </w:p>
         </w:tc>
@@ -4005,7 +8247,7 @@
                 <w:sz w:val="18"/>
                 <w:szCs w:val="18"/>
               </w:rPr>
-              <w:t xml:space="preserve">frontend/package.json</w:t>
+              <w:t xml:space="preserve">frontend/package-lock.json</w:t>
             </w:r>
           </w:p>
         </w:tc>
@@ -4034,7 +8276,7 @@
                 <w:sz w:val="18"/>
                 <w:szCs w:val="18"/>
               </w:rPr>
-              <w:t xml:space="preserve">Dependencies: Vitest and Testing Library, test scripts</w:t>
+              <w:t xml:space="preserve">Dependencies: lock file for test dev dependencies</w:t>
             </w:r>
           </w:p>
         </w:tc>
@@ -4098,7 +8340,7 @@
                 <w:sz w:val="18"/>
                 <w:szCs w:val="18"/>
               </w:rPr>
-              <w:t xml:space="preserve">frontend/public/favicon.svg</w:t>
+              <w:t xml:space="preserve">frontend/package.json</w:t>
             </w:r>
           </w:p>
         </w:tc>
@@ -4127,7 +8369,7 @@
                 <w:sz w:val="18"/>
                 <w:szCs w:val="18"/>
               </w:rPr>
-              <w:t xml:space="preserve">Asset: Sportify S favicon</w:t>
+              <w:t xml:space="preserve">Dependencies: Vitest and Testing Library, test scripts</w:t>
             </w:r>
           </w:p>
         </w:tc>
@@ -4162,7 +8404,7 @@
                 <w:sz w:val="18"/>
                 <w:szCs w:val="18"/>
               </w:rPr>
-              <w:t xml:space="preserve">Deleted</w:t>
+              <w:t xml:space="preserve">Modified</w:t>
             </w:r>
           </w:p>
         </w:tc>
@@ -4191,7 +8433,7 @@
                 <w:sz w:val="18"/>
                 <w:szCs w:val="18"/>
               </w:rPr>
-              <w:t xml:space="preserve">frontend/public/icons.svg</w:t>
+              <w:t xml:space="preserve">frontend/public/favicon.svg</w:t>
             </w:r>
           </w:p>
         </w:tc>
@@ -4220,7 +8462,7 @@
                 <w:sz w:val="18"/>
                 <w:szCs w:val="18"/>
               </w:rPr>
-              <w:t xml:space="preserve">Cleanup: Vite starter asset removed</w:t>
+              <w:t xml:space="preserve">Asset: Sportify S favicon</w:t>
             </w:r>
           </w:p>
         </w:tc>
@@ -4255,7 +8497,7 @@
                 <w:sz w:val="18"/>
                 <w:szCs w:val="18"/>
               </w:rPr>
-              <w:t xml:space="preserve">Modified</w:t>
+              <w:t xml:space="preserve">Deleted</w:t>
             </w:r>
           </w:p>
         </w:tc>
@@ -4284,7 +8526,7 @@
                 <w:sz w:val="18"/>
                 <w:szCs w:val="18"/>
               </w:rPr>
-              <w:t xml:space="preserve">frontend/README.md</w:t>
+              <w:t xml:space="preserve">frontend/public/icons.svg</w:t>
             </w:r>
           </w:p>
         </w:tc>
@@ -4313,7 +8555,7 @@
                 <w:sz w:val="18"/>
                 <w:szCs w:val="18"/>
               </w:rPr>
-              <w:t xml:space="preserve">Documentation: run commands, structure, how to use the foundation</w:t>
+              <w:t xml:space="preserve">Cleanup: Vite starter asset removed</w:t>
             </w:r>
           </w:p>
         </w:tc>
@@ -4348,7 +8590,7 @@
                 <w:sz w:val="18"/>
                 <w:szCs w:val="18"/>
               </w:rPr>
-              <w:t xml:space="preserve">Added</w:t>
+              <w:t xml:space="preserve">Modified</w:t>
             </w:r>
           </w:p>
         </w:tc>
@@ -4377,7 +8619,7 @@
                 <w:sz w:val="18"/>
                 <w:szCs w:val="18"/>
               </w:rPr>
-              <w:t xml:space="preserve">frontend/src/api/authApi.ts</w:t>
+              <w:t xml:space="preserve">frontend/README.md</w:t>
             </w:r>
           </w:p>
         </w:tc>
@@ -4406,7 +8648,7 @@
                 <w:sz w:val="18"/>
                 <w:szCs w:val="18"/>
               </w:rPr>
-              <w:t xml:space="preserve">API: login, register, me</w:t>
+              <w:t xml:space="preserve">Documentation: run commands, structure, how to use the foundation</w:t>
             </w:r>
           </w:p>
         </w:tc>
@@ -4470,7 +8712,7 @@
                 <w:sz w:val="18"/>
                 <w:szCs w:val="18"/>
               </w:rPr>
-              <w:t xml:space="preserve">frontend/src/api/client.test.ts</w:t>
+              <w:t xml:space="preserve">frontend/src/api/authApi.ts</w:t>
             </w:r>
           </w:p>
         </w:tc>
@@ -4499,7 +8741,7 @@
                 <w:sz w:val="18"/>
                 <w:szCs w:val="18"/>
               </w:rPr>
-              <w:t xml:space="preserve">Tests: Vitest cases listed in FE-00_test_cases.md</w:t>
+              <w:t xml:space="preserve">API: login, register, me</w:t>
             </w:r>
           </w:p>
         </w:tc>
@@ -4563,7 +8805,7 @@
                 <w:sz w:val="18"/>
                 <w:szCs w:val="18"/>
               </w:rPr>
-              <w:t xml:space="preserve">frontend/src/api/client.ts</w:t>
+              <w:t xml:space="preserve">frontend/src/api/client.test.ts</w:t>
             </w:r>
           </w:p>
         </w:tc>
@@ -4592,7 +8834,7 @@
                 <w:sz w:val="18"/>
                 <w:szCs w:val="18"/>
               </w:rPr>
-              <w:t xml:space="preserve">API: fetch client, refresh on 401, retry once, logout on refresh failure</w:t>
+              <w:t xml:space="preserve">Tests: Vitest cases listed in FE-00_test_cases.md</w:t>
             </w:r>
           </w:p>
         </w:tc>
@@ -4656,7 +8898,7 @@
                 <w:sz w:val="18"/>
                 <w:szCs w:val="18"/>
               </w:rPr>
-              <w:t xml:space="preserve">frontend/src/api/errors.ts</w:t>
+              <w:t xml:space="preserve">frontend/src/api/client.ts</w:t>
             </w:r>
           </w:p>
         </w:tc>
@@ -4685,7 +8927,7 @@
                 <w:sz w:val="18"/>
                 <w:szCs w:val="18"/>
               </w:rPr>
-              <w:t xml:space="preserve">API: ApiError with status, message, fieldErrors</w:t>
+              <w:t xml:space="preserve">API: fetch client, refresh on 401, retry once, logout on refresh failure</w:t>
             </w:r>
           </w:p>
         </w:tc>
@@ -4749,7 +8991,7 @@
                 <w:sz w:val="18"/>
                 <w:szCs w:val="18"/>
               </w:rPr>
-              <w:t xml:space="preserve">frontend/src/api/page.test.ts</w:t>
+              <w:t xml:space="preserve">frontend/src/api/crossTab.test.ts</w:t>
             </w:r>
           </w:p>
         </w:tc>
@@ -4842,7 +9084,7 @@
                 <w:sz w:val="18"/>
                 <w:szCs w:val="18"/>
               </w:rPr>
-              <w:t xml:space="preserve">frontend/src/api/page.ts</w:t>
+              <w:t xml:space="preserve">frontend/src/api/errors.ts</w:t>
             </w:r>
           </w:p>
         </w:tc>
@@ -4871,7 +9113,7 @@
                 <w:sz w:val="18"/>
                 <w:szCs w:val="18"/>
               </w:rPr>
-              <w:t xml:space="preserve">API: normalizePage for PageResponse and Spring Page</w:t>
+              <w:t xml:space="preserve">API: ApiError with status, message, fieldErrors</w:t>
             </w:r>
           </w:p>
         </w:tc>
@@ -4935,7 +9177,7 @@
                 <w:sz w:val="18"/>
                 <w:szCs w:val="18"/>
               </w:rPr>
-              <w:t xml:space="preserve">frontend/src/api/tokenStorage.ts</w:t>
+              <w:t xml:space="preserve">frontend/src/api/page.test.ts</w:t>
             </w:r>
           </w:p>
         </w:tc>
@@ -4964,7 +9206,7 @@
                 <w:sz w:val="18"/>
                 <w:szCs w:val="18"/>
               </w:rPr>
-              <w:t xml:space="preserve">API: token storage in localStorage</w:t>
+              <w:t xml:space="preserve">Tests: Vitest cases listed in FE-00_test_cases.md</w:t>
             </w:r>
           </w:p>
         </w:tc>
@@ -5028,7 +9270,7 @@
                 <w:sz w:val="18"/>
                 <w:szCs w:val="18"/>
               </w:rPr>
-              <w:t xml:space="preserve">frontend/src/api/types.ts</w:t>
+              <w:t xml:space="preserve">frontend/src/api/page.ts</w:t>
             </w:r>
           </w:p>
         </w:tc>
@@ -5057,7 +9299,7 @@
                 <w:sz w:val="18"/>
                 <w:szCs w:val="18"/>
               </w:rPr>
-              <w:t xml:space="preserve">API: DTO types mirrored from the backend</w:t>
+              <w:t xml:space="preserve">API: normalizePage for PageResponse and Spring Page</w:t>
             </w:r>
           </w:p>
         </w:tc>
@@ -5092,7 +9334,7 @@
                 <w:sz w:val="18"/>
                 <w:szCs w:val="18"/>
               </w:rPr>
-              <w:t xml:space="preserve">Deleted</w:t>
+              <w:t xml:space="preserve">Added</w:t>
             </w:r>
           </w:p>
         </w:tc>
@@ -5121,7 +9363,7 @@
                 <w:sz w:val="18"/>
                 <w:szCs w:val="18"/>
               </w:rPr>
-              <w:t xml:space="preserve">frontend/src/App.css</w:t>
+              <w:t xml:space="preserve">frontend/src/api/tokenStorage.ts</w:t>
             </w:r>
           </w:p>
         </w:tc>
@@ -5150,7 +9392,7 @@
                 <w:sz w:val="18"/>
                 <w:szCs w:val="18"/>
               </w:rPr>
-              <w:t xml:space="preserve">Cleanup: Vite starter asset removed</w:t>
+              <w:t xml:space="preserve">API: token storage in localStorage</w:t>
             </w:r>
           </w:p>
         </w:tc>
@@ -5185,7 +9427,7 @@
                 <w:sz w:val="18"/>
                 <w:szCs w:val="18"/>
               </w:rPr>
-              <w:t xml:space="preserve">Modified</w:t>
+              <w:t xml:space="preserve">Added</w:t>
             </w:r>
           </w:p>
         </w:tc>
@@ -5214,7 +9456,7 @@
                 <w:sz w:val="18"/>
                 <w:szCs w:val="18"/>
               </w:rPr>
-              <w:t xml:space="preserve">frontend/src/App.tsx</w:t>
+              <w:t xml:space="preserve">frontend/src/api/types.ts</w:t>
             </w:r>
           </w:p>
         </w:tc>
@@ -5243,7 +9485,7 @@
                 <w:sz w:val="18"/>
                 <w:szCs w:val="18"/>
               </w:rPr>
-              <w:t xml:space="preserve">App shell: router, toast and auth providers</w:t>
+              <w:t xml:space="preserve">API: DTO types mirrored from the backend</w:t>
             </w:r>
           </w:p>
         </w:tc>
@@ -5307,7 +9549,7 @@
                 <w:sz w:val="18"/>
                 <w:szCs w:val="18"/>
               </w:rPr>
-              <w:t xml:space="preserve">frontend/src/assets/hero.png</w:t>
+              <w:t xml:space="preserve">frontend/src/App.css</w:t>
             </w:r>
           </w:p>
         </w:tc>
@@ -5371,7 +9613,7 @@
                 <w:sz w:val="18"/>
                 <w:szCs w:val="18"/>
               </w:rPr>
-              <w:t xml:space="preserve">Deleted</w:t>
+              <w:t xml:space="preserve">Modified</w:t>
             </w:r>
           </w:p>
         </w:tc>
@@ -5400,7 +9642,7 @@
                 <w:sz w:val="18"/>
                 <w:szCs w:val="18"/>
               </w:rPr>
-              <w:t xml:space="preserve">frontend/src/assets/react.svg</w:t>
+              <w:t xml:space="preserve">frontend/src/App.tsx</w:t>
             </w:r>
           </w:p>
         </w:tc>
@@ -5429,7 +9671,7 @@
                 <w:sz w:val="18"/>
                 <w:szCs w:val="18"/>
               </w:rPr>
-              <w:t xml:space="preserve">Cleanup: Vite starter asset removed</w:t>
+              <w:t xml:space="preserve">App shell: router, toast and auth providers</w:t>
             </w:r>
           </w:p>
         </w:tc>
@@ -5493,7 +9735,7 @@
                 <w:sz w:val="18"/>
                 <w:szCs w:val="18"/>
               </w:rPr>
-              <w:t xml:space="preserve">frontend/src/assets/vite.svg</w:t>
+              <w:t xml:space="preserve">frontend/src/assets/hero.png</w:t>
             </w:r>
           </w:p>
         </w:tc>
@@ -5557,7 +9799,7 @@
                 <w:sz w:val="18"/>
                 <w:szCs w:val="18"/>
               </w:rPr>
-              <w:t xml:space="preserve">Added</w:t>
+              <w:t xml:space="preserve">Deleted</w:t>
             </w:r>
           </w:p>
         </w:tc>
@@ -5586,7 +9828,7 @@
                 <w:sz w:val="18"/>
                 <w:szCs w:val="18"/>
               </w:rPr>
-              <w:t xml:space="preserve">frontend/src/auth/auth.flow.test.tsx</w:t>
+              <w:t xml:space="preserve">frontend/src/assets/react.svg</w:t>
             </w:r>
           </w:p>
         </w:tc>
@@ -5615,7 +9857,7 @@
                 <w:sz w:val="18"/>
                 <w:szCs w:val="18"/>
               </w:rPr>
-              <w:t xml:space="preserve">Tests: Vitest cases listed in FE-00_test_cases.md</w:t>
+              <w:t xml:space="preserve">Cleanup: Vite starter asset removed</w:t>
             </w:r>
           </w:p>
         </w:tc>
@@ -5650,7 +9892,7 @@
                 <w:sz w:val="18"/>
                 <w:szCs w:val="18"/>
               </w:rPr>
-              <w:t xml:space="preserve">Added</w:t>
+              <w:t xml:space="preserve">Deleted</w:t>
             </w:r>
           </w:p>
         </w:tc>
@@ -5679,7 +9921,7 @@
                 <w:sz w:val="18"/>
                 <w:szCs w:val="18"/>
               </w:rPr>
-              <w:t xml:space="preserve">frontend/src/auth/authContext.ts</w:t>
+              <w:t xml:space="preserve">frontend/src/assets/vite.svg</w:t>
             </w:r>
           </w:p>
         </w:tc>
@@ -5708,7 +9950,7 @@
                 <w:sz w:val="18"/>
                 <w:szCs w:val="18"/>
               </w:rPr>
-              <w:t xml:space="preserve">Auth: context type</w:t>
+              <w:t xml:space="preserve">Cleanup: Vite starter asset removed</w:t>
             </w:r>
           </w:p>
         </w:tc>
@@ -5772,7 +10014,7 @@
                 <w:sz w:val="18"/>
                 <w:szCs w:val="18"/>
               </w:rPr>
-              <w:t xml:space="preserve">frontend/src/auth/AuthProvider.tsx</w:t>
+              <w:t xml:space="preserve">frontend/src/auth/auth.flow.test.tsx</w:t>
             </w:r>
           </w:p>
         </w:tc>
@@ -5801,7 +10043,7 @@
                 <w:sz w:val="18"/>
                 <w:szCs w:val="18"/>
               </w:rPr>
-              <w:t xml:space="preserve">Auth: provider, session restore, logout across tabs</w:t>
+              <w:t xml:space="preserve">Tests: Vitest cases listed in FE-00_test_cases.md</w:t>
             </w:r>
           </w:p>
         </w:tc>
@@ -5865,7 +10107,7 @@
                 <w:sz w:val="18"/>
                 <w:szCs w:val="18"/>
               </w:rPr>
-              <w:t xml:space="preserve">frontend/src/auth/RequireAuth.tsx</w:t>
+              <w:t xml:space="preserve">frontend/src/auth/authContext.ts</w:t>
             </w:r>
           </w:p>
         </w:tc>
@@ -5894,7 +10136,7 @@
                 <w:sz w:val="18"/>
                 <w:szCs w:val="18"/>
               </w:rPr>
-              <w:t xml:space="preserve">Guard: redirect anonymous users to /login</w:t>
+              <w:t xml:space="preserve">Auth: context type</w:t>
             </w:r>
           </w:p>
         </w:tc>
@@ -5958,7 +10200,7 @@
                 <w:sz w:val="18"/>
                 <w:szCs w:val="18"/>
               </w:rPr>
-              <w:t xml:space="preserve">frontend/src/auth/RequireRole.tsx</w:t>
+              <w:t xml:space="preserve">frontend/src/auth/AuthProvider.tsx</w:t>
             </w:r>
           </w:p>
         </w:tc>
@@ -5987,7 +10229,7 @@
                 <w:sz w:val="18"/>
                 <w:szCs w:val="18"/>
               </w:rPr>
-              <w:t xml:space="preserve">Guard: 403 page for a wrong role</w:t>
+              <w:t xml:space="preserve">Auth: provider, session restore, logout across tabs</w:t>
             </w:r>
           </w:p>
         </w:tc>
@@ -6051,7 +10293,7 @@
                 <w:sz w:val="18"/>
                 <w:szCs w:val="18"/>
               </w:rPr>
-              <w:t xml:space="preserve">frontend/src/auth/roles.ts</w:t>
+              <w:t xml:space="preserve">frontend/src/auth/loginValidation.ts</w:t>
             </w:r>
           </w:p>
         </w:tc>
@@ -6080,7 +10322,7 @@
                 <w:sz w:val="18"/>
                 <w:szCs w:val="18"/>
               </w:rPr>
-              <w:t xml:space="preserve">Auth: role labels, role home paths, post login path</w:t>
+              <w:t xml:space="preserve">Auth: client side log in checks (email, password)</w:t>
             </w:r>
           </w:p>
         </w:tc>
@@ -6144,7 +10386,7 @@
                 <w:sz w:val="18"/>
                 <w:szCs w:val="18"/>
               </w:rPr>
-              <w:t xml:space="preserve">frontend/src/auth/useAuth.ts</w:t>
+              <w:t xml:space="preserve">frontend/src/auth/RequireAuth.tsx</w:t>
             </w:r>
           </w:p>
         </w:tc>
@@ -6173,7 +10415,7 @@
                 <w:sz w:val="18"/>
                 <w:szCs w:val="18"/>
               </w:rPr>
-              <w:t xml:space="preserve">Auth: useAuth hook</w:t>
+              <w:t xml:space="preserve">Guard: redirect anonymous users to /login</w:t>
             </w:r>
           </w:p>
         </w:tc>
@@ -6237,7 +10479,7 @@
                 <w:sz w:val="18"/>
                 <w:szCs w:val="18"/>
               </w:rPr>
-              <w:t xml:space="preserve">frontend/src/components/Brand.tsx</w:t>
+              <w:t xml:space="preserve">frontend/src/auth/RequireRole.tsx</w:t>
             </w:r>
           </w:p>
         </w:tc>
@@ -6266,7 +10508,7 @@
                 <w:sz w:val="18"/>
                 <w:szCs w:val="18"/>
               </w:rPr>
-              <w:t xml:space="preserve">UI: Sportify brand mark</w:t>
+              <w:t xml:space="preserve">Guard: 403 page for a wrong role</w:t>
             </w:r>
           </w:p>
         </w:tc>
@@ -6330,7 +10572,7 @@
                 <w:sz w:val="18"/>
                 <w:szCs w:val="18"/>
               </w:rPr>
-              <w:t xml:space="preserve">frontend/src/components/ui/Badge.tsx</w:t>
+              <w:t xml:space="preserve">frontend/src/auth/roles.ts</w:t>
             </w:r>
           </w:p>
         </w:tc>
@@ -6359,7 +10601,7 @@
                 <w:sz w:val="18"/>
                 <w:szCs w:val="18"/>
               </w:rPr>
-              <w:t xml:space="preserve">UI kit: Badge</w:t>
+              <w:t xml:space="preserve">Auth: role labels, role home paths, post login path</w:t>
             </w:r>
           </w:p>
         </w:tc>
@@ -6423,7 +10665,7 @@
                 <w:sz w:val="18"/>
                 <w:szCs w:val="18"/>
               </w:rPr>
-              <w:t xml:space="preserve">frontend/src/components/ui/Button.tsx</w:t>
+              <w:t xml:space="preserve">frontend/src/auth/useAuth.ts</w:t>
             </w:r>
           </w:p>
         </w:tc>
@@ -6452,7 +10694,7 @@
                 <w:sz w:val="18"/>
                 <w:szCs w:val="18"/>
               </w:rPr>
-              <w:t xml:space="preserve">UI kit: Button</w:t>
+              <w:t xml:space="preserve">Auth: useAuth hook</w:t>
             </w:r>
           </w:p>
         </w:tc>
@@ -6516,7 +10758,7 @@
                 <w:sz w:val="18"/>
                 <w:szCs w:val="18"/>
               </w:rPr>
-              <w:t xml:space="preserve">frontend/src/components/ui/buttonClassName.ts</w:t>
+              <w:t xml:space="preserve">frontend/src/components/Brand.tsx</w:t>
             </w:r>
           </w:p>
         </w:tc>
@@ -6545,7 +10787,7 @@
                 <w:sz w:val="18"/>
                 <w:szCs w:val="18"/>
               </w:rPr>
-              <w:t xml:space="preserve">UI kit: buttonClassName</w:t>
+              <w:t xml:space="preserve">UI: Sportify brand mark</w:t>
             </w:r>
           </w:p>
         </w:tc>
@@ -6609,7 +10851,7 @@
                 <w:sz w:val="18"/>
                 <w:szCs w:val="18"/>
               </w:rPr>
-              <w:t xml:space="preserve">frontend/src/components/ui/Card.tsx</w:t>
+              <w:t xml:space="preserve">frontend/src/components/ui/Badge.tsx</w:t>
             </w:r>
           </w:p>
         </w:tc>
@@ -6638,7 +10880,7 @@
                 <w:sz w:val="18"/>
                 <w:szCs w:val="18"/>
               </w:rPr>
-              <w:t xml:space="preserve">UI kit: Card</w:t>
+              <w:t xml:space="preserve">UI kit: Badge</w:t>
             </w:r>
           </w:p>
         </w:tc>
@@ -6702,7 +10944,7 @@
                 <w:sz w:val="18"/>
                 <w:szCs w:val="18"/>
               </w:rPr>
-              <w:t xml:space="preserve">frontend/src/components/ui/components.test.tsx</w:t>
+              <w:t xml:space="preserve">frontend/src/components/ui/Button.tsx</w:t>
             </w:r>
           </w:p>
         </w:tc>
@@ -6731,7 +10973,7 @@
                 <w:sz w:val="18"/>
                 <w:szCs w:val="18"/>
               </w:rPr>
-              <w:t xml:space="preserve">Tests: Vitest cases listed in FE-00_test_cases.md</w:t>
+              <w:t xml:space="preserve">UI kit: Button</w:t>
             </w:r>
           </w:p>
         </w:tc>
@@ -6795,7 +11037,7 @@
                 <w:sz w:val="18"/>
                 <w:szCs w:val="18"/>
               </w:rPr>
-              <w:t xml:space="preserve">frontend/src/components/ui/EmptyState.tsx</w:t>
+              <w:t xml:space="preserve">frontend/src/components/ui/buttonClassName.ts</w:t>
             </w:r>
           </w:p>
         </w:tc>
@@ -6824,7 +11066,7 @@
                 <w:sz w:val="18"/>
                 <w:szCs w:val="18"/>
               </w:rPr>
-              <w:t xml:space="preserve">UI kit: EmptyState</w:t>
+              <w:t xml:space="preserve">UI kit: buttonClassName</w:t>
             </w:r>
           </w:p>
         </w:tc>
@@ -6888,7 +11130,7 @@
                 <w:sz w:val="18"/>
                 <w:szCs w:val="18"/>
               </w:rPr>
-              <w:t xml:space="preserve">frontend/src/components/ui/ErrorState.tsx</w:t>
+              <w:t xml:space="preserve">frontend/src/components/ui/Card.tsx</w:t>
             </w:r>
           </w:p>
         </w:tc>
@@ -6917,7 +11159,7 @@
                 <w:sz w:val="18"/>
                 <w:szCs w:val="18"/>
               </w:rPr>
-              <w:t xml:space="preserve">UI kit: ErrorState</w:t>
+              <w:t xml:space="preserve">UI kit: Card</w:t>
             </w:r>
           </w:p>
         </w:tc>
@@ -6981,7 +11223,7 @@
                 <w:sz w:val="18"/>
                 <w:szCs w:val="18"/>
               </w:rPr>
-              <w:t xml:space="preserve">frontend/src/components/ui/index.ts</w:t>
+              <w:t xml:space="preserve">frontend/src/components/ui/components.test.tsx</w:t>
             </w:r>
           </w:p>
         </w:tc>
@@ -7010,7 +11252,7 @@
                 <w:sz w:val="18"/>
                 <w:szCs w:val="18"/>
               </w:rPr>
-              <w:t xml:space="preserve">UI: barrel export of the UI kit</w:t>
+              <w:t xml:space="preserve">Tests: Vitest cases listed in FE-00_test_cases.md</w:t>
             </w:r>
           </w:p>
         </w:tc>
@@ -7074,7 +11316,7 @@
                 <w:sz w:val="18"/>
                 <w:szCs w:val="18"/>
               </w:rPr>
-              <w:t xml:space="preserve">frontend/src/components/ui/Input.tsx</w:t>
+              <w:t xml:space="preserve">frontend/src/components/ui/EmptyState.tsx</w:t>
             </w:r>
           </w:p>
         </w:tc>
@@ -7103,7 +11345,7 @@
                 <w:sz w:val="18"/>
                 <w:szCs w:val="18"/>
               </w:rPr>
-              <w:t xml:space="preserve">UI kit: Input</w:t>
+              <w:t xml:space="preserve">UI kit: EmptyState</w:t>
             </w:r>
           </w:p>
         </w:tc>
@@ -7167,7 +11409,7 @@
                 <w:sz w:val="18"/>
                 <w:szCs w:val="18"/>
               </w:rPr>
-              <w:t xml:space="preserve">frontend/src/components/ui/Modal.tsx</w:t>
+              <w:t xml:space="preserve">frontend/src/components/ui/ErrorState.tsx</w:t>
             </w:r>
           </w:p>
         </w:tc>
@@ -7196,7 +11438,7 @@
                 <w:sz w:val="18"/>
                 <w:szCs w:val="18"/>
               </w:rPr>
-              <w:t xml:space="preserve">UI kit: Modal</w:t>
+              <w:t xml:space="preserve">UI kit: ErrorState</w:t>
             </w:r>
           </w:p>
         </w:tc>
@@ -7260,7 +11502,7 @@
                 <w:sz w:val="18"/>
                 <w:szCs w:val="18"/>
               </w:rPr>
-              <w:t xml:space="preserve">frontend/src/components/ui/PageHeader.tsx</w:t>
+              <w:t xml:space="preserve">frontend/src/components/ui/index.ts</w:t>
             </w:r>
           </w:p>
         </w:tc>
@@ -7289,7 +11531,7 @@
                 <w:sz w:val="18"/>
                 <w:szCs w:val="18"/>
               </w:rPr>
-              <w:t xml:space="preserve">UI kit: PageHeader</w:t>
+              <w:t xml:space="preserve">UI: barrel export of the UI kit</w:t>
             </w:r>
           </w:p>
         </w:tc>
@@ -7353,7 +11595,7 @@
                 <w:sz w:val="18"/>
                 <w:szCs w:val="18"/>
               </w:rPr>
-              <w:t xml:space="preserve">frontend/src/components/ui/pageWindow.ts</w:t>
+              <w:t xml:space="preserve">frontend/src/components/ui/Input.tsx</w:t>
             </w:r>
           </w:p>
         </w:tc>
@@ -7382,7 +11624,7 @@
                 <w:sz w:val="18"/>
                 <w:szCs w:val="18"/>
               </w:rPr>
-              <w:t xml:space="preserve">UI kit: pageWindow</w:t>
+              <w:t xml:space="preserve">UI kit: Input</w:t>
             </w:r>
           </w:p>
         </w:tc>
@@ -7446,7 +11688,7 @@
                 <w:sz w:val="18"/>
                 <w:szCs w:val="18"/>
               </w:rPr>
-              <w:t xml:space="preserve">frontend/src/components/ui/Pagination.tsx</w:t>
+              <w:t xml:space="preserve">frontend/src/components/ui/Modal.tsx</w:t>
             </w:r>
           </w:p>
         </w:tc>
@@ -7475,7 +11717,7 @@
                 <w:sz w:val="18"/>
                 <w:szCs w:val="18"/>
               </w:rPr>
-              <w:t xml:space="preserve">UI kit: Pagination</w:t>
+              <w:t xml:space="preserve">UI kit: Modal</w:t>
             </w:r>
           </w:p>
         </w:tc>
@@ -7539,7 +11781,7 @@
                 <w:sz w:val="18"/>
                 <w:szCs w:val="18"/>
               </w:rPr>
-              <w:t xml:space="preserve">frontend/src/components/ui/Select.tsx</w:t>
+              <w:t xml:space="preserve">frontend/src/components/ui/PageHeader.tsx</w:t>
             </w:r>
           </w:p>
         </w:tc>
@@ -7568,7 +11810,7 @@
                 <w:sz w:val="18"/>
                 <w:szCs w:val="18"/>
               </w:rPr>
-              <w:t xml:space="preserve">UI kit: Select</w:t>
+              <w:t xml:space="preserve">UI kit: PageHeader</w:t>
             </w:r>
           </w:p>
         </w:tc>
@@ -7632,7 +11874,7 @@
                 <w:sz w:val="18"/>
                 <w:szCs w:val="18"/>
               </w:rPr>
-              <w:t xml:space="preserve">frontend/src/components/ui/Spinner.tsx</w:t>
+              <w:t xml:space="preserve">frontend/src/components/ui/pageWindow.ts</w:t>
             </w:r>
           </w:p>
         </w:tc>
@@ -7661,7 +11903,7 @@
                 <w:sz w:val="18"/>
                 <w:szCs w:val="18"/>
               </w:rPr>
-              <w:t xml:space="preserve">UI kit: Spinner</w:t>
+              <w:t xml:space="preserve">UI kit: pageWindow</w:t>
             </w:r>
           </w:p>
         </w:tc>
@@ -7725,7 +11967,7 @@
                 <w:sz w:val="18"/>
                 <w:szCs w:val="18"/>
               </w:rPr>
-              <w:t xml:space="preserve">frontend/src/components/ui/status.ts</w:t>
+              <w:t xml:space="preserve">frontend/src/components/ui/Pagination.tsx</w:t>
             </w:r>
           </w:p>
         </w:tc>
@@ -7754,7 +11996,7 @@
                 <w:sz w:val="18"/>
                 <w:szCs w:val="18"/>
               </w:rPr>
-              <w:t xml:space="preserve">UI kit: status</w:t>
+              <w:t xml:space="preserve">UI kit: Pagination</w:t>
             </w:r>
           </w:p>
         </w:tc>
@@ -7818,7 +12060,7 @@
                 <w:sz w:val="18"/>
                 <w:szCs w:val="18"/>
               </w:rPr>
-              <w:t xml:space="preserve">frontend/src/components/ui/Table.tsx</w:t>
+              <w:t xml:space="preserve">frontend/src/components/ui/Select.tsx</w:t>
             </w:r>
           </w:p>
         </w:tc>
@@ -7847,7 +12089,7 @@
                 <w:sz w:val="18"/>
                 <w:szCs w:val="18"/>
               </w:rPr>
-              <w:t xml:space="preserve">UI kit: Table</w:t>
+              <w:t xml:space="preserve">UI kit: Select</w:t>
             </w:r>
           </w:p>
         </w:tc>
@@ -7911,7 +12153,7 @@
                 <w:sz w:val="18"/>
                 <w:szCs w:val="18"/>
               </w:rPr>
-              <w:t xml:space="preserve">frontend/src/components/ui/toastContext.ts</w:t>
+              <w:t xml:space="preserve">frontend/src/components/ui/Spinner.tsx</w:t>
             </w:r>
           </w:p>
         </w:tc>
@@ -7940,7 +12182,7 @@
                 <w:sz w:val="18"/>
                 <w:szCs w:val="18"/>
               </w:rPr>
-              <w:t xml:space="preserve">UI kit: toastContext</w:t>
+              <w:t xml:space="preserve">UI kit: Spinner</w:t>
             </w:r>
           </w:p>
         </w:tc>
@@ -8004,7 +12246,7 @@
                 <w:sz w:val="18"/>
                 <w:szCs w:val="18"/>
               </w:rPr>
-              <w:t xml:space="preserve">frontend/src/components/ui/ToastProvider.tsx</w:t>
+              <w:t xml:space="preserve">frontend/src/components/ui/status.ts</w:t>
             </w:r>
           </w:p>
         </w:tc>
@@ -8033,7 +12275,7 @@
                 <w:sz w:val="18"/>
                 <w:szCs w:val="18"/>
               </w:rPr>
-              <w:t xml:space="preserve">UI kit: ToastProvider</w:t>
+              <w:t xml:space="preserve">UI kit: status</w:t>
             </w:r>
           </w:p>
         </w:tc>
@@ -8097,7 +12339,7 @@
                 <w:sz w:val="18"/>
                 <w:szCs w:val="18"/>
               </w:rPr>
-              <w:t xml:space="preserve">frontend/src/config/env.ts</w:t>
+              <w:t xml:space="preserve">frontend/src/components/ui/Table.tsx</w:t>
             </w:r>
           </w:p>
         </w:tc>
@@ -8126,7 +12368,7 @@
                 <w:sz w:val="18"/>
                 <w:szCs w:val="18"/>
               </w:rPr>
-              <w:t xml:space="preserve">Config: normalized API base URL</w:t>
+              <w:t xml:space="preserve">UI kit: Table</w:t>
             </w:r>
           </w:p>
         </w:tc>
@@ -8161,7 +12403,7 @@
                 <w:sz w:val="18"/>
                 <w:szCs w:val="18"/>
               </w:rPr>
-              <w:t xml:space="preserve">Modified</w:t>
+              <w:t xml:space="preserve">Added</w:t>
             </w:r>
           </w:p>
         </w:tc>
@@ -8190,7 +12432,7 @@
                 <w:sz w:val="18"/>
                 <w:szCs w:val="18"/>
               </w:rPr>
-              <w:t xml:space="preserve">frontend/src/index.css</w:t>
+              <w:t xml:space="preserve">frontend/src/components/ui/toastContext.ts</w:t>
             </w:r>
           </w:p>
         </w:tc>
@@ -8219,7 +12461,7 @@
                 <w:sz w:val="18"/>
                 <w:szCs w:val="18"/>
               </w:rPr>
-              <w:t xml:space="preserve">Styles: imports tokens, base, components, layouts</w:t>
+              <w:t xml:space="preserve">UI kit: toastContext</w:t>
             </w:r>
           </w:p>
         </w:tc>
@@ -8283,7 +12525,7 @@
                 <w:sz w:val="18"/>
                 <w:szCs w:val="18"/>
               </w:rPr>
-              <w:t xml:space="preserve">frontend/src/layouts/MemberLayout.tsx</w:t>
+              <w:t xml:space="preserve">frontend/src/components/ui/ToastProvider.tsx</w:t>
             </w:r>
           </w:p>
         </w:tc>
@@ -8312,7 +12554,7 @@
                 <w:sz w:val="18"/>
                 <w:szCs w:val="18"/>
               </w:rPr>
-              <w:t xml:space="preserve">Layout: MemberLayout</w:t>
+              <w:t xml:space="preserve">UI kit: ToastProvider</w:t>
             </w:r>
           </w:p>
         </w:tc>
@@ -8376,7 +12618,7 @@
                 <w:sz w:val="18"/>
                 <w:szCs w:val="18"/>
               </w:rPr>
-              <w:t xml:space="preserve">frontend/src/layouts/navigation.ts</w:t>
+              <w:t xml:space="preserve">frontend/src/config/env.ts</w:t>
             </w:r>
           </w:p>
         </w:tc>
@@ -8405,7 +12647,7 @@
                 <w:sz w:val="18"/>
                 <w:szCs w:val="18"/>
               </w:rPr>
-              <w:t xml:space="preserve">Layout: menus per role with task and Figma screen ids</w:t>
+              <w:t xml:space="preserve">Config: normalized API base URL</w:t>
             </w:r>
           </w:p>
         </w:tc>
@@ -8440,7 +12682,7 @@
                 <w:sz w:val="18"/>
                 <w:szCs w:val="18"/>
               </w:rPr>
-              <w:t xml:space="preserve">Added</w:t>
+              <w:t xml:space="preserve">Modified</w:t>
             </w:r>
           </w:p>
         </w:tc>
@@ -8469,7 +12711,7 @@
                 <w:sz w:val="18"/>
                 <w:szCs w:val="18"/>
               </w:rPr>
-              <w:t xml:space="preserve">frontend/src/layouts/PublicLayout.tsx</w:t>
+              <w:t xml:space="preserve">frontend/src/index.css</w:t>
             </w:r>
           </w:p>
         </w:tc>
@@ -8498,7 +12740,7 @@
                 <w:sz w:val="18"/>
                 <w:szCs w:val="18"/>
               </w:rPr>
-              <w:t xml:space="preserve">Layout: PublicLayout</w:t>
+              <w:t xml:space="preserve">Styles: imports tokens, base, components, layouts</w:t>
             </w:r>
           </w:p>
         </w:tc>
@@ -8562,7 +12804,7 @@
                 <w:sz w:val="18"/>
                 <w:szCs w:val="18"/>
               </w:rPr>
-              <w:t xml:space="preserve">frontend/src/layouts/StaffLayout.tsx</w:t>
+              <w:t xml:space="preserve">frontend/src/layouts/MemberLayout.tsx</w:t>
             </w:r>
           </w:p>
         </w:tc>
@@ -8591,7 +12833,7 @@
                 <w:sz w:val="18"/>
                 <w:szCs w:val="18"/>
               </w:rPr>
-              <w:t xml:space="preserve">Layout: StaffLayout</w:t>
+              <w:t xml:space="preserve">Layout: MemberLayout</w:t>
             </w:r>
           </w:p>
         </w:tc>
@@ -8655,7 +12897,7 @@
                 <w:sz w:val="18"/>
                 <w:szCs w:val="18"/>
               </w:rPr>
-              <w:t xml:space="preserve">frontend/src/layouts/UserMenu.tsx</w:t>
+              <w:t xml:space="preserve">frontend/src/layouts/navigation.ts</w:t>
             </w:r>
           </w:p>
         </w:tc>
@@ -8684,7 +12926,7 @@
                 <w:sz w:val="18"/>
                 <w:szCs w:val="18"/>
               </w:rPr>
-              <w:t xml:space="preserve">Layout: UserMenu</w:t>
+              <w:t xml:space="preserve">Layout: menus per role with task and Figma screen ids</w:t>
             </w:r>
           </w:p>
         </w:tc>
@@ -8719,7 +12961,7 @@
                 <w:sz w:val="18"/>
                 <w:szCs w:val="18"/>
               </w:rPr>
-              <w:t xml:space="preserve">Modified</w:t>
+              <w:t xml:space="preserve">Added</w:t>
             </w:r>
           </w:p>
         </w:tc>
@@ -8748,7 +12990,7 @@
                 <w:sz w:val="18"/>
                 <w:szCs w:val="18"/>
               </w:rPr>
-              <w:t xml:space="preserve">frontend/src/main.tsx</w:t>
+              <w:t xml:space="preserve">frontend/src/layouts/PublicLayout.tsx</w:t>
             </w:r>
           </w:p>
         </w:tc>
@@ -8777,7 +13019,7 @@
                 <w:sz w:val="18"/>
                 <w:szCs w:val="18"/>
               </w:rPr>
-              <w:t xml:space="preserve">Entry: mounts App with a root element check</w:t>
+              <w:t xml:space="preserve">Layout: PublicLayout</w:t>
             </w:r>
           </w:p>
         </w:tc>
@@ -8841,7 +13083,7 @@
                 <w:sz w:val="18"/>
                 <w:szCs w:val="18"/>
               </w:rPr>
-              <w:t xml:space="preserve">frontend/src/pages/dev/ComponentDemoPage.tsx</w:t>
+              <w:t xml:space="preserve">frontend/src/layouts/StaffLayout.tsx</w:t>
             </w:r>
           </w:p>
         </w:tc>
@@ -8870,7 +13112,7 @@
                 <w:sz w:val="18"/>
                 <w:szCs w:val="18"/>
               </w:rPr>
-              <w:t xml:space="preserve">Page: /ui-kit demo of all shared components</w:t>
+              <w:t xml:space="preserve">Layout: StaffLayout</w:t>
             </w:r>
           </w:p>
         </w:tc>
@@ -8934,7 +13176,7 @@
                 <w:sz w:val="18"/>
                 <w:szCs w:val="18"/>
               </w:rPr>
-              <w:t xml:space="preserve">frontend/src/pages/PlaceholderPage.tsx</w:t>
+              <w:t xml:space="preserve">frontend/src/layouts/UserMenu.tsx</w:t>
             </w:r>
           </w:p>
         </w:tc>
@@ -8963,7 +13205,7 @@
                 <w:sz w:val="18"/>
                 <w:szCs w:val="18"/>
               </w:rPr>
-              <w:t xml:space="preserve">Page: placeholder naming the task that builds the screen</w:t>
+              <w:t xml:space="preserve">Layout: UserMenu</w:t>
             </w:r>
           </w:p>
         </w:tc>
@@ -8998,7 +13240,7 @@
                 <w:sz w:val="18"/>
                 <w:szCs w:val="18"/>
               </w:rPr>
-              <w:t xml:space="preserve">Added</w:t>
+              <w:t xml:space="preserve">Modified</w:t>
             </w:r>
           </w:p>
         </w:tc>
@@ -9027,7 +13269,7 @@
                 <w:sz w:val="18"/>
                 <w:szCs w:val="18"/>
               </w:rPr>
-              <w:t xml:space="preserve">frontend/src/pages/public/ForbiddenPage.tsx</w:t>
+              <w:t xml:space="preserve">frontend/src/main.tsx</w:t>
             </w:r>
           </w:p>
         </w:tc>
@@ -9056,7 +13298,7 @@
                 <w:sz w:val="18"/>
                 <w:szCs w:val="18"/>
               </w:rPr>
-              <w:t xml:space="preserve">Page: 403 Access denied</w:t>
+              <w:t xml:space="preserve">Entry: mounts App with a root element check</w:t>
             </w:r>
           </w:p>
         </w:tc>
@@ -9120,7 +13362,7 @@
                 <w:sz w:val="18"/>
                 <w:szCs w:val="18"/>
               </w:rPr>
-              <w:t xml:space="preserve">frontend/src/pages/public/HomeRedirect.tsx</w:t>
+              <w:t xml:space="preserve">frontend/src/pages/dev/ComponentDemoPage.tsx</w:t>
             </w:r>
           </w:p>
         </w:tc>
@@ -9149,7 +13391,7 @@
                 <w:sz w:val="18"/>
                 <w:szCs w:val="18"/>
               </w:rPr>
-              <w:t xml:space="preserve">Page: / redirects by role</w:t>
+              <w:t xml:space="preserve">Page: /ui-kit demo of all shared components</w:t>
             </w:r>
           </w:p>
         </w:tc>
@@ -9213,7 +13455,7 @@
                 <w:sz w:val="18"/>
                 <w:szCs w:val="18"/>
               </w:rPr>
-              <w:t xml:space="preserve">frontend/src/pages/public/LoginPage.tsx</w:t>
+              <w:t xml:space="preserve">frontend/src/pages/PlaceholderPage.tsx</w:t>
             </w:r>
           </w:p>
         </w:tc>
@@ -9242,7 +13484,7 @@
                 <w:sz w:val="18"/>
                 <w:szCs w:val="18"/>
               </w:rPr>
-              <w:t xml:space="preserve">Page: working log in (F1-05), finished in FE-01</w:t>
+              <w:t xml:space="preserve">Page: placeholder naming the task that builds the screen</w:t>
             </w:r>
           </w:p>
         </w:tc>
@@ -9306,6 +13548,285 @@
                 <w:sz w:val="18"/>
                 <w:szCs w:val="18"/>
               </w:rPr>
+              <w:t xml:space="preserve">frontend/src/pages/public/ForbiddenPage.tsx</w:t>
+            </w:r>
+          </w:p>
+        </w:tc>
+        <w:tc>
+          <w:tcPr>
+            <w:tcW w:type="dxa" w:w="3500"/>
+            <w:tcBorders>
+              <w:top w:val="single" w:color="C5D3E1" w:sz="4"/>
+              <w:left w:val="single" w:color="C5D3E1" w:sz="4"/>
+              <w:bottom w:val="single" w:color="C5D3E1" w:sz="4"/>
+              <w:right w:val="single" w:color="C5D3E1" w:sz="4"/>
+            </w:tcBorders>
+            <w:tcMar>
+              <w:top w:type="dxa" w:w="60"/>
+              <w:left w:type="dxa" w:w="100"/>
+              <w:bottom w:type="dxa" w:w="60"/>
+              <w:right w:type="dxa" w:w="100"/>
+            </w:tcMar>
+          </w:tcPr>
+          <w:p>
+            <w:r>
+              <w:rPr>
+                <w:rFonts w:ascii="Calibri" w:cs="Calibri" w:eastAsia="Calibri" w:hAnsi="Calibri"/>
+                <w:b w:val="false"/>
+                <w:bCs w:val="false"/>
+                <w:sz w:val="18"/>
+                <w:szCs w:val="18"/>
+              </w:rPr>
+              <w:t xml:space="preserve">Page: 403 Access denied</w:t>
+            </w:r>
+          </w:p>
+        </w:tc>
+      </w:tr>
+      <w:tr>
+        <w:trPr>
+          <w:cantSplit/>
+          <w:tblHeader w:val="false"/>
+        </w:trPr>
+        <w:tc>
+          <w:tcPr>
+            <w:tcW w:type="dxa" w:w="1100"/>
+            <w:tcBorders>
+              <w:top w:val="single" w:color="C5D3E1" w:sz="4"/>
+              <w:left w:val="single" w:color="C5D3E1" w:sz="4"/>
+              <w:bottom w:val="single" w:color="C5D3E1" w:sz="4"/>
+              <w:right w:val="single" w:color="C5D3E1" w:sz="4"/>
+            </w:tcBorders>
+            <w:tcMar>
+              <w:top w:type="dxa" w:w="60"/>
+              <w:left w:type="dxa" w:w="100"/>
+              <w:bottom w:type="dxa" w:w="60"/>
+              <w:right w:type="dxa" w:w="100"/>
+            </w:tcMar>
+          </w:tcPr>
+          <w:p>
+            <w:r>
+              <w:rPr>
+                <w:rFonts w:ascii="Calibri" w:cs="Calibri" w:eastAsia="Calibri" w:hAnsi="Calibri"/>
+                <w:b w:val="false"/>
+                <w:bCs w:val="false"/>
+                <w:sz w:val="18"/>
+                <w:szCs w:val="18"/>
+              </w:rPr>
+              <w:t xml:space="preserve">Added</w:t>
+            </w:r>
+          </w:p>
+        </w:tc>
+        <w:tc>
+          <w:tcPr>
+            <w:tcW w:type="dxa" w:w="4760"/>
+            <w:tcBorders>
+              <w:top w:val="single" w:color="C5D3E1" w:sz="4"/>
+              <w:left w:val="single" w:color="C5D3E1" w:sz="4"/>
+              <w:bottom w:val="single" w:color="C5D3E1" w:sz="4"/>
+              <w:right w:val="single" w:color="C5D3E1" w:sz="4"/>
+            </w:tcBorders>
+            <w:tcMar>
+              <w:top w:type="dxa" w:w="60"/>
+              <w:left w:type="dxa" w:w="100"/>
+              <w:bottom w:type="dxa" w:w="60"/>
+              <w:right w:type="dxa" w:w="100"/>
+            </w:tcMar>
+          </w:tcPr>
+          <w:p>
+            <w:r>
+              <w:rPr>
+                <w:rFonts w:ascii="Calibri" w:cs="Calibri" w:eastAsia="Calibri" w:hAnsi="Calibri"/>
+                <w:b w:val="false"/>
+                <w:bCs w:val="false"/>
+                <w:sz w:val="18"/>
+                <w:szCs w:val="18"/>
+              </w:rPr>
+              <w:t xml:space="preserve">frontend/src/pages/public/HomeRedirect.tsx</w:t>
+            </w:r>
+          </w:p>
+        </w:tc>
+        <w:tc>
+          <w:tcPr>
+            <w:tcW w:type="dxa" w:w="3500"/>
+            <w:tcBorders>
+              <w:top w:val="single" w:color="C5D3E1" w:sz="4"/>
+              <w:left w:val="single" w:color="C5D3E1" w:sz="4"/>
+              <w:bottom w:val="single" w:color="C5D3E1" w:sz="4"/>
+              <w:right w:val="single" w:color="C5D3E1" w:sz="4"/>
+            </w:tcBorders>
+            <w:tcMar>
+              <w:top w:type="dxa" w:w="60"/>
+              <w:left w:type="dxa" w:w="100"/>
+              <w:bottom w:type="dxa" w:w="60"/>
+              <w:right w:type="dxa" w:w="100"/>
+            </w:tcMar>
+          </w:tcPr>
+          <w:p>
+            <w:r>
+              <w:rPr>
+                <w:rFonts w:ascii="Calibri" w:cs="Calibri" w:eastAsia="Calibri" w:hAnsi="Calibri"/>
+                <w:b w:val="false"/>
+                <w:bCs w:val="false"/>
+                <w:sz w:val="18"/>
+                <w:szCs w:val="18"/>
+              </w:rPr>
+              <w:t xml:space="preserve">Page: / redirects by role</w:t>
+            </w:r>
+          </w:p>
+        </w:tc>
+      </w:tr>
+      <w:tr>
+        <w:trPr>
+          <w:cantSplit/>
+          <w:tblHeader w:val="false"/>
+        </w:trPr>
+        <w:tc>
+          <w:tcPr>
+            <w:tcW w:type="dxa" w:w="1100"/>
+            <w:tcBorders>
+              <w:top w:val="single" w:color="C5D3E1" w:sz="4"/>
+              <w:left w:val="single" w:color="C5D3E1" w:sz="4"/>
+              <w:bottom w:val="single" w:color="C5D3E1" w:sz="4"/>
+              <w:right w:val="single" w:color="C5D3E1" w:sz="4"/>
+            </w:tcBorders>
+            <w:tcMar>
+              <w:top w:type="dxa" w:w="60"/>
+              <w:left w:type="dxa" w:w="100"/>
+              <w:bottom w:type="dxa" w:w="60"/>
+              <w:right w:type="dxa" w:w="100"/>
+            </w:tcMar>
+          </w:tcPr>
+          <w:p>
+            <w:r>
+              <w:rPr>
+                <w:rFonts w:ascii="Calibri" w:cs="Calibri" w:eastAsia="Calibri" w:hAnsi="Calibri"/>
+                <w:b w:val="false"/>
+                <w:bCs w:val="false"/>
+                <w:sz w:val="18"/>
+                <w:szCs w:val="18"/>
+              </w:rPr>
+              <w:t xml:space="preserve">Added</w:t>
+            </w:r>
+          </w:p>
+        </w:tc>
+        <w:tc>
+          <w:tcPr>
+            <w:tcW w:type="dxa" w:w="4760"/>
+            <w:tcBorders>
+              <w:top w:val="single" w:color="C5D3E1" w:sz="4"/>
+              <w:left w:val="single" w:color="C5D3E1" w:sz="4"/>
+              <w:bottom w:val="single" w:color="C5D3E1" w:sz="4"/>
+              <w:right w:val="single" w:color="C5D3E1" w:sz="4"/>
+            </w:tcBorders>
+            <w:tcMar>
+              <w:top w:type="dxa" w:w="60"/>
+              <w:left w:type="dxa" w:w="100"/>
+              <w:bottom w:type="dxa" w:w="60"/>
+              <w:right w:type="dxa" w:w="100"/>
+            </w:tcMar>
+          </w:tcPr>
+          <w:p>
+            <w:r>
+              <w:rPr>
+                <w:rFonts w:ascii="Calibri" w:cs="Calibri" w:eastAsia="Calibri" w:hAnsi="Calibri"/>
+                <w:b w:val="false"/>
+                <w:bCs w:val="false"/>
+                <w:sz w:val="18"/>
+                <w:szCs w:val="18"/>
+              </w:rPr>
+              <w:t xml:space="preserve">frontend/src/pages/public/LoginPage.tsx</w:t>
+            </w:r>
+          </w:p>
+        </w:tc>
+        <w:tc>
+          <w:tcPr>
+            <w:tcW w:type="dxa" w:w="3500"/>
+            <w:tcBorders>
+              <w:top w:val="single" w:color="C5D3E1" w:sz="4"/>
+              <w:left w:val="single" w:color="C5D3E1" w:sz="4"/>
+              <w:bottom w:val="single" w:color="C5D3E1" w:sz="4"/>
+              <w:right w:val="single" w:color="C5D3E1" w:sz="4"/>
+            </w:tcBorders>
+            <w:tcMar>
+              <w:top w:type="dxa" w:w="60"/>
+              <w:left w:type="dxa" w:w="100"/>
+              <w:bottom w:type="dxa" w:w="60"/>
+              <w:right w:type="dxa" w:w="100"/>
+            </w:tcMar>
+          </w:tcPr>
+          <w:p>
+            <w:r>
+              <w:rPr>
+                <w:rFonts w:ascii="Calibri" w:cs="Calibri" w:eastAsia="Calibri" w:hAnsi="Calibri"/>
+                <w:b w:val="false"/>
+                <w:bCs w:val="false"/>
+                <w:sz w:val="18"/>
+                <w:szCs w:val="18"/>
+              </w:rPr>
+              <w:t xml:space="preserve">Page: working log in (F1-05), finished in FE-01</w:t>
+            </w:r>
+          </w:p>
+        </w:tc>
+      </w:tr>
+      <w:tr>
+        <w:trPr>
+          <w:cantSplit/>
+          <w:tblHeader w:val="false"/>
+        </w:trPr>
+        <w:tc>
+          <w:tcPr>
+            <w:tcW w:type="dxa" w:w="1100"/>
+            <w:tcBorders>
+              <w:top w:val="single" w:color="C5D3E1" w:sz="4"/>
+              <w:left w:val="single" w:color="C5D3E1" w:sz="4"/>
+              <w:bottom w:val="single" w:color="C5D3E1" w:sz="4"/>
+              <w:right w:val="single" w:color="C5D3E1" w:sz="4"/>
+            </w:tcBorders>
+            <w:tcMar>
+              <w:top w:type="dxa" w:w="60"/>
+              <w:left w:type="dxa" w:w="100"/>
+              <w:bottom w:type="dxa" w:w="60"/>
+              <w:right w:type="dxa" w:w="100"/>
+            </w:tcMar>
+          </w:tcPr>
+          <w:p>
+            <w:r>
+              <w:rPr>
+                <w:rFonts w:ascii="Calibri" w:cs="Calibri" w:eastAsia="Calibri" w:hAnsi="Calibri"/>
+                <w:b w:val="false"/>
+                <w:bCs w:val="false"/>
+                <w:sz w:val="18"/>
+                <w:szCs w:val="18"/>
+              </w:rPr>
+              <w:t xml:space="preserve">Added</w:t>
+            </w:r>
+          </w:p>
+        </w:tc>
+        <w:tc>
+          <w:tcPr>
+            <w:tcW w:type="dxa" w:w="4760"/>
+            <w:tcBorders>
+              <w:top w:val="single" w:color="C5D3E1" w:sz="4"/>
+              <w:left w:val="single" w:color="C5D3E1" w:sz="4"/>
+              <w:bottom w:val="single" w:color="C5D3E1" w:sz="4"/>
+              <w:right w:val="single" w:color="C5D3E1" w:sz="4"/>
+            </w:tcBorders>
+            <w:tcMar>
+              <w:top w:type="dxa" w:w="60"/>
+              <w:left w:type="dxa" w:w="100"/>
+              <w:bottom w:type="dxa" w:w="60"/>
+              <w:right w:type="dxa" w:w="100"/>
+            </w:tcMar>
+          </w:tcPr>
+          <w:p>
+            <w:r>
+              <w:rPr>
+                <w:rFonts w:ascii="Calibri" w:cs="Calibri" w:eastAsia="Calibri" w:hAnsi="Calibri"/>
+                <w:b w:val="false"/>
+                <w:bCs w:val="false"/>
+                <w:sz w:val="18"/>
+                <w:szCs w:val="18"/>
+              </w:rPr>
               <w:t xml:space="preserve">frontend/src/pages/public/NotFoundPage.tsx</w:t>
             </w:r>
           </w:p>
@@ -9336,6 +13857,99 @@
                 <w:szCs w:val="18"/>
               </w:rPr>
               <w:t xml:space="preserve">Page: 404 Page not found</w:t>
+            </w:r>
+          </w:p>
+        </w:tc>
+      </w:tr>
+      <w:tr>
+        <w:trPr>
+          <w:cantSplit/>
+          <w:tblHeader w:val="false"/>
+        </w:trPr>
+        <w:tc>
+          <w:tcPr>
+            <w:tcW w:type="dxa" w:w="1100"/>
+            <w:tcBorders>
+              <w:top w:val="single" w:color="C5D3E1" w:sz="4"/>
+              <w:left w:val="single" w:color="C5D3E1" w:sz="4"/>
+              <w:bottom w:val="single" w:color="C5D3E1" w:sz="4"/>
+              <w:right w:val="single" w:color="C5D3E1" w:sz="4"/>
+            </w:tcBorders>
+            <w:tcMar>
+              <w:top w:type="dxa" w:w="60"/>
+              <w:left w:type="dxa" w:w="100"/>
+              <w:bottom w:type="dxa" w:w="60"/>
+              <w:right w:type="dxa" w:w="100"/>
+            </w:tcMar>
+          </w:tcPr>
+          <w:p>
+            <w:r>
+              <w:rPr>
+                <w:rFonts w:ascii="Calibri" w:cs="Calibri" w:eastAsia="Calibri" w:hAnsi="Calibri"/>
+                <w:b w:val="false"/>
+                <w:bCs w:val="false"/>
+                <w:sz w:val="18"/>
+                <w:szCs w:val="18"/>
+              </w:rPr>
+              <w:t xml:space="preserve">Added</w:t>
+            </w:r>
+          </w:p>
+        </w:tc>
+        <w:tc>
+          <w:tcPr>
+            <w:tcW w:type="dxa" w:w="4760"/>
+            <w:tcBorders>
+              <w:top w:val="single" w:color="C5D3E1" w:sz="4"/>
+              <w:left w:val="single" w:color="C5D3E1" w:sz="4"/>
+              <w:bottom w:val="single" w:color="C5D3E1" w:sz="4"/>
+              <w:right w:val="single" w:color="C5D3E1" w:sz="4"/>
+            </w:tcBorders>
+            <w:tcMar>
+              <w:top w:type="dxa" w:w="60"/>
+              <w:left w:type="dxa" w:w="100"/>
+              <w:bottom w:type="dxa" w:w="60"/>
+              <w:right w:type="dxa" w:w="100"/>
+            </w:tcMar>
+          </w:tcPr>
+          <w:p>
+            <w:r>
+              <w:rPr>
+                <w:rFonts w:ascii="Calibri" w:cs="Calibri" w:eastAsia="Calibri" w:hAnsi="Calibri"/>
+                <w:b w:val="false"/>
+                <w:bCs w:val="false"/>
+                <w:sz w:val="18"/>
+                <w:szCs w:val="18"/>
+              </w:rPr>
+              <w:t xml:space="preserve">frontend/src/pages/public/SessionErrorPage.tsx</w:t>
+            </w:r>
+          </w:p>
+        </w:tc>
+        <w:tc>
+          <w:tcPr>
+            <w:tcW w:type="dxa" w:w="3500"/>
+            <w:tcBorders>
+              <w:top w:val="single" w:color="C5D3E1" w:sz="4"/>
+              <w:left w:val="single" w:color="C5D3E1" w:sz="4"/>
+              <w:bottom w:val="single" w:color="C5D3E1" w:sz="4"/>
+              <w:right w:val="single" w:color="C5D3E1" w:sz="4"/>
+            </w:tcBorders>
+            <w:tcMar>
+              <w:top w:type="dxa" w:w="60"/>
+              <w:left w:type="dxa" w:w="100"/>
+              <w:bottom w:type="dxa" w:w="60"/>
+              <w:right w:type="dxa" w:w="100"/>
+            </w:tcMar>
+          </w:tcPr>
+          <w:p>
+            <w:r>
+              <w:rPr>
+                <w:rFonts w:ascii="Calibri" w:cs="Calibri" w:eastAsia="Calibri" w:hAnsi="Calibri"/>
+                <w:b w:val="false"/>
+                <w:bCs w:val="false"/>
+                <w:sz w:val="18"/>
+                <w:szCs w:val="18"/>
+              </w:rPr>
+              <w:t xml:space="preserve">Page: Retry screen when the profile cannot be loaded</w:t>
             </w:r>
           </w:p>
         </w:tc>
@@ -10564,7 +15178,7 @@
           <w:sz w:val="28"/>
           <w:szCs w:val="28"/>
         </w:rPr>
-        <w:t xml:space="preserve">8. Pre-Merge Verification Guidance</w:t>
+        <w:t xml:space="preserve">9. Pre-Merge Verification Guidance</w:t>
       </w:r>
     </w:p>
     <w:p>
@@ -10577,7 +15191,7 @@
           <w:sz w:val="21"/>
           <w:szCs w:val="21"/>
         </w:rPr>
-        <w:t xml:space="preserve">Run these commands on a team machine before merging:</w:t>
+        <w:t xml:space="preserve">Run these commands in PowerShell on a team machine before merging (Node 22.13 or newer, see frontend/.nvmrc):</w:t>
       </w:r>
     </w:p>
     <w:p>
@@ -11102,5 +15716,23 @@
       <w:szCs w:val="28"/>
     </w:rPr>
   </w:style>
+  <w:style w:type="paragraph" w:styleId="Heading2">
+    <w:name w:val="Heading 2"/>
+    <w:basedOn w:val="Normal"/>
+    <w:next w:val="Normal"/>
+    <w:qFormat/>
+    <w:pPr>
+      <w:spacing w:after="100" w:before="200"/>
+      <w:outlineLvl w:val="1"/>
+    </w:pPr>
+    <w:rPr>
+      <w:rFonts w:ascii="Calibri" w:cs="Calibri" w:eastAsia="Calibri" w:hAnsi="Calibri"/>
+      <w:b/>
+      <w:bCs/>
+      <w:color w:val="2169BA"/>
+      <w:sz w:val="24"/>
+      <w:szCs w:val="24"/>
+    </w:rPr>
+  </w:style>
 </w:styles>
 </file>
--- a/docs/audit/FE-00_AI_Audit_Log.docx
+++ b/docs/audit/FE-00_AI_Audit_Log.docx
@@ -566,7 +566,7 @@
                 <w:sz w:val="18"/>
                 <w:szCs w:val="18"/>
               </w:rPr>
-              <w:t xml:space="preserve">2026-10-12 (round 1 and review round 2)</w:t>
+              <w:t xml:space="preserve">2026-10-12 (round 1, review rounds 2 and 3)</w:t>
             </w:r>
           </w:p>
         </w:tc>
@@ -631,7 +631,7 @@
                 <w:sz w:val="18"/>
                 <w:szCs w:val="18"/>
               </w:rPr>
-              <w:t xml:space="preserve">Implemented, review round 2 applied; 65 automated tests and 20 browser checks pass; manual run against the real backend pending</w:t>
+              <w:t xml:space="preserve">Implemented, review rounds 2 and 3 applied; 68 automated tests and 25 browser checks pass; manual run against the real backend pending</w:t>
             </w:r>
           </w:p>
         </w:tc>
@@ -688,7 +688,7 @@
           <w:sz w:val="21"/>
           <w:szCs w:val="21"/>
         </w:rPr>
-        <w:t xml:space="preserve">After review round 2, all 65 Vitest tests, npm run lint and npm run build pass. The flows were also checked in Chromium against a local mock that copies the backend auth contract. The real Spring Boot backend could not be started in the AI workspace (the SQL Server image registry is blocked there), so the manual cases in docs/tests/FE-00_test_cases.md section 3 must be run on a team machine before merging.</w:t>
+        <w:t xml:space="preserve">After review round 3, all 68 Vitest tests, npm run lint and npm run build pass. The flows were also checked in Chromium against a local mock that copies the backend auth contract. The real Spring Boot backend could not be started in the AI workspace (the SQL Server image registry is blocked there), so the manual cases in docs/tests/FE-00_test_cases.md section 3 must be run on a team machine before merging.</w:t>
       </w:r>
     </w:p>
     <w:p>
@@ -3836,7 +3836,7 @@
                 <w:sz w:val="18"/>
                 <w:szCs w:val="18"/>
               </w:rPr>
-              <w:t xml:space="preserve">engines.node ^22.13.0 || ^24.0.0 || &gt;=26.0.0, .nvmrc 24, README notes on Node and strictPort 5173.</w:t>
+              <w:t xml:space="preserve">engines.node accepts Node 22.13 or newer in the 22 line, Node 24, and Node 26 or newer. The file .nvmrc names Node 24. The README explains the Node requirement and the fixed port 5173 (strictPort).</w:t>
             </w:r>
           </w:p>
         </w:tc>
@@ -7501,7 +7501,1499 @@
           <w:sz w:val="28"/>
           <w:szCs w:val="28"/>
         </w:rPr>
-        <w:t xml:space="preserve">8. Repository File Inventory (whole task, compared with main)</w:t>
+        <w:t xml:space="preserve">8. Review Round 3</w:t>
+      </w:r>
+    </w:p>
+    <w:p>
+      <w:pPr>
+        <w:spacing w:after="120" w:before="0"/>
+      </w:pPr>
+      <w:r>
+        <w:rPr>
+          <w:rFonts w:ascii="Calibri" w:cs="Calibri" w:eastAsia="Calibri" w:hAnsi="Calibri"/>
+          <w:sz w:val="21"/>
+          <w:szCs w:val="21"/>
+        </w:rPr>
+        <w:t xml:space="preserve">A third review found two remaining defects. The scope stayed inside frontend/ and docs; no backend file was changed. The AI assistant made the changes; the developer reviews the diff and runs the manual cases.</w:t>
+      </w:r>
+    </w:p>
+    <w:p>
+      <w:pPr>
+        <w:pStyle w:val="Heading2"/>
+        <w:spacing w:after="100" w:before="200"/>
+      </w:pPr>
+      <w:r>
+        <w:rPr>
+          <w:rFonts w:ascii="Calibri" w:cs="Calibri" w:eastAsia="Calibri" w:hAnsi="Calibri"/>
+          <w:b/>
+          <w:bCs/>
+          <w:color w:val="2169BA"/>
+          <w:sz w:val="24"/>
+          <w:szCs w:val="24"/>
+        </w:rPr>
+        <w:t xml:space="preserve">8.1 Findings and changes</w:t>
+      </w:r>
+    </w:p>
+    <w:tbl>
+      <w:tblPr>
+        <w:tblW w:type="dxa" w:w="9360"/>
+        <w:tblBorders>
+          <w:top w:val="single" w:color="auto" w:sz="4"/>
+          <w:left w:val="single" w:color="auto" w:sz="4"/>
+          <w:bottom w:val="single" w:color="auto" w:sz="4"/>
+          <w:right w:val="single" w:color="auto" w:sz="4"/>
+          <w:insideH w:val="single" w:color="auto" w:sz="4"/>
+          <w:insideV w:val="single" w:color="auto" w:sz="4"/>
+        </w:tblBorders>
+      </w:tblPr>
+      <w:tblGrid>
+        <w:gridCol w:w="2500"/>
+        <w:gridCol w:w="4360"/>
+        <w:gridCol w:w="2500"/>
+      </w:tblGrid>
+      <w:tr>
+        <w:trPr>
+          <w:cantSplit/>
+          <w:tblHeader/>
+        </w:trPr>
+        <w:tc>
+          <w:tcPr>
+            <w:tcW w:type="dxa" w:w="2500"/>
+            <w:tcBorders>
+              <w:top w:val="single" w:color="C5D3E1" w:sz="4"/>
+              <w:left w:val="single" w:color="C5D3E1" w:sz="4"/>
+              <w:bottom w:val="single" w:color="C5D3E1" w:sz="4"/>
+              <w:right w:val="single" w:color="C5D3E1" w:sz="4"/>
+            </w:tcBorders>
+            <w:shd w:fill="EAF3FD" w:color="auto" w:val="clear"/>
+            <w:tcMar>
+              <w:top w:type="dxa" w:w="60"/>
+              <w:left w:type="dxa" w:w="100"/>
+              <w:bottom w:type="dxa" w:w="60"/>
+              <w:right w:type="dxa" w:w="100"/>
+            </w:tcMar>
+          </w:tcPr>
+          <w:p>
+            <w:r>
+              <w:rPr>
+                <w:rFonts w:ascii="Calibri" w:cs="Calibri" w:eastAsia="Calibri" w:hAnsi="Calibri"/>
+                <w:b/>
+                <w:bCs/>
+                <w:sz w:val="18"/>
+                <w:szCs w:val="18"/>
+              </w:rPr>
+              <w:t xml:space="preserve">Finding</w:t>
+            </w:r>
+          </w:p>
+        </w:tc>
+        <w:tc>
+          <w:tcPr>
+            <w:tcW w:type="dxa" w:w="4360"/>
+            <w:tcBorders>
+              <w:top w:val="single" w:color="C5D3E1" w:sz="4"/>
+              <w:left w:val="single" w:color="C5D3E1" w:sz="4"/>
+              <w:bottom w:val="single" w:color="C5D3E1" w:sz="4"/>
+              <w:right w:val="single" w:color="C5D3E1" w:sz="4"/>
+            </w:tcBorders>
+            <w:shd w:fill="EAF3FD" w:color="auto" w:val="clear"/>
+            <w:tcMar>
+              <w:top w:type="dxa" w:w="60"/>
+              <w:left w:type="dxa" w:w="100"/>
+              <w:bottom w:type="dxa" w:w="60"/>
+              <w:right w:type="dxa" w:w="100"/>
+            </w:tcMar>
+          </w:tcPr>
+          <w:p>
+            <w:r>
+              <w:rPr>
+                <w:rFonts w:ascii="Calibri" w:cs="Calibri" w:eastAsia="Calibri" w:hAnsi="Calibri"/>
+                <w:b/>
+                <w:bCs/>
+                <w:sz w:val="18"/>
+                <w:szCs w:val="18"/>
+              </w:rPr>
+              <w:t xml:space="preserve">Change</w:t>
+            </w:r>
+          </w:p>
+        </w:tc>
+        <w:tc>
+          <w:tcPr>
+            <w:tcW w:type="dxa" w:w="2500"/>
+            <w:tcBorders>
+              <w:top w:val="single" w:color="C5D3E1" w:sz="4"/>
+              <w:left w:val="single" w:color="C5D3E1" w:sz="4"/>
+              <w:bottom w:val="single" w:color="C5D3E1" w:sz="4"/>
+              <w:right w:val="single" w:color="C5D3E1" w:sz="4"/>
+            </w:tcBorders>
+            <w:shd w:fill="EAF3FD" w:color="auto" w:val="clear"/>
+            <w:tcMar>
+              <w:top w:type="dxa" w:w="60"/>
+              <w:left w:type="dxa" w:w="100"/>
+              <w:bottom w:type="dxa" w:w="60"/>
+              <w:right w:type="dxa" w:w="100"/>
+            </w:tcMar>
+          </w:tcPr>
+          <w:p>
+            <w:r>
+              <w:rPr>
+                <w:rFonts w:ascii="Calibri" w:cs="Calibri" w:eastAsia="Calibri" w:hAnsi="Calibri"/>
+                <w:b/>
+                <w:bCs/>
+                <w:sz w:val="18"/>
+                <w:szCs w:val="18"/>
+              </w:rPr>
+              <w:t xml:space="preserve">Files</w:t>
+            </w:r>
+          </w:p>
+        </w:tc>
+      </w:tr>
+      <w:tr>
+        <w:trPr>
+          <w:cantSplit/>
+          <w:tblHeader w:val="false"/>
+        </w:trPr>
+        <w:tc>
+          <w:tcPr>
+            <w:tcW w:type="dxa" w:w="2500"/>
+            <w:tcBorders>
+              <w:top w:val="single" w:color="C5D3E1" w:sz="4"/>
+              <w:left w:val="single" w:color="C5D3E1" w:sz="4"/>
+              <w:bottom w:val="single" w:color="C5D3E1" w:sz="4"/>
+              <w:right w:val="single" w:color="C5D3E1" w:sz="4"/>
+            </w:tcBorders>
+            <w:tcMar>
+              <w:top w:type="dxa" w:w="60"/>
+              <w:left w:type="dxa" w:w="100"/>
+              <w:bottom w:type="dxa" w:w="60"/>
+              <w:right w:type="dxa" w:w="100"/>
+            </w:tcMar>
+          </w:tcPr>
+          <w:p>
+            <w:r>
+              <w:rPr>
+                <w:rFonts w:ascii="Calibri" w:cs="Calibri" w:eastAsia="Calibri" w:hAnsi="Calibri"/>
+                <w:b w:val="false"/>
+                <w:bCs w:val="false"/>
+                <w:sz w:val="18"/>
+                <w:szCs w:val="18"/>
+              </w:rPr>
+              <w:t xml:space="preserve">Fix 1: POST /auth/refresh had no timeout although it runs while the tab holds the cross tab lock; a server that accepts the connection but never answers would block every other tab waiting for a refresh</w:t>
+            </w:r>
+          </w:p>
+        </w:tc>
+        <w:tc>
+          <w:tcPr>
+            <w:tcW w:type="dxa" w:w="4360"/>
+            <w:tcBorders>
+              <w:top w:val="single" w:color="C5D3E1" w:sz="4"/>
+              <w:left w:val="single" w:color="C5D3E1" w:sz="4"/>
+              <w:bottom w:val="single" w:color="C5D3E1" w:sz="4"/>
+              <w:right w:val="single" w:color="C5D3E1" w:sz="4"/>
+            </w:tcBorders>
+            <w:tcMar>
+              <w:top w:type="dxa" w:w="60"/>
+              <w:left w:type="dxa" w:w="100"/>
+              <w:bottom w:type="dxa" w:w="60"/>
+              <w:right w:type="dxa" w:w="100"/>
+            </w:tcMar>
+          </w:tcPr>
+          <w:p>
+            <w:r>
+              <w:rPr>
+                <w:rFonts w:ascii="Calibri" w:cs="Calibri" w:eastAsia="Calibri" w:hAnsi="Calibri"/>
+                <w:b w:val="false"/>
+                <w:bCs w:val="false"/>
+                <w:sz w:val="18"/>
+                <w:szCs w:val="18"/>
+              </w:rPr>
+              <w:t xml:space="preserve">Named constant REFRESH_TIMEOUT_MS (15000 ms). The refresh fetch gets an AbortController whose abort is scheduled with setTimeout; the timer covers the headers and the body and is always cleared in a finally block. A timeout is handled like a network error: ApiError with status 0 and the network message, tokens kept, no logout, and the error ends the lock callback so the lock is released. The send function, normal requests and caller supplied abort signals are unchanged.</w:t>
+            </w:r>
+          </w:p>
+        </w:tc>
+        <w:tc>
+          <w:tcPr>
+            <w:tcW w:type="dxa" w:w="2500"/>
+            <w:tcBorders>
+              <w:top w:val="single" w:color="C5D3E1" w:sz="4"/>
+              <w:left w:val="single" w:color="C5D3E1" w:sz="4"/>
+              <w:bottom w:val="single" w:color="C5D3E1" w:sz="4"/>
+              <w:right w:val="single" w:color="C5D3E1" w:sz="4"/>
+            </w:tcBorders>
+            <w:tcMar>
+              <w:top w:type="dxa" w:w="60"/>
+              <w:left w:type="dxa" w:w="100"/>
+              <w:bottom w:type="dxa" w:w="60"/>
+              <w:right w:type="dxa" w:w="100"/>
+            </w:tcMar>
+          </w:tcPr>
+          <w:p>
+            <w:r>
+              <w:rPr>
+                <w:rFonts w:ascii="Calibri" w:cs="Calibri" w:eastAsia="Calibri" w:hAnsi="Calibri"/>
+                <w:b w:val="false"/>
+                <w:bCs w:val="false"/>
+                <w:sz w:val="18"/>
+                <w:szCs w:val="18"/>
+              </w:rPr>
+              <w:t xml:space="preserve">frontend/src/api/client.ts, frontend/src/api/crossTab.test.ts</w:t>
+            </w:r>
+          </w:p>
+        </w:tc>
+      </w:tr>
+      <w:tr>
+        <w:trPr>
+          <w:cantSplit/>
+          <w:tblHeader w:val="false"/>
+        </w:trPr>
+        <w:tc>
+          <w:tcPr>
+            <w:tcW w:type="dxa" w:w="2500"/>
+            <w:tcBorders>
+              <w:top w:val="single" w:color="C5D3E1" w:sz="4"/>
+              <w:left w:val="single" w:color="C5D3E1" w:sz="4"/>
+              <w:bottom w:val="single" w:color="C5D3E1" w:sz="4"/>
+              <w:right w:val="single" w:color="C5D3E1" w:sz="4"/>
+            </w:tcBorders>
+            <w:tcMar>
+              <w:top w:type="dxa" w:w="60"/>
+              <w:left w:type="dxa" w:w="100"/>
+              <w:bottom w:type="dxa" w:w="60"/>
+              <w:right w:type="dxa" w:w="100"/>
+            </w:tcMar>
+          </w:tcPr>
+          <w:p>
+            <w:r>
+              <w:rPr>
+                <w:rFonts w:ascii="Calibri" w:cs="Calibri" w:eastAsia="Calibri" w:hAnsi="Calibri"/>
+                <w:b w:val="false"/>
+                <w:bCs w:val="false"/>
+                <w:sz w:val="18"/>
+                <w:szCs w:val="18"/>
+              </w:rPr>
+              <w:t xml:space="preserve">Fix 2: the audit log row about the Node version requirement used a vertical bar pair in prose</w:t>
+            </w:r>
+          </w:p>
+        </w:tc>
+        <w:tc>
+          <w:tcPr>
+            <w:tcW w:type="dxa" w:w="4360"/>
+            <w:tcBorders>
+              <w:top w:val="single" w:color="C5D3E1" w:sz="4"/>
+              <w:left w:val="single" w:color="C5D3E1" w:sz="4"/>
+              <w:bottom w:val="single" w:color="C5D3E1" w:sz="4"/>
+              <w:right w:val="single" w:color="C5D3E1" w:sz="4"/>
+            </w:tcBorders>
+            <w:tcMar>
+              <w:top w:type="dxa" w:w="60"/>
+              <w:left w:type="dxa" w:w="100"/>
+              <w:bottom w:type="dxa" w:w="60"/>
+              <w:right w:type="dxa" w:w="100"/>
+            </w:tcMar>
+          </w:tcPr>
+          <w:p>
+            <w:r>
+              <w:rPr>
+                <w:rFonts w:ascii="Calibri" w:cs="Calibri" w:eastAsia="Calibri" w:hAnsi="Calibri"/>
+                <w:b w:val="false"/>
+                <w:bCs w:val="false"/>
+                <w:sz w:val="18"/>
+                <w:szCs w:val="18"/>
+              </w:rPr>
+              <w:t xml:space="preserve">The row now says in words that engines.node accepts Node 22.13 or newer in the 22 line, Node 24, and Node 26 or newer. The real range stays only in frontend/package.json, which is code.</w:t>
+            </w:r>
+          </w:p>
+        </w:tc>
+        <w:tc>
+          <w:tcPr>
+            <w:tcW w:type="dxa" w:w="2500"/>
+            <w:tcBorders>
+              <w:top w:val="single" w:color="C5D3E1" w:sz="4"/>
+              <w:left w:val="single" w:color="C5D3E1" w:sz="4"/>
+              <w:bottom w:val="single" w:color="C5D3E1" w:sz="4"/>
+              <w:right w:val="single" w:color="C5D3E1" w:sz="4"/>
+            </w:tcBorders>
+            <w:tcMar>
+              <w:top w:type="dxa" w:w="60"/>
+              <w:left w:type="dxa" w:w="100"/>
+              <w:bottom w:type="dxa" w:w="60"/>
+              <w:right w:type="dxa" w:w="100"/>
+            </w:tcMar>
+          </w:tcPr>
+          <w:p>
+            <w:r>
+              <w:rPr>
+                <w:rFonts w:ascii="Calibri" w:cs="Calibri" w:eastAsia="Calibri" w:hAnsi="Calibri"/>
+                <w:b w:val="false"/>
+                <w:bCs w:val="false"/>
+                <w:sz w:val="18"/>
+                <w:szCs w:val="18"/>
+              </w:rPr>
+              <w:t xml:space="preserve">docs/audit/FE-00_AI_Audit_Log.docx</w:t>
+            </w:r>
+          </w:p>
+        </w:tc>
+      </w:tr>
+      <w:tr>
+        <w:trPr>
+          <w:cantSplit/>
+          <w:tblHeader w:val="false"/>
+        </w:trPr>
+        <w:tc>
+          <w:tcPr>
+            <w:tcW w:type="dxa" w:w="2500"/>
+            <w:tcBorders>
+              <w:top w:val="single" w:color="C5D3E1" w:sz="4"/>
+              <w:left w:val="single" w:color="C5D3E1" w:sz="4"/>
+              <w:bottom w:val="single" w:color="C5D3E1" w:sz="4"/>
+              <w:right w:val="single" w:color="C5D3E1" w:sz="4"/>
+            </w:tcBorders>
+            <w:tcMar>
+              <w:top w:type="dxa" w:w="60"/>
+              <w:left w:type="dxa" w:w="100"/>
+              <w:bottom w:type="dxa" w:w="60"/>
+              <w:right w:type="dxa" w:w="100"/>
+            </w:tcMar>
+          </w:tcPr>
+          <w:p>
+            <w:r>
+              <w:rPr>
+                <w:rFonts w:ascii="Calibri" w:cs="Calibri" w:eastAsia="Calibri" w:hAnsi="Calibri"/>
+                <w:b w:val="false"/>
+                <w:bCs w:val="false"/>
+                <w:sz w:val="18"/>
+                <w:szCs w:val="18"/>
+              </w:rPr>
+              <w:t xml:space="preserve">Fix 2, scan finding: the list definitions of the audit log used bullet glyphs above code point 127 (four kinds, 10 occurrences in word/numbering.xml)</w:t>
+            </w:r>
+          </w:p>
+        </w:tc>
+        <w:tc>
+          <w:tcPr>
+            <w:tcW w:type="dxa" w:w="4360"/>
+            <w:tcBorders>
+              <w:top w:val="single" w:color="C5D3E1" w:sz="4"/>
+              <w:left w:val="single" w:color="C5D3E1" w:sz="4"/>
+              <w:bottom w:val="single" w:color="C5D3E1" w:sz="4"/>
+              <w:right w:val="single" w:color="C5D3E1" w:sz="4"/>
+            </w:tcBorders>
+            <w:tcMar>
+              <w:top w:type="dxa" w:w="60"/>
+              <w:left w:type="dxa" w:w="100"/>
+              <w:bottom w:type="dxa" w:w="60"/>
+              <w:right w:type="dxa" w:w="100"/>
+            </w:tcMar>
+          </w:tcPr>
+          <w:p>
+            <w:r>
+              <w:rPr>
+                <w:rFonts w:ascii="Calibri" w:cs="Calibri" w:eastAsia="Calibri" w:hAnsi="Calibri"/>
+                <w:b w:val="false"/>
+                <w:bCs w:val="false"/>
+                <w:sz w:val="18"/>
+                <w:szCs w:val="18"/>
+              </w:rPr>
+              <w:t xml:space="preserve">All bullet levels now use a plain hyphen.</w:t>
+            </w:r>
+          </w:p>
+        </w:tc>
+        <w:tc>
+          <w:tcPr>
+            <w:tcW w:type="dxa" w:w="2500"/>
+            <w:tcBorders>
+              <w:top w:val="single" w:color="C5D3E1" w:sz="4"/>
+              <w:left w:val="single" w:color="C5D3E1" w:sz="4"/>
+              <w:bottom w:val="single" w:color="C5D3E1" w:sz="4"/>
+              <w:right w:val="single" w:color="C5D3E1" w:sz="4"/>
+            </w:tcBorders>
+            <w:tcMar>
+              <w:top w:type="dxa" w:w="60"/>
+              <w:left w:type="dxa" w:w="100"/>
+              <w:bottom w:type="dxa" w:w="60"/>
+              <w:right w:type="dxa" w:w="100"/>
+            </w:tcMar>
+          </w:tcPr>
+          <w:p>
+            <w:r>
+              <w:rPr>
+                <w:rFonts w:ascii="Calibri" w:cs="Calibri" w:eastAsia="Calibri" w:hAnsi="Calibri"/>
+                <w:b w:val="false"/>
+                <w:bCs w:val="false"/>
+                <w:sz w:val="18"/>
+                <w:szCs w:val="18"/>
+              </w:rPr>
+              <w:t xml:space="preserve">docs/audit/FE-00_AI_Audit_Log.docx</w:t>
+            </w:r>
+          </w:p>
+        </w:tc>
+      </w:tr>
+      <w:tr>
+        <w:trPr>
+          <w:cantSplit/>
+          <w:tblHeader w:val="false"/>
+        </w:trPr>
+        <w:tc>
+          <w:tcPr>
+            <w:tcW w:type="dxa" w:w="2500"/>
+            <w:tcBorders>
+              <w:top w:val="single" w:color="C5D3E1" w:sz="4"/>
+              <w:left w:val="single" w:color="C5D3E1" w:sz="4"/>
+              <w:bottom w:val="single" w:color="C5D3E1" w:sz="4"/>
+              <w:right w:val="single" w:color="C5D3E1" w:sz="4"/>
+            </w:tcBorders>
+            <w:tcMar>
+              <w:top w:type="dxa" w:w="60"/>
+              <w:left w:type="dxa" w:w="100"/>
+              <w:bottom w:type="dxa" w:w="60"/>
+              <w:right w:type="dxa" w:w="100"/>
+            </w:tcMar>
+          </w:tcPr>
+          <w:p>
+            <w:r>
+              <w:rPr>
+                <w:rFonts w:ascii="Calibri" w:cs="Calibri" w:eastAsia="Calibri" w:hAnsi="Calibri"/>
+                <w:b w:val="false"/>
+                <w:bCs w:val="false"/>
+                <w:sz w:val="18"/>
+                <w:szCs w:val="18"/>
+              </w:rPr>
+              <w:t xml:space="preserve">Fix 2, scan finding: the BE-09 entry of CHANGELOG.md used four arrows in prose</w:t>
+            </w:r>
+          </w:p>
+        </w:tc>
+        <w:tc>
+          <w:tcPr>
+            <w:tcW w:type="dxa" w:w="4360"/>
+            <w:tcBorders>
+              <w:top w:val="single" w:color="C5D3E1" w:sz="4"/>
+              <w:left w:val="single" w:color="C5D3E1" w:sz="4"/>
+              <w:bottom w:val="single" w:color="C5D3E1" w:sz="4"/>
+              <w:right w:val="single" w:color="C5D3E1" w:sz="4"/>
+            </w:tcBorders>
+            <w:tcMar>
+              <w:top w:type="dxa" w:w="60"/>
+              <w:left w:type="dxa" w:w="100"/>
+              <w:bottom w:type="dxa" w:w="60"/>
+              <w:right w:type="dxa" w:w="100"/>
+            </w:tcMar>
+          </w:tcPr>
+          <w:p>
+            <w:r>
+              <w:rPr>
+                <w:rFonts w:ascii="Calibri" w:cs="Calibri" w:eastAsia="Calibri" w:hAnsi="Calibri"/>
+                <w:b w:val="false"/>
+                <w:bCs w:val="false"/>
+                <w:sz w:val="18"/>
+                <w:szCs w:val="18"/>
+              </w:rPr>
+              <w:t xml:space="preserve">Each arrow replaced with the word gives; meaning unchanged. This is the only change outside the FE-00 text.</w:t>
+            </w:r>
+          </w:p>
+        </w:tc>
+        <w:tc>
+          <w:tcPr>
+            <w:tcW w:type="dxa" w:w="2500"/>
+            <w:tcBorders>
+              <w:top w:val="single" w:color="C5D3E1" w:sz="4"/>
+              <w:left w:val="single" w:color="C5D3E1" w:sz="4"/>
+              <w:bottom w:val="single" w:color="C5D3E1" w:sz="4"/>
+              <w:right w:val="single" w:color="C5D3E1" w:sz="4"/>
+            </w:tcBorders>
+            <w:tcMar>
+              <w:top w:type="dxa" w:w="60"/>
+              <w:left w:type="dxa" w:w="100"/>
+              <w:bottom w:type="dxa" w:w="60"/>
+              <w:right w:type="dxa" w:w="100"/>
+            </w:tcMar>
+          </w:tcPr>
+          <w:p>
+            <w:r>
+              <w:rPr>
+                <w:rFonts w:ascii="Calibri" w:cs="Calibri" w:eastAsia="Calibri" w:hAnsi="Calibri"/>
+                <w:b w:val="false"/>
+                <w:bCs w:val="false"/>
+                <w:sz w:val="18"/>
+                <w:szCs w:val="18"/>
+              </w:rPr>
+              <w:t xml:space="preserve">CHANGELOG.md</w:t>
+            </w:r>
+          </w:p>
+        </w:tc>
+      </w:tr>
+    </w:tbl>
+    <w:p>
+      <w:pPr>
+        <w:pStyle w:val="Heading2"/>
+        <w:spacing w:after="100" w:before="200"/>
+      </w:pPr>
+      <w:r>
+        <w:rPr>
+          <w:rFonts w:ascii="Calibri" w:cs="Calibri" w:eastAsia="Calibri" w:hAnsi="Calibri"/>
+          <w:b/>
+          <w:bCs/>
+          <w:color w:val="2169BA"/>
+          <w:sz w:val="24"/>
+          <w:szCs w:val="24"/>
+        </w:rPr>
+        <w:t xml:space="preserve">8.2 Character scan</w:t>
+      </w:r>
+    </w:p>
+    <w:p>
+      <w:pPr>
+        <w:spacing w:after="120" w:before="0"/>
+      </w:pPr>
+      <w:r>
+        <w:rPr>
+          <w:rFonts w:ascii="Calibri" w:cs="Calibri" w:eastAsia="Calibri" w:hAnsi="Calibri"/>
+          <w:sz w:val="21"/>
+          <w:szCs w:val="21"/>
+        </w:rPr>
+        <w:t xml:space="preserve">A Node script read every part of this docx (all XML files, including the list definitions), frontend/README.md, docs/tests/FE-00_test_cases.md, CHANGELOG.md, FE-00_CHANGES.md and all files under frontend/src. It reports every character above code point 127, and in the prose documents also a vertical bar pair or an arrow outside code spans and code blocks.</w:t>
+      </w:r>
+    </w:p>
+    <w:p>
+      <w:pPr>
+        <w:pStyle w:val="ListParagraph"/>
+        <w:numPr>
+          <w:ilvl w:val="0"/>
+          <w:numId w:val="2"/>
+        </w:numPr>
+        <w:spacing w:after="80"/>
+      </w:pPr>
+      <w:r>
+        <w:rPr>
+          <w:rFonts w:ascii="Calibri" w:cs="Calibri" w:eastAsia="Calibri" w:hAnsi="Calibri"/>
+          <w:b/>
+          <w:bCs/>
+          <w:sz w:val="21"/>
+          <w:szCs w:val="21"/>
+        </w:rPr>
+        <w:t xml:space="preserve">Before the fixes: </w:t>
+      </w:r>
+      <w:r>
+        <w:rPr>
+          <w:rFonts w:ascii="Calibri" w:cs="Calibri" w:eastAsia="Calibri" w:hAnsi="Calibri"/>
+          <w:sz w:val="21"/>
+          <w:szCs w:val="21"/>
+        </w:rPr>
+        <w:t xml:space="preserve">frontend/src (65 files), frontend/README.md and docs/tests/FE-00_test_cases.md had no hits. Hits: this docx (the Step 4b row, and 10 bullet glyphs in word/numbering.xml: U+25CF, U+25CB, U+25A0, U+2022), the round 2 FE-00_CHANGES.md (one vertical bar pair in prose, replaced by the round 3 file) and CHANGELOG.md line 96 (arrows in the BE-09 entry).</w:t>
+      </w:r>
+    </w:p>
+    <w:p>
+      <w:pPr>
+        <w:pStyle w:val="ListParagraph"/>
+        <w:numPr>
+          <w:ilvl w:val="0"/>
+          <w:numId w:val="2"/>
+        </w:numPr>
+        <w:spacing w:after="80"/>
+      </w:pPr>
+      <w:r>
+        <w:rPr>
+          <w:rFonts w:ascii="Calibri" w:cs="Calibri" w:eastAsia="Calibri" w:hAnsi="Calibri"/>
+          <w:b/>
+          <w:bCs/>
+          <w:sz w:val="21"/>
+          <w:szCs w:val="21"/>
+        </w:rPr>
+        <w:t xml:space="preserve">Note on the reported character: </w:t>
+      </w:r>
+      <w:r>
+        <w:rPr>
+          <w:rFonts w:ascii="Calibri" w:cs="Calibri" w:eastAsia="Calibri" w:hAnsi="Calibri"/>
+          <w:sz w:val="21"/>
+          <w:szCs w:val="21"/>
+        </w:rPr>
+        <w:t xml:space="preserve">The Step 4b row contained the ASCII vertical bar (U+007C) twice, not the box drawing character U+2502. A viewer can show it as a box drawing line. The row was rewritten in words either way.</w:t>
+      </w:r>
+    </w:p>
+    <w:p>
+      <w:pPr>
+        <w:pStyle w:val="ListParagraph"/>
+        <w:numPr>
+          <w:ilvl w:val="0"/>
+          <w:numId w:val="2"/>
+        </w:numPr>
+        <w:spacing w:after="80"/>
+      </w:pPr>
+      <w:r>
+        <w:rPr>
+          <w:rFonts w:ascii="Calibri" w:cs="Calibri" w:eastAsia="Calibri" w:hAnsi="Calibri"/>
+          <w:b/>
+          <w:bCs/>
+          <w:sz w:val="21"/>
+          <w:szCs w:val="21"/>
+        </w:rPr>
+        <w:t xml:space="preserve">After the fixes: </w:t>
+      </w:r>
+      <w:r>
+        <w:rPr>
+          <w:rFonts w:ascii="Calibri" w:cs="Calibri" w:eastAsia="Calibri" w:hAnsi="Calibri"/>
+          <w:sz w:val="21"/>
+          <w:szCs w:val="21"/>
+        </w:rPr>
+        <w:t xml:space="preserve">No hits in any scanned file. Vietnamese text: none.</w:t>
+      </w:r>
+    </w:p>
+    <w:p>
+      <w:pPr>
+        <w:pStyle w:val="Heading2"/>
+        <w:spacing w:after="100" w:before="200"/>
+      </w:pPr>
+      <w:r>
+        <w:rPr>
+          <w:rFonts w:ascii="Calibri" w:cs="Calibri" w:eastAsia="Calibri" w:hAnsi="Calibri"/>
+          <w:b/>
+          <w:bCs/>
+          <w:color w:val="2169BA"/>
+          <w:sz w:val="24"/>
+          <w:szCs w:val="24"/>
+        </w:rPr>
+        <w:t xml:space="preserve">8.3 Test results</w:t>
+      </w:r>
+    </w:p>
+    <w:p>
+      <w:pPr>
+        <w:pStyle w:val="ListParagraph"/>
+        <w:numPr>
+          <w:ilvl w:val="0"/>
+          <w:numId w:val="2"/>
+        </w:numPr>
+        <w:spacing w:after="80"/>
+      </w:pPr>
+      <w:r>
+        <w:rPr>
+          <w:rFonts w:ascii="Calibri" w:cs="Calibri" w:eastAsia="Calibri" w:hAnsi="Calibri"/>
+          <w:b/>
+          <w:bCs/>
+          <w:sz w:val="21"/>
+          <w:szCs w:val="21"/>
+        </w:rPr>
+        <w:t xml:space="preserve">Vitest: </w:t>
+      </w:r>
+      <w:r>
+        <w:rPr>
+          <w:rFonts w:ascii="Calibri" w:cs="Calibri" w:eastAsia="Calibri" w:hAnsi="Calibri"/>
+          <w:sz w:val="21"/>
+          <w:szCs w:val="21"/>
+        </w:rPr>
+        <w:t xml:space="preserve">68 tests in 6 files, all passed. New in round 3, in frontend/src/api/crossTab.test.ts (describe refresh timeout, Vitest fake timers): aborts a refresh that never answers, keeps the session and releases the lock; lets a tab waiting for the lock continue after the other tab timed out; clears the timer when the refresh answers in time.</w:t>
+      </w:r>
+    </w:p>
+    <w:p>
+      <w:pPr>
+        <w:pStyle w:val="ListParagraph"/>
+        <w:numPr>
+          <w:ilvl w:val="0"/>
+          <w:numId w:val="2"/>
+        </w:numPr>
+        <w:spacing w:after="80"/>
+      </w:pPr>
+      <w:r>
+        <w:rPr>
+          <w:rFonts w:ascii="Calibri" w:cs="Calibri" w:eastAsia="Calibri" w:hAnsi="Calibri"/>
+          <w:b/>
+          <w:bCs/>
+          <w:sz w:val="21"/>
+          <w:szCs w:val="21"/>
+        </w:rPr>
+        <w:t xml:space="preserve">Lint and build: </w:t>
+      </w:r>
+      <w:r>
+        <w:rPr>
+          <w:rFonts w:ascii="Calibri" w:cs="Calibri" w:eastAsia="Calibri" w:hAnsi="Calibri"/>
+          <w:sz w:val="21"/>
+          <w:szCs w:val="21"/>
+        </w:rPr>
+        <w:t xml:space="preserve">npm ci, npm run lint (no errors), npm run build (passes).</w:t>
+      </w:r>
+    </w:p>
+    <w:p>
+      <w:pPr>
+        <w:pStyle w:val="ListParagraph"/>
+        <w:numPr>
+          <w:ilvl w:val="0"/>
+          <w:numId w:val="2"/>
+        </w:numPr>
+        <w:spacing w:after="80"/>
+      </w:pPr>
+      <w:r>
+        <w:rPr>
+          <w:rFonts w:ascii="Calibri" w:cs="Calibri" w:eastAsia="Calibri" w:hAnsi="Calibri"/>
+          <w:b/>
+          <w:bCs/>
+          <w:sz w:val="21"/>
+          <w:szCs w:val="21"/>
+        </w:rPr>
+        <w:t xml:space="preserve">Deliberate regressions: </w:t>
+      </w:r>
+      <w:r>
+        <w:rPr>
+          <w:rFonts w:ascii="Calibri" w:cs="Calibri" w:eastAsia="Calibri" w:hAnsi="Calibri"/>
+          <w:sz w:val="21"/>
+          <w:szCs w:val="21"/>
+        </w:rPr>
+        <w:t xml:space="preserve">Signal not passed to the refresh fetch: 2 tests failed. Timer that never aborts: 2 tests failed. Timer not cleared: 2 tests failed. Each change was reverted.</w:t>
+      </w:r>
+    </w:p>
+    <w:p>
+      <w:pPr>
+        <w:pStyle w:val="ListParagraph"/>
+        <w:numPr>
+          <w:ilvl w:val="0"/>
+          <w:numId w:val="2"/>
+        </w:numPr>
+        <w:spacing w:after="80"/>
+      </w:pPr>
+      <w:r>
+        <w:rPr>
+          <w:rFonts w:ascii="Calibri" w:cs="Calibri" w:eastAsia="Calibri" w:hAnsi="Calibri"/>
+          <w:b/>
+          <w:bCs/>
+          <w:sz w:val="21"/>
+          <w:szCs w:val="21"/>
+        </w:rPr>
+        <w:t xml:space="preserve">Browser checks: </w:t>
+      </w:r>
+      <w:r>
+        <w:rPr>
+          <w:rFonts w:ascii="Calibri" w:cs="Calibri" w:eastAsia="Calibri" w:hAnsi="Calibri"/>
+          <w:sz w:val="21"/>
+          <w:szCs w:val="21"/>
+        </w:rPr>
+        <w:t xml:space="preserve">5 new checks in Chromium with a mock server whose next refresh never answers: tab 1 shows the Retry screen after about 16 seconds and keeps its tokens, tab 2 waiting for the lock continues and stays signed in, Retry restores tab 1, both refresh requests reached the server. The 20 earlier checks still pass.</w:t>
+      </w:r>
+    </w:p>
+    <w:p>
+      <w:pPr>
+        <w:pStyle w:val="Heading2"/>
+        <w:spacing w:after="100" w:before="200"/>
+      </w:pPr>
+      <w:r>
+        <w:rPr>
+          <w:rFonts w:ascii="Calibri" w:cs="Calibri" w:eastAsia="Calibri" w:hAnsi="Calibri"/>
+          <w:b/>
+          <w:bCs/>
+          <w:color w:val="2169BA"/>
+          <w:sz w:val="24"/>
+          <w:szCs w:val="24"/>
+        </w:rPr>
+        <w:t xml:space="preserve">8.4 Remaining risks</w:t>
+      </w:r>
+    </w:p>
+    <w:p>
+      <w:pPr>
+        <w:pStyle w:val="ListParagraph"/>
+        <w:numPr>
+          <w:ilvl w:val="0"/>
+          <w:numId w:val="2"/>
+        </w:numPr>
+        <w:spacing w:after="80"/>
+      </w:pPr>
+      <w:r>
+        <w:rPr>
+          <w:rFonts w:ascii="Calibri" w:cs="Calibri" w:eastAsia="Calibri" w:hAnsi="Calibri"/>
+          <w:sz w:val="21"/>
+          <w:szCs w:val="21"/>
+        </w:rPr>
+        <w:t xml:space="preserve">Not verified against the real backend and SQL Server; the manual cases M01 to M16 are still to be run on a team machine.</w:t>
+      </w:r>
+    </w:p>
+    <w:p>
+      <w:pPr>
+        <w:pStyle w:val="ListParagraph"/>
+        <w:numPr>
+          <w:ilvl w:val="0"/>
+          <w:numId w:val="2"/>
+        </w:numPr>
+        <w:spacing w:after="80"/>
+      </w:pPr>
+      <w:r>
+        <w:rPr>
+          <w:rFonts w:ascii="Calibri" w:cs="Calibri" w:eastAsia="Calibri" w:hAnsi="Calibri"/>
+          <w:sz w:val="21"/>
+          <w:szCs w:val="21"/>
+        </w:rPr>
+        <w:t xml:space="preserve">Not compared with the Figma file itself.</w:t>
+      </w:r>
+    </w:p>
+    <w:p>
+      <w:pPr>
+        <w:pStyle w:val="ListParagraph"/>
+        <w:numPr>
+          <w:ilvl w:val="0"/>
+          <w:numId w:val="2"/>
+        </w:numPr>
+        <w:spacing w:after="80"/>
+      </w:pPr>
+      <w:r>
+        <w:rPr>
+          <w:rFonts w:ascii="Calibri" w:cs="Calibri" w:eastAsia="Calibri" w:hAnsi="Calibri"/>
+          <w:sz w:val="21"/>
+          <w:szCs w:val="21"/>
+        </w:rPr>
+        <w:t xml:space="preserve">Old browsers without the Web Locks API were not tested in a real browser; only the unit test of the fallback covers them.</w:t>
+      </w:r>
+    </w:p>
+    <w:p>
+      <w:pPr>
+        <w:pStyle w:val="ListParagraph"/>
+        <w:numPr>
+          <w:ilvl w:val="0"/>
+          <w:numId w:val="2"/>
+        </w:numPr>
+        <w:spacing w:after="80"/>
+      </w:pPr>
+      <w:r>
+        <w:rPr>
+          <w:rFonts w:ascii="Calibri" w:cs="Calibri" w:eastAsia="Calibri" w:hAnsi="Calibri"/>
+          <w:sz w:val="21"/>
+          <w:szCs w:val="21"/>
+        </w:rPr>
+        <w:t xml:space="preserve">A user on a very slow network whose refresh takes longer than 15 seconds sees the Retry screen instead of waiting longer; Retry tries again.</w:t>
+      </w:r>
+    </w:p>
+    <w:p>
+      <w:pPr>
+        <w:pStyle w:val="ListParagraph"/>
+        <w:numPr>
+          <w:ilvl w:val="0"/>
+          <w:numId w:val="2"/>
+        </w:numPr>
+        <w:spacing w:after="80"/>
+      </w:pPr>
+      <w:r>
+        <w:rPr>
+          <w:rFonts w:ascii="Calibri" w:cs="Calibri" w:eastAsia="Calibri" w:hAnsi="Calibri"/>
+          <w:sz w:val="21"/>
+          <w:szCs w:val="21"/>
+        </w:rPr>
+        <w:t xml:space="preserve">Backend risks R1 and R2 from section 7.2 remain until the backend team decides.</w:t>
+      </w:r>
+    </w:p>
+    <w:p>
+      <w:pPr>
+        <w:pStyle w:val="Heading2"/>
+        <w:spacing w:after="100" w:before="200"/>
+      </w:pPr>
+      <w:r>
+        <w:rPr>
+          <w:rFonts w:ascii="Calibri" w:cs="Calibri" w:eastAsia="Calibri" w:hAnsi="Calibri"/>
+          <w:b/>
+          <w:bCs/>
+          <w:color w:val="2169BA"/>
+          <w:sz w:val="24"/>
+          <w:szCs w:val="24"/>
+        </w:rPr>
+        <w:t xml:space="preserve">8.5 Files changed in review round 3</w:t>
+      </w:r>
+    </w:p>
+    <w:p>
+      <w:pPr>
+        <w:spacing w:after="120" w:before="0"/>
+      </w:pPr>
+      <w:r>
+        <w:rPr>
+          <w:rFonts w:ascii="Calibri" w:cs="Calibri" w:eastAsia="Calibri" w:hAnsi="Calibri"/>
+          <w:sz w:val="21"/>
+          <w:szCs w:val="21"/>
+        </w:rPr>
+        <w:t xml:space="preserve">5 files, all modified. Paths are relative to the repository root.</w:t>
+      </w:r>
+    </w:p>
+    <w:tbl>
+      <w:tblPr>
+        <w:tblW w:type="dxa" w:w="9360"/>
+        <w:tblBorders>
+          <w:top w:val="single" w:color="auto" w:sz="4"/>
+          <w:left w:val="single" w:color="auto" w:sz="4"/>
+          <w:bottom w:val="single" w:color="auto" w:sz="4"/>
+          <w:right w:val="single" w:color="auto" w:sz="4"/>
+          <w:insideH w:val="single" w:color="auto" w:sz="4"/>
+          <w:insideV w:val="single" w:color="auto" w:sz="4"/>
+        </w:tblBorders>
+      </w:tblPr>
+      <w:tblGrid>
+        <w:gridCol w:w="1100"/>
+        <w:gridCol w:w="4060"/>
+        <w:gridCol w:w="4200"/>
+      </w:tblGrid>
+      <w:tr>
+        <w:trPr>
+          <w:cantSplit/>
+          <w:tblHeader/>
+        </w:trPr>
+        <w:tc>
+          <w:tcPr>
+            <w:tcW w:type="dxa" w:w="1100"/>
+            <w:tcBorders>
+              <w:top w:val="single" w:color="C5D3E1" w:sz="4"/>
+              <w:left w:val="single" w:color="C5D3E1" w:sz="4"/>
+              <w:bottom w:val="single" w:color="C5D3E1" w:sz="4"/>
+              <w:right w:val="single" w:color="C5D3E1" w:sz="4"/>
+            </w:tcBorders>
+            <w:shd w:fill="EAF3FD" w:color="auto" w:val="clear"/>
+            <w:tcMar>
+              <w:top w:type="dxa" w:w="60"/>
+              <w:left w:type="dxa" w:w="100"/>
+              <w:bottom w:type="dxa" w:w="60"/>
+              <w:right w:type="dxa" w:w="100"/>
+            </w:tcMar>
+          </w:tcPr>
+          <w:p>
+            <w:r>
+              <w:rPr>
+                <w:rFonts w:ascii="Calibri" w:cs="Calibri" w:eastAsia="Calibri" w:hAnsi="Calibri"/>
+                <w:b/>
+                <w:bCs/>
+                <w:sz w:val="18"/>
+                <w:szCs w:val="18"/>
+              </w:rPr>
+              <w:t xml:space="preserve">Status</w:t>
+            </w:r>
+          </w:p>
+        </w:tc>
+        <w:tc>
+          <w:tcPr>
+            <w:tcW w:type="dxa" w:w="4060"/>
+            <w:tcBorders>
+              <w:top w:val="single" w:color="C5D3E1" w:sz="4"/>
+              <w:left w:val="single" w:color="C5D3E1" w:sz="4"/>
+              <w:bottom w:val="single" w:color="C5D3E1" w:sz="4"/>
+              <w:right w:val="single" w:color="C5D3E1" w:sz="4"/>
+            </w:tcBorders>
+            <w:shd w:fill="EAF3FD" w:color="auto" w:val="clear"/>
+            <w:tcMar>
+              <w:top w:type="dxa" w:w="60"/>
+              <w:left w:type="dxa" w:w="100"/>
+              <w:bottom w:type="dxa" w:w="60"/>
+              <w:right w:type="dxa" w:w="100"/>
+            </w:tcMar>
+          </w:tcPr>
+          <w:p>
+            <w:r>
+              <w:rPr>
+                <w:rFonts w:ascii="Calibri" w:cs="Calibri" w:eastAsia="Calibri" w:hAnsi="Calibri"/>
+                <w:b/>
+                <w:bCs/>
+                <w:sz w:val="18"/>
+                <w:szCs w:val="18"/>
+              </w:rPr>
+              <w:t xml:space="preserve">File Path</w:t>
+            </w:r>
+          </w:p>
+        </w:tc>
+        <w:tc>
+          <w:tcPr>
+            <w:tcW w:type="dxa" w:w="4200"/>
+            <w:tcBorders>
+              <w:top w:val="single" w:color="C5D3E1" w:sz="4"/>
+              <w:left w:val="single" w:color="C5D3E1" w:sz="4"/>
+              <w:bottom w:val="single" w:color="C5D3E1" w:sz="4"/>
+              <w:right w:val="single" w:color="C5D3E1" w:sz="4"/>
+            </w:tcBorders>
+            <w:shd w:fill="EAF3FD" w:color="auto" w:val="clear"/>
+            <w:tcMar>
+              <w:top w:type="dxa" w:w="60"/>
+              <w:left w:type="dxa" w:w="100"/>
+              <w:bottom w:type="dxa" w:w="60"/>
+              <w:right w:type="dxa" w:w="100"/>
+            </w:tcMar>
+          </w:tcPr>
+          <w:p>
+            <w:r>
+              <w:rPr>
+                <w:rFonts w:ascii="Calibri" w:cs="Calibri" w:eastAsia="Calibri" w:hAnsi="Calibri"/>
+                <w:b/>
+                <w:bCs/>
+                <w:sz w:val="18"/>
+                <w:szCs w:val="18"/>
+              </w:rPr>
+              <w:t xml:space="preserve">Change in round 3</w:t>
+            </w:r>
+          </w:p>
+        </w:tc>
+      </w:tr>
+      <w:tr>
+        <w:trPr>
+          <w:cantSplit/>
+          <w:tblHeader w:val="false"/>
+        </w:trPr>
+        <w:tc>
+          <w:tcPr>
+            <w:tcW w:type="dxa" w:w="1100"/>
+            <w:tcBorders>
+              <w:top w:val="single" w:color="C5D3E1" w:sz="4"/>
+              <w:left w:val="single" w:color="C5D3E1" w:sz="4"/>
+              <w:bottom w:val="single" w:color="C5D3E1" w:sz="4"/>
+              <w:right w:val="single" w:color="C5D3E1" w:sz="4"/>
+            </w:tcBorders>
+            <w:tcMar>
+              <w:top w:type="dxa" w:w="60"/>
+              <w:left w:type="dxa" w:w="100"/>
+              <w:bottom w:type="dxa" w:w="60"/>
+              <w:right w:type="dxa" w:w="100"/>
+            </w:tcMar>
+          </w:tcPr>
+          <w:p>
+            <w:r>
+              <w:rPr>
+                <w:rFonts w:ascii="Calibri" w:cs="Calibri" w:eastAsia="Calibri" w:hAnsi="Calibri"/>
+                <w:b w:val="false"/>
+                <w:bCs w:val="false"/>
+                <w:sz w:val="18"/>
+                <w:szCs w:val="18"/>
+              </w:rPr>
+              <w:t xml:space="preserve">Modified</w:t>
+            </w:r>
+          </w:p>
+        </w:tc>
+        <w:tc>
+          <w:tcPr>
+            <w:tcW w:type="dxa" w:w="4060"/>
+            <w:tcBorders>
+              <w:top w:val="single" w:color="C5D3E1" w:sz="4"/>
+              <w:left w:val="single" w:color="C5D3E1" w:sz="4"/>
+              <w:bottom w:val="single" w:color="C5D3E1" w:sz="4"/>
+              <w:right w:val="single" w:color="C5D3E1" w:sz="4"/>
+            </w:tcBorders>
+            <w:tcMar>
+              <w:top w:type="dxa" w:w="60"/>
+              <w:left w:type="dxa" w:w="100"/>
+              <w:bottom w:type="dxa" w:w="60"/>
+              <w:right w:type="dxa" w:w="100"/>
+            </w:tcMar>
+          </w:tcPr>
+          <w:p>
+            <w:r>
+              <w:rPr>
+                <w:rFonts w:ascii="Calibri" w:cs="Calibri" w:eastAsia="Calibri" w:hAnsi="Calibri"/>
+                <w:b w:val="false"/>
+                <w:bCs w:val="false"/>
+                <w:sz w:val="18"/>
+                <w:szCs w:val="18"/>
+              </w:rPr>
+              <w:t xml:space="preserve">CHANGELOG.md</w:t>
+            </w:r>
+          </w:p>
+        </w:tc>
+        <w:tc>
+          <w:tcPr>
+            <w:tcW w:type="dxa" w:w="4200"/>
+            <w:tcBorders>
+              <w:top w:val="single" w:color="C5D3E1" w:sz="4"/>
+              <w:left w:val="single" w:color="C5D3E1" w:sz="4"/>
+              <w:bottom w:val="single" w:color="C5D3E1" w:sz="4"/>
+              <w:right w:val="single" w:color="C5D3E1" w:sz="4"/>
+            </w:tcBorders>
+            <w:tcMar>
+              <w:top w:type="dxa" w:w="60"/>
+              <w:left w:type="dxa" w:w="100"/>
+              <w:bottom w:type="dxa" w:w="60"/>
+              <w:right w:type="dxa" w:w="100"/>
+            </w:tcMar>
+          </w:tcPr>
+          <w:p>
+            <w:r>
+              <w:rPr>
+                <w:rFonts w:ascii="Calibri" w:cs="Calibri" w:eastAsia="Calibri" w:hAnsi="Calibri"/>
+                <w:b w:val="false"/>
+                <w:bCs w:val="false"/>
+                <w:sz w:val="18"/>
+                <w:szCs w:val="18"/>
+              </w:rPr>
+              <w:t xml:space="preserve">FE-00 entry: Review round 3 subsection and totals; BE-09 entry: four arrows in prose replaced with the word gives</w:t>
+            </w:r>
+          </w:p>
+        </w:tc>
+      </w:tr>
+      <w:tr>
+        <w:trPr>
+          <w:cantSplit/>
+          <w:tblHeader w:val="false"/>
+        </w:trPr>
+        <w:tc>
+          <w:tcPr>
+            <w:tcW w:type="dxa" w:w="1100"/>
+            <w:tcBorders>
+              <w:top w:val="single" w:color="C5D3E1" w:sz="4"/>
+              <w:left w:val="single" w:color="C5D3E1" w:sz="4"/>
+              <w:bottom w:val="single" w:color="C5D3E1" w:sz="4"/>
+              <w:right w:val="single" w:color="C5D3E1" w:sz="4"/>
+            </w:tcBorders>
+            <w:tcMar>
+              <w:top w:type="dxa" w:w="60"/>
+              <w:left w:type="dxa" w:w="100"/>
+              <w:bottom w:type="dxa" w:w="60"/>
+              <w:right w:type="dxa" w:w="100"/>
+            </w:tcMar>
+          </w:tcPr>
+          <w:p>
+            <w:r>
+              <w:rPr>
+                <w:rFonts w:ascii="Calibri" w:cs="Calibri" w:eastAsia="Calibri" w:hAnsi="Calibri"/>
+                <w:b w:val="false"/>
+                <w:bCs w:val="false"/>
+                <w:sz w:val="18"/>
+                <w:szCs w:val="18"/>
+              </w:rPr>
+              <w:t xml:space="preserve">Modified</w:t>
+            </w:r>
+          </w:p>
+        </w:tc>
+        <w:tc>
+          <w:tcPr>
+            <w:tcW w:type="dxa" w:w="4060"/>
+            <w:tcBorders>
+              <w:top w:val="single" w:color="C5D3E1" w:sz="4"/>
+              <w:left w:val="single" w:color="C5D3E1" w:sz="4"/>
+              <w:bottom w:val="single" w:color="C5D3E1" w:sz="4"/>
+              <w:right w:val="single" w:color="C5D3E1" w:sz="4"/>
+            </w:tcBorders>
+            <w:tcMar>
+              <w:top w:type="dxa" w:w="60"/>
+              <w:left w:type="dxa" w:w="100"/>
+              <w:bottom w:type="dxa" w:w="60"/>
+              <w:right w:type="dxa" w:w="100"/>
+            </w:tcMar>
+          </w:tcPr>
+          <w:p>
+            <w:r>
+              <w:rPr>
+                <w:rFonts w:ascii="Calibri" w:cs="Calibri" w:eastAsia="Calibri" w:hAnsi="Calibri"/>
+                <w:b w:val="false"/>
+                <w:bCs w:val="false"/>
+                <w:sz w:val="18"/>
+                <w:szCs w:val="18"/>
+              </w:rPr>
+              <w:t xml:space="preserve">docs/audit/FE-00_AI_Audit_Log.docx</w:t>
+            </w:r>
+          </w:p>
+        </w:tc>
+        <w:tc>
+          <w:tcPr>
+            <w:tcW w:type="dxa" w:w="4200"/>
+            <w:tcBorders>
+              <w:top w:val="single" w:color="C5D3E1" w:sz="4"/>
+              <w:left w:val="single" w:color="C5D3E1" w:sz="4"/>
+              <w:bottom w:val="single" w:color="C5D3E1" w:sz="4"/>
+              <w:right w:val="single" w:color="C5D3E1" w:sz="4"/>
+            </w:tcBorders>
+            <w:tcMar>
+              <w:top w:type="dxa" w:w="60"/>
+              <w:left w:type="dxa" w:w="100"/>
+              <w:bottom w:type="dxa" w:w="60"/>
+              <w:right w:type="dxa" w:w="100"/>
+            </w:tcMar>
+          </w:tcPr>
+          <w:p>
+            <w:r>
+              <w:rPr>
+                <w:rFonts w:ascii="Calibri" w:cs="Calibri" w:eastAsia="Calibri" w:hAnsi="Calibri"/>
+                <w:b w:val="false"/>
+                <w:bCs w:val="false"/>
+                <w:sz w:val="18"/>
+                <w:szCs w:val="18"/>
+              </w:rPr>
+              <w:t xml:space="preserve">Review Round 3 section; Step 4b row in words; plain hyphen bullets</w:t>
+            </w:r>
+          </w:p>
+        </w:tc>
+      </w:tr>
+      <w:tr>
+        <w:trPr>
+          <w:cantSplit/>
+          <w:tblHeader w:val="false"/>
+        </w:trPr>
+        <w:tc>
+          <w:tcPr>
+            <w:tcW w:type="dxa" w:w="1100"/>
+            <w:tcBorders>
+              <w:top w:val="single" w:color="C5D3E1" w:sz="4"/>
+              <w:left w:val="single" w:color="C5D3E1" w:sz="4"/>
+              <w:bottom w:val="single" w:color="C5D3E1" w:sz="4"/>
+              <w:right w:val="single" w:color="C5D3E1" w:sz="4"/>
+            </w:tcBorders>
+            <w:tcMar>
+              <w:top w:type="dxa" w:w="60"/>
+              <w:left w:type="dxa" w:w="100"/>
+              <w:bottom w:type="dxa" w:w="60"/>
+              <w:right w:type="dxa" w:w="100"/>
+            </w:tcMar>
+          </w:tcPr>
+          <w:p>
+            <w:r>
+              <w:rPr>
+                <w:rFonts w:ascii="Calibri" w:cs="Calibri" w:eastAsia="Calibri" w:hAnsi="Calibri"/>
+                <w:b w:val="false"/>
+                <w:bCs w:val="false"/>
+                <w:sz w:val="18"/>
+                <w:szCs w:val="18"/>
+              </w:rPr>
+              <w:t xml:space="preserve">Modified</w:t>
+            </w:r>
+          </w:p>
+        </w:tc>
+        <w:tc>
+          <w:tcPr>
+            <w:tcW w:type="dxa" w:w="4060"/>
+            <w:tcBorders>
+              <w:top w:val="single" w:color="C5D3E1" w:sz="4"/>
+              <w:left w:val="single" w:color="C5D3E1" w:sz="4"/>
+              <w:bottom w:val="single" w:color="C5D3E1" w:sz="4"/>
+              <w:right w:val="single" w:color="C5D3E1" w:sz="4"/>
+            </w:tcBorders>
+            <w:tcMar>
+              <w:top w:type="dxa" w:w="60"/>
+              <w:left w:type="dxa" w:w="100"/>
+              <w:bottom w:type="dxa" w:w="60"/>
+              <w:right w:type="dxa" w:w="100"/>
+            </w:tcMar>
+          </w:tcPr>
+          <w:p>
+            <w:r>
+              <w:rPr>
+                <w:rFonts w:ascii="Calibri" w:cs="Calibri" w:eastAsia="Calibri" w:hAnsi="Calibri"/>
+                <w:b w:val="false"/>
+                <w:bCs w:val="false"/>
+                <w:sz w:val="18"/>
+                <w:szCs w:val="18"/>
+              </w:rPr>
+              <w:t xml:space="preserve">docs/tests/FE-00_test_cases.md</w:t>
+            </w:r>
+          </w:p>
+        </w:tc>
+        <w:tc>
+          <w:tcPr>
+            <w:tcW w:type="dxa" w:w="4200"/>
+            <w:tcBorders>
+              <w:top w:val="single" w:color="C5D3E1" w:sz="4"/>
+              <w:left w:val="single" w:color="C5D3E1" w:sz="4"/>
+              <w:bottom w:val="single" w:color="C5D3E1" w:sz="4"/>
+              <w:right w:val="single" w:color="C5D3E1" w:sz="4"/>
+            </w:tcBorders>
+            <w:tcMar>
+              <w:top w:type="dxa" w:w="60"/>
+              <w:left w:type="dxa" w:w="100"/>
+              <w:bottom w:type="dxa" w:w="60"/>
+              <w:right w:type="dxa" w:w="100"/>
+            </w:tcMar>
+          </w:tcPr>
+          <w:p>
+            <w:r>
+              <w:rPr>
+                <w:rFonts w:ascii="Calibri" w:cs="Calibri" w:eastAsia="Calibri" w:hAnsi="Calibri"/>
+                <w:b w:val="false"/>
+                <w:bCs w:val="false"/>
+                <w:sz w:val="18"/>
+                <w:szCs w:val="18"/>
+              </w:rPr>
+              <w:t xml:space="preserve">TC-FE00-068 to TC-FE00-070, 5 browser checks, updated totals</w:t>
+            </w:r>
+          </w:p>
+        </w:tc>
+      </w:tr>
+      <w:tr>
+        <w:trPr>
+          <w:cantSplit/>
+          <w:tblHeader w:val="false"/>
+        </w:trPr>
+        <w:tc>
+          <w:tcPr>
+            <w:tcW w:type="dxa" w:w="1100"/>
+            <w:tcBorders>
+              <w:top w:val="single" w:color="C5D3E1" w:sz="4"/>
+              <w:left w:val="single" w:color="C5D3E1" w:sz="4"/>
+              <w:bottom w:val="single" w:color="C5D3E1" w:sz="4"/>
+              <w:right w:val="single" w:color="C5D3E1" w:sz="4"/>
+            </w:tcBorders>
+            <w:tcMar>
+              <w:top w:type="dxa" w:w="60"/>
+              <w:left w:type="dxa" w:w="100"/>
+              <w:bottom w:type="dxa" w:w="60"/>
+              <w:right w:type="dxa" w:w="100"/>
+            </w:tcMar>
+          </w:tcPr>
+          <w:p>
+            <w:r>
+              <w:rPr>
+                <w:rFonts w:ascii="Calibri" w:cs="Calibri" w:eastAsia="Calibri" w:hAnsi="Calibri"/>
+                <w:b w:val="false"/>
+                <w:bCs w:val="false"/>
+                <w:sz w:val="18"/>
+                <w:szCs w:val="18"/>
+              </w:rPr>
+              <w:t xml:space="preserve">Modified</w:t>
+            </w:r>
+          </w:p>
+        </w:tc>
+        <w:tc>
+          <w:tcPr>
+            <w:tcW w:type="dxa" w:w="4060"/>
+            <w:tcBorders>
+              <w:top w:val="single" w:color="C5D3E1" w:sz="4"/>
+              <w:left w:val="single" w:color="C5D3E1" w:sz="4"/>
+              <w:bottom w:val="single" w:color="C5D3E1" w:sz="4"/>
+              <w:right w:val="single" w:color="C5D3E1" w:sz="4"/>
+            </w:tcBorders>
+            <w:tcMar>
+              <w:top w:type="dxa" w:w="60"/>
+              <w:left w:type="dxa" w:w="100"/>
+              <w:bottom w:type="dxa" w:w="60"/>
+              <w:right w:type="dxa" w:w="100"/>
+            </w:tcMar>
+          </w:tcPr>
+          <w:p>
+            <w:r>
+              <w:rPr>
+                <w:rFonts w:ascii="Calibri" w:cs="Calibri" w:eastAsia="Calibri" w:hAnsi="Calibri"/>
+                <w:b w:val="false"/>
+                <w:bCs w:val="false"/>
+                <w:sz w:val="18"/>
+                <w:szCs w:val="18"/>
+              </w:rPr>
+              <w:t xml:space="preserve">frontend/src/api/client.ts</w:t>
+            </w:r>
+          </w:p>
+        </w:tc>
+        <w:tc>
+          <w:tcPr>
+            <w:tcW w:type="dxa" w:w="4200"/>
+            <w:tcBorders>
+              <w:top w:val="single" w:color="C5D3E1" w:sz="4"/>
+              <w:left w:val="single" w:color="C5D3E1" w:sz="4"/>
+              <w:bottom w:val="single" w:color="C5D3E1" w:sz="4"/>
+              <w:right w:val="single" w:color="C5D3E1" w:sz="4"/>
+            </w:tcBorders>
+            <w:tcMar>
+              <w:top w:type="dxa" w:w="60"/>
+              <w:left w:type="dxa" w:w="100"/>
+              <w:bottom w:type="dxa" w:w="60"/>
+              <w:right w:type="dxa" w:w="100"/>
+            </w:tcMar>
+          </w:tcPr>
+          <w:p>
+            <w:r>
+              <w:rPr>
+                <w:rFonts w:ascii="Calibri" w:cs="Calibri" w:eastAsia="Calibri" w:hAnsi="Calibri"/>
+                <w:b w:val="false"/>
+                <w:bCs w:val="false"/>
+                <w:sz w:val="18"/>
+                <w:szCs w:val="18"/>
+              </w:rPr>
+              <w:t xml:space="preserve">REFRESH_TIMEOUT_MS (15000 ms) on POST /auth/refresh with AbortController and setTimeout; timer cleared in finally</w:t>
+            </w:r>
+          </w:p>
+        </w:tc>
+      </w:tr>
+      <w:tr>
+        <w:trPr>
+          <w:cantSplit/>
+          <w:tblHeader w:val="false"/>
+        </w:trPr>
+        <w:tc>
+          <w:tcPr>
+            <w:tcW w:type="dxa" w:w="1100"/>
+            <w:tcBorders>
+              <w:top w:val="single" w:color="C5D3E1" w:sz="4"/>
+              <w:left w:val="single" w:color="C5D3E1" w:sz="4"/>
+              <w:bottom w:val="single" w:color="C5D3E1" w:sz="4"/>
+              <w:right w:val="single" w:color="C5D3E1" w:sz="4"/>
+            </w:tcBorders>
+            <w:tcMar>
+              <w:top w:type="dxa" w:w="60"/>
+              <w:left w:type="dxa" w:w="100"/>
+              <w:bottom w:type="dxa" w:w="60"/>
+              <w:right w:type="dxa" w:w="100"/>
+            </w:tcMar>
+          </w:tcPr>
+          <w:p>
+            <w:r>
+              <w:rPr>
+                <w:rFonts w:ascii="Calibri" w:cs="Calibri" w:eastAsia="Calibri" w:hAnsi="Calibri"/>
+                <w:b w:val="false"/>
+                <w:bCs w:val="false"/>
+                <w:sz w:val="18"/>
+                <w:szCs w:val="18"/>
+              </w:rPr>
+              <w:t xml:space="preserve">Modified</w:t>
+            </w:r>
+          </w:p>
+        </w:tc>
+        <w:tc>
+          <w:tcPr>
+            <w:tcW w:type="dxa" w:w="4060"/>
+            <w:tcBorders>
+              <w:top w:val="single" w:color="C5D3E1" w:sz="4"/>
+              <w:left w:val="single" w:color="C5D3E1" w:sz="4"/>
+              <w:bottom w:val="single" w:color="C5D3E1" w:sz="4"/>
+              <w:right w:val="single" w:color="C5D3E1" w:sz="4"/>
+            </w:tcBorders>
+            <w:tcMar>
+              <w:top w:type="dxa" w:w="60"/>
+              <w:left w:type="dxa" w:w="100"/>
+              <w:bottom w:type="dxa" w:w="60"/>
+              <w:right w:type="dxa" w:w="100"/>
+            </w:tcMar>
+          </w:tcPr>
+          <w:p>
+            <w:r>
+              <w:rPr>
+                <w:rFonts w:ascii="Calibri" w:cs="Calibri" w:eastAsia="Calibri" w:hAnsi="Calibri"/>
+                <w:b w:val="false"/>
+                <w:bCs w:val="false"/>
+                <w:sz w:val="18"/>
+                <w:szCs w:val="18"/>
+              </w:rPr>
+              <w:t xml:space="preserve">frontend/src/api/crossTab.test.ts</w:t>
+            </w:r>
+          </w:p>
+        </w:tc>
+        <w:tc>
+          <w:tcPr>
+            <w:tcW w:type="dxa" w:w="4200"/>
+            <w:tcBorders>
+              <w:top w:val="single" w:color="C5D3E1" w:sz="4"/>
+              <w:left w:val="single" w:color="C5D3E1" w:sz="4"/>
+              <w:bottom w:val="single" w:color="C5D3E1" w:sz="4"/>
+              <w:right w:val="single" w:color="C5D3E1" w:sz="4"/>
+            </w:tcBorders>
+            <w:tcMar>
+              <w:top w:type="dxa" w:w="60"/>
+              <w:left w:type="dxa" w:w="100"/>
+              <w:bottom w:type="dxa" w:w="60"/>
+              <w:right w:type="dxa" w:w="100"/>
+            </w:tcMar>
+          </w:tcPr>
+          <w:p>
+            <w:r>
+              <w:rPr>
+                <w:rFonts w:ascii="Calibri" w:cs="Calibri" w:eastAsia="Calibri" w:hAnsi="Calibri"/>
+                <w:b w:val="false"/>
+                <w:bCs w:val="false"/>
+                <w:sz w:val="18"/>
+                <w:szCs w:val="18"/>
+              </w:rPr>
+              <w:t xml:space="preserve">3 fake timer tests in describe refresh timeout</w:t>
+            </w:r>
+          </w:p>
+        </w:tc>
+      </w:tr>
+    </w:tbl>
+    <w:p>
+      <w:pPr>
+        <w:pStyle w:val="Heading1"/>
+        <w:spacing w:after="120" w:before="280"/>
+      </w:pPr>
+      <w:r>
+        <w:rPr>
+          <w:rFonts w:ascii="Calibri" w:cs="Calibri" w:eastAsia="Calibri" w:hAnsi="Calibri"/>
+          <w:b/>
+          <w:bCs/>
+          <w:color w:val="102E50"/>
+          <w:sz w:val="28"/>
+          <w:szCs w:val="28"/>
+        </w:rPr>
+        <w:t xml:space="preserve">9. Repository File Inventory (whole task, compared with main)</w:t>
       </w:r>
     </w:p>
     <w:p>
@@ -15178,7 +16670,7 @@
           <w:sz w:val="28"/>
           <w:szCs w:val="28"/>
         </w:rPr>
-        <w:t xml:space="preserve">9. Pre-Merge Verification Guidance</w:t>
+        <w:t xml:space="preserve">10. Pre-Merge Verification Guidance</w:t>
       </w:r>
     </w:p>
     <w:p>
@@ -15409,7 +16901,7 @@
     <w:lvl w:ilvl="0" w15:tentative="1">
       <w:start w:val="1"/>
       <w:numFmt w:val="bullet"/>
-      <w:lvlText w:val="●"/>
+      <w:lvlText w:val="-"/>
       <w:lvlJc w:val="left"/>
       <w:pPr>
         <w:ind w:left="720" w:hanging="360"/>
@@ -15418,7 +16910,7 @@
     <w:lvl w:ilvl="1" w15:tentative="1">
       <w:start w:val="1"/>
       <w:numFmt w:val="bullet"/>
-      <w:lvlText w:val="○"/>
+      <w:lvlText w:val="-"/>
       <w:lvlJc w:val="left"/>
       <w:pPr>
         <w:ind w:left="1440" w:hanging="360"/>
@@ -15427,7 +16919,7 @@
     <w:lvl w:ilvl="2" w15:tentative="1">
       <w:start w:val="1"/>
       <w:numFmt w:val="bullet"/>
-      <w:lvlText w:val="■"/>
+      <w:lvlText w:val="-"/>
       <w:lvlJc w:val="left"/>
       <w:pPr>
         <w:ind w:left="2160" w:hanging="360"/>
@@ -15436,7 +16928,7 @@
     <w:lvl w:ilvl="3" w15:tentative="1">
       <w:start w:val="1"/>
       <w:numFmt w:val="bullet"/>
-      <w:lvlText w:val="●"/>
+      <w:lvlText w:val="-"/>
       <w:lvlJc w:val="left"/>
       <w:pPr>
         <w:ind w:left="2880" w:hanging="360"/>
@@ -15445,7 +16937,7 @@
     <w:lvl w:ilvl="4" w15:tentative="1">
       <w:start w:val="1"/>
       <w:numFmt w:val="bullet"/>
-      <w:lvlText w:val="○"/>
+      <w:lvlText w:val="-"/>
       <w:lvlJc w:val="left"/>
       <w:pPr>
         <w:ind w:left="3600" w:hanging="360"/>
@@ -15454,7 +16946,7 @@
     <w:lvl w:ilvl="5" w15:tentative="1">
       <w:start w:val="1"/>
       <w:numFmt w:val="bullet"/>
-      <w:lvlText w:val="■"/>
+      <w:lvlText w:val="-"/>
       <w:lvlJc w:val="left"/>
       <w:pPr>
         <w:ind w:left="4320" w:hanging="360"/>
@@ -15463,7 +16955,7 @@
     <w:lvl w:ilvl="6" w15:tentative="1">
       <w:start w:val="1"/>
       <w:numFmt w:val="bullet"/>
-      <w:lvlText w:val="●"/>
+      <w:lvlText w:val="-"/>
       <w:lvlJc w:val="left"/>
       <w:pPr>
         <w:ind w:left="5040" w:hanging="360"/>
@@ -15472,7 +16964,7 @@
     <w:lvl w:ilvl="7" w15:tentative="1">
       <w:start w:val="1"/>
       <w:numFmt w:val="bullet"/>
-      <w:lvlText w:val="●"/>
+      <w:lvlText w:val="-"/>
       <w:lvlJc w:val="left"/>
       <w:pPr>
         <w:ind w:left="5760" w:hanging="360"/>
@@ -15481,7 +16973,7 @@
     <w:lvl w:ilvl="8" w15:tentative="1">
       <w:start w:val="1"/>
       <w:numFmt w:val="bullet"/>
-      <w:lvlText w:val="●"/>
+      <w:lvlText w:val="-"/>
       <w:lvlJc w:val="left"/>
       <w:pPr>
         <w:ind w:left="6480" w:hanging="360"/>
@@ -15493,7 +16985,7 @@
     <w:lvl w:ilvl="0" w15:tentative="1">
       <w:start w:val="1"/>
       <w:numFmt w:val="bullet"/>
-      <w:lvlText w:val="•"/>
+      <w:lvlText w:val="-"/>
       <w:lvlJc w:val="left"/>
       <w:pPr>
         <w:ind w:left="540" w:hanging="270"/>
